--- a/results/pilot_3models/final_report.docx
+++ b/results/pilot_3models/final_report.docx
@@ -7,10 +7,12 @@
         <w:pStyle w:val="Heading1"/>
       </w:pPr>
       <w:r>
+        <w:rPr/>
         <w:t>LLM Rhetorical Element Detection — Pilot, DEV Tuning &amp; Frozen TEST Evaluation</w:t>
       </w:r>
     </w:p>
     <w:p>
+      <w:pPr/>
       <w:r>
         <w:rPr>
           <w:b/>
@@ -25,6 +27,7 @@
       </w:r>
     </w:p>
     <w:p>
+      <w:pPr/>
       <w:r>
         <w:rPr>
           <w:b/>
@@ -39,6 +42,7 @@
       </w:r>
     </w:p>
     <w:p>
+      <w:pPr/>
       <w:r>
         <w:rPr>
           <w:b w:val="0"/>
@@ -47,6 +51,7 @@
       </w:r>
     </w:p>
     <w:p>
+      <w:pPr/>
       <w:r>
         <w:rPr>
           <w:b w:val="0"/>
@@ -59,10 +64,12 @@
         <w:pStyle w:val="Heading2"/>
       </w:pPr>
       <w:r>
+        <w:rPr/>
         <w:t>1. Executive Summary</w:t>
       </w:r>
     </w:p>
     <w:p>
+      <w:pPr/>
       <w:r>
         <w:rPr>
           <w:b w:val="0"/>
@@ -99,10 +106,12 @@
         <w:pStyle w:val="Heading3"/>
       </w:pPr>
       <w:r>
+        <w:rPr/>
         <w:t>1.1 Frozen TEST results (the thesis's headline numbers)</w:t>
       </w:r>
     </w:p>
     <w:p>
+      <w:pPr/>
       <w:r>
         <w:rPr>
           <w:b w:val="0"/>
@@ -143,7 +152,9 @@
             <w:tcW w:type="dxa" w:w="1234"/>
           </w:tcPr>
           <w:p>
-            <w:r>
+            <w:pPr/>
+            <w:r>
+              <w:rPr/>
               <w:t>Element</w:t>
             </w:r>
           </w:p>
@@ -153,7 +164,9 @@
             <w:tcW w:type="dxa" w:w="1234"/>
           </w:tcPr>
           <w:p>
-            <w:r>
+            <w:pPr/>
+            <w:r>
+              <w:rPr/>
               <w:t>Model</w:t>
             </w:r>
           </w:p>
@@ -163,7 +176,9 @@
             <w:tcW w:type="dxa" w:w="1234"/>
           </w:tcPr>
           <w:p>
-            <w:r>
+            <w:pPr/>
+            <w:r>
+              <w:rPr/>
               <w:t>Baseline TP/FP/FN</w:t>
             </w:r>
           </w:p>
@@ -173,7 +188,9 @@
             <w:tcW w:type="dxa" w:w="1234"/>
           </w:tcPr>
           <w:p>
-            <w:r>
+            <w:pPr/>
+            <w:r>
+              <w:rPr/>
               <w:t>Baseline F1</w:t>
             </w:r>
           </w:p>
@@ -183,7 +200,9 @@
             <w:tcW w:type="dxa" w:w="1234"/>
           </w:tcPr>
           <w:p>
-            <w:r>
+            <w:pPr/>
+            <w:r>
+              <w:rPr/>
               <w:t>v4combined TP/FP/FN</w:t>
             </w:r>
           </w:p>
@@ -193,7 +212,9 @@
             <w:tcW w:type="dxa" w:w="1234"/>
           </w:tcPr>
           <w:p>
-            <w:r>
+            <w:pPr/>
+            <w:r>
+              <w:rPr/>
               <w:t>v4 F1</w:t>
             </w:r>
           </w:p>
@@ -203,7 +224,9 @@
             <w:tcW w:type="dxa" w:w="1234"/>
           </w:tcPr>
           <w:p>
-            <w:r>
+            <w:pPr/>
+            <w:r>
+              <w:rPr/>
               <w:t>Δ</w:t>
             </w:r>
           </w:p>
@@ -215,7 +238,9 @@
             <w:tcW w:type="dxa" w:w="1234"/>
           </w:tcPr>
           <w:p>
-            <w:r>
+            <w:pPr/>
+            <w:r>
+              <w:rPr/>
               <w:t>Trope</w:t>
             </w:r>
           </w:p>
@@ -225,7 +250,9 @@
             <w:tcW w:type="dxa" w:w="1234"/>
           </w:tcPr>
           <w:p>
-            <w:r>
+            <w:pPr/>
+            <w:r>
+              <w:rPr/>
               <w:t>Claude Sonnet 4.6</w:t>
             </w:r>
           </w:p>
@@ -235,7 +262,9 @@
             <w:tcW w:type="dxa" w:w="1234"/>
           </w:tcPr>
           <w:p>
-            <w:r>
+            <w:pPr/>
+            <w:r>
+              <w:rPr/>
               <w:t>17/3/162</w:t>
             </w:r>
           </w:p>
@@ -245,7 +274,9 @@
             <w:tcW w:type="dxa" w:w="1234"/>
           </w:tcPr>
           <w:p>
-            <w:r>
+            <w:pPr/>
+            <w:r>
+              <w:rPr/>
               <w:t>0.171</w:t>
             </w:r>
           </w:p>
@@ -255,7 +286,9 @@
             <w:tcW w:type="dxa" w:w="1234"/>
           </w:tcPr>
           <w:p>
-            <w:r>
+            <w:pPr/>
+            <w:r>
+              <w:rPr/>
               <w:t>25/3/154</w:t>
             </w:r>
           </w:p>
@@ -265,7 +298,9 @@
             <w:tcW w:type="dxa" w:w="1234"/>
           </w:tcPr>
           <w:p>
-            <w:r>
+            <w:pPr/>
+            <w:r>
+              <w:rPr/>
               <w:t>0.242</w:t>
             </w:r>
           </w:p>
@@ -275,7 +310,9 @@
             <w:tcW w:type="dxa" w:w="1234"/>
           </w:tcPr>
           <w:p>
-            <w:r>
+            <w:pPr/>
+            <w:r>
+              <w:rPr/>
               <w:t>+42%</w:t>
             </w:r>
           </w:p>
@@ -287,7 +324,9 @@
             <w:tcW w:type="dxa" w:w="1234"/>
           </w:tcPr>
           <w:p>
-            <w:r>
+            <w:pPr/>
+            <w:r>
+              <w:rPr/>
               <w:t>Trope</w:t>
             </w:r>
           </w:p>
@@ -297,7 +336,9 @@
             <w:tcW w:type="dxa" w:w="1234"/>
           </w:tcPr>
           <w:p>
-            <w:r>
+            <w:pPr/>
+            <w:r>
+              <w:rPr/>
               <w:t>GPT-5.4-mini</w:t>
             </w:r>
           </w:p>
@@ -307,7 +348,9 @@
             <w:tcW w:type="dxa" w:w="1234"/>
           </w:tcPr>
           <w:p>
-            <w:r>
+            <w:pPr/>
+            <w:r>
+              <w:rPr/>
               <w:t>6/1/173</w:t>
             </w:r>
           </w:p>
@@ -317,7 +360,9 @@
             <w:tcW w:type="dxa" w:w="1234"/>
           </w:tcPr>
           <w:p>
-            <w:r>
+            <w:pPr/>
+            <w:r>
+              <w:rPr/>
               <w:t>0.065</w:t>
             </w:r>
           </w:p>
@@ -327,7 +372,9 @@
             <w:tcW w:type="dxa" w:w="1234"/>
           </w:tcPr>
           <w:p>
-            <w:r>
+            <w:pPr/>
+            <w:r>
+              <w:rPr/>
               <w:t>28/16/151</w:t>
             </w:r>
           </w:p>
@@ -337,7 +384,9 @@
             <w:tcW w:type="dxa" w:w="1234"/>
           </w:tcPr>
           <w:p>
-            <w:r>
+            <w:pPr/>
+            <w:r>
+              <w:rPr/>
               <w:t>0.251</w:t>
             </w:r>
           </w:p>
@@ -347,7 +396,9 @@
             <w:tcW w:type="dxa" w:w="1234"/>
           </w:tcPr>
           <w:p>
-            <w:r>
+            <w:pPr/>
+            <w:r>
+              <w:rPr/>
               <w:t>+286%</w:t>
             </w:r>
           </w:p>
@@ -359,7 +410,9 @@
             <w:tcW w:type="dxa" w:w="1234"/>
           </w:tcPr>
           <w:p>
-            <w:r>
+            <w:pPr/>
+            <w:r>
+              <w:rPr/>
               <w:t>Trope</w:t>
             </w:r>
           </w:p>
@@ -369,7 +422,9 @@
             <w:tcW w:type="dxa" w:w="1234"/>
           </w:tcPr>
           <w:p>
-            <w:r>
+            <w:pPr/>
+            <w:r>
+              <w:rPr/>
               <w:t>Gemini 3.5 Flash</w:t>
             </w:r>
           </w:p>
@@ -379,7 +434,9 @@
             <w:tcW w:type="dxa" w:w="1234"/>
           </w:tcPr>
           <w:p>
-            <w:r>
+            <w:pPr/>
+            <w:r>
+              <w:rPr/>
               <w:t>34/4/145</w:t>
             </w:r>
           </w:p>
@@ -389,7 +446,9 @@
             <w:tcW w:type="dxa" w:w="1234"/>
           </w:tcPr>
           <w:p>
-            <w:r>
+            <w:pPr/>
+            <w:r>
+              <w:rPr/>
               <w:t>0.313</w:t>
             </w:r>
           </w:p>
@@ -399,7 +458,9 @@
             <w:tcW w:type="dxa" w:w="1234"/>
           </w:tcPr>
           <w:p>
-            <w:r>
+            <w:pPr/>
+            <w:r>
+              <w:rPr/>
               <w:t>45/9/134</w:t>
             </w:r>
           </w:p>
@@ -409,7 +470,9 @@
             <w:tcW w:type="dxa" w:w="1234"/>
           </w:tcPr>
           <w:p>
-            <w:r>
+            <w:pPr/>
+            <w:r>
+              <w:rPr/>
               <w:t>0.386</w:t>
             </w:r>
           </w:p>
@@ -419,7 +482,9 @@
             <w:tcW w:type="dxa" w:w="1234"/>
           </w:tcPr>
           <w:p>
-            <w:r>
+            <w:pPr/>
+            <w:r>
+              <w:rPr/>
               <w:t>+23%</w:t>
             </w:r>
           </w:p>
@@ -431,7 +496,9 @@
             <w:tcW w:type="dxa" w:w="1234"/>
           </w:tcPr>
           <w:p>
-            <w:r>
+            <w:pPr/>
+            <w:r>
+              <w:rPr/>
               <w:t>Kenning</w:t>
             </w:r>
           </w:p>
@@ -441,7 +508,9 @@
             <w:tcW w:type="dxa" w:w="1234"/>
           </w:tcPr>
           <w:p>
-            <w:r>
+            <w:pPr/>
+            <w:r>
+              <w:rPr/>
               <w:t>Claude Sonnet 4.6</w:t>
             </w:r>
           </w:p>
@@ -451,7 +520,9 @@
             <w:tcW w:type="dxa" w:w="1234"/>
           </w:tcPr>
           <w:p>
-            <w:r>
+            <w:pPr/>
+            <w:r>
+              <w:rPr/>
               <w:t>8/2/139</w:t>
             </w:r>
           </w:p>
@@ -461,7 +532,9 @@
             <w:tcW w:type="dxa" w:w="1234"/>
           </w:tcPr>
           <w:p>
-            <w:r>
+            <w:pPr/>
+            <w:r>
+              <w:rPr/>
               <w:t>0.102</w:t>
             </w:r>
           </w:p>
@@ -471,7 +544,9 @@
             <w:tcW w:type="dxa" w:w="1234"/>
           </w:tcPr>
           <w:p>
-            <w:r>
+            <w:pPr/>
+            <w:r>
+              <w:rPr/>
               <w:t>8/6/139</w:t>
             </w:r>
           </w:p>
@@ -481,7 +556,9 @@
             <w:tcW w:type="dxa" w:w="1234"/>
           </w:tcPr>
           <w:p>
-            <w:r>
+            <w:pPr/>
+            <w:r>
+              <w:rPr/>
               <w:t>0.099</w:t>
             </w:r>
           </w:p>
@@ -491,7 +568,9 @@
             <w:tcW w:type="dxa" w:w="1234"/>
           </w:tcPr>
           <w:p>
-            <w:r>
+            <w:pPr/>
+            <w:r>
+              <w:rPr/>
               <w:t>~flat</w:t>
             </w:r>
           </w:p>
@@ -503,7 +582,9 @@
             <w:tcW w:type="dxa" w:w="1234"/>
           </w:tcPr>
           <w:p>
-            <w:r>
+            <w:pPr/>
+            <w:r>
+              <w:rPr/>
               <w:t>Kenning</w:t>
             </w:r>
           </w:p>
@@ -513,7 +594,9 @@
             <w:tcW w:type="dxa" w:w="1234"/>
           </w:tcPr>
           <w:p>
-            <w:r>
+            <w:pPr/>
+            <w:r>
+              <w:rPr/>
               <w:t>GPT-5.4-mini</w:t>
             </w:r>
           </w:p>
@@ -523,7 +606,9 @@
             <w:tcW w:type="dxa" w:w="1234"/>
           </w:tcPr>
           <w:p>
-            <w:r>
+            <w:pPr/>
+            <w:r>
+              <w:rPr/>
               <w:t>1/4/146</w:t>
             </w:r>
           </w:p>
@@ -533,7 +618,9 @@
             <w:tcW w:type="dxa" w:w="1234"/>
           </w:tcPr>
           <w:p>
-            <w:r>
+            <w:pPr/>
+            <w:r>
+              <w:rPr/>
               <w:t>0.013</w:t>
             </w:r>
           </w:p>
@@ -543,7 +630,9 @@
             <w:tcW w:type="dxa" w:w="1234"/>
           </w:tcPr>
           <w:p>
-            <w:r>
+            <w:pPr/>
+            <w:r>
+              <w:rPr/>
               <w:t>4/7/143</w:t>
             </w:r>
           </w:p>
@@ -553,7 +642,9 @@
             <w:tcW w:type="dxa" w:w="1234"/>
           </w:tcPr>
           <w:p>
-            <w:r>
+            <w:pPr/>
+            <w:r>
+              <w:rPr/>
               <w:t>0.051</w:t>
             </w:r>
           </w:p>
@@ -563,7 +654,9 @@
             <w:tcW w:type="dxa" w:w="1234"/>
           </w:tcPr>
           <w:p>
-            <w:r>
+            <w:pPr/>
+            <w:r>
+              <w:rPr/>
               <w:t>+0.038 (4x, still tiny)</w:t>
             </w:r>
           </w:p>
@@ -575,7 +668,9 @@
             <w:tcW w:type="dxa" w:w="1234"/>
           </w:tcPr>
           <w:p>
-            <w:r>
+            <w:pPr/>
+            <w:r>
+              <w:rPr/>
               <w:t>Kenning</w:t>
             </w:r>
           </w:p>
@@ -585,7 +680,9 @@
             <w:tcW w:type="dxa" w:w="1234"/>
           </w:tcPr>
           <w:p>
-            <w:r>
+            <w:pPr/>
+            <w:r>
+              <w:rPr/>
               <w:t>Gemini 3.5 Flash</w:t>
             </w:r>
           </w:p>
@@ -595,7 +692,9 @@
             <w:tcW w:type="dxa" w:w="1234"/>
           </w:tcPr>
           <w:p>
-            <w:r>
+            <w:pPr/>
+            <w:r>
+              <w:rPr/>
               <w:t>9/4/138</w:t>
             </w:r>
           </w:p>
@@ -605,7 +704,9 @@
             <w:tcW w:type="dxa" w:w="1234"/>
           </w:tcPr>
           <w:p>
-            <w:r>
+            <w:pPr/>
+            <w:r>
+              <w:rPr/>
               <w:t>0.113</w:t>
             </w:r>
           </w:p>
@@ -615,7 +716,9 @@
             <w:tcW w:type="dxa" w:w="1234"/>
           </w:tcPr>
           <w:p>
-            <w:r>
+            <w:pPr/>
+            <w:r>
+              <w:rPr/>
               <w:t>15/8/132</w:t>
             </w:r>
           </w:p>
@@ -625,7 +728,9 @@
             <w:tcW w:type="dxa" w:w="1234"/>
           </w:tcPr>
           <w:p>
-            <w:r>
+            <w:pPr/>
+            <w:r>
+              <w:rPr/>
               <w:t>0.176</w:t>
             </w:r>
           </w:p>
@@ -635,7 +740,9 @@
             <w:tcW w:type="dxa" w:w="1234"/>
           </w:tcPr>
           <w:p>
-            <w:r>
+            <w:pPr/>
+            <w:r>
+              <w:rPr/>
               <w:t>+56%</w:t>
             </w:r>
           </w:p>
@@ -647,7 +754,9 @@
             <w:tcW w:type="dxa" w:w="1234"/>
           </w:tcPr>
           <w:p>
-            <w:r>
+            <w:pPr/>
+            <w:r>
+              <w:rPr/>
               <w:t>Simile</w:t>
             </w:r>
           </w:p>
@@ -657,7 +766,9 @@
             <w:tcW w:type="dxa" w:w="1234"/>
           </w:tcPr>
           <w:p>
-            <w:r>
+            <w:pPr/>
+            <w:r>
+              <w:rPr/>
               <w:t>Claude Sonnet 4.6</w:t>
             </w:r>
           </w:p>
@@ -667,7 +778,9 @@
             <w:tcW w:type="dxa" w:w="1234"/>
           </w:tcPr>
           <w:p>
-            <w:r>
+            <w:pPr/>
+            <w:r>
+              <w:rPr/>
               <w:t>28/6/24</w:t>
             </w:r>
           </w:p>
@@ -677,7 +790,9 @@
             <w:tcW w:type="dxa" w:w="1234"/>
           </w:tcPr>
           <w:p>
-            <w:r>
+            <w:pPr/>
+            <w:r>
+              <w:rPr/>
               <w:t>0.651</w:t>
             </w:r>
           </w:p>
@@ -687,7 +802,9 @@
             <w:tcW w:type="dxa" w:w="1234"/>
           </w:tcPr>
           <w:p>
-            <w:r>
+            <w:pPr/>
+            <w:r>
+              <w:rPr/>
               <w:t>28/6/24</w:t>
             </w:r>
           </w:p>
@@ -697,7 +814,9 @@
             <w:tcW w:type="dxa" w:w="1234"/>
           </w:tcPr>
           <w:p>
-            <w:r>
+            <w:pPr/>
+            <w:r>
+              <w:rPr/>
               <w:t>0.651</w:t>
             </w:r>
           </w:p>
@@ -707,7 +826,9 @@
             <w:tcW w:type="dxa" w:w="1234"/>
           </w:tcPr>
           <w:p>
-            <w:r>
+            <w:pPr/>
+            <w:r>
+              <w:rPr/>
               <w:t>flat</w:t>
             </w:r>
           </w:p>
@@ -719,7 +840,9 @@
             <w:tcW w:type="dxa" w:w="1234"/>
           </w:tcPr>
           <w:p>
-            <w:r>
+            <w:pPr/>
+            <w:r>
+              <w:rPr/>
               <w:t>Simile</w:t>
             </w:r>
           </w:p>
@@ -729,7 +852,9 @@
             <w:tcW w:type="dxa" w:w="1234"/>
           </w:tcPr>
           <w:p>
-            <w:r>
+            <w:pPr/>
+            <w:r>
+              <w:rPr/>
               <w:t>GPT-5.4-mini</w:t>
             </w:r>
           </w:p>
@@ -739,7 +864,9 @@
             <w:tcW w:type="dxa" w:w="1234"/>
           </w:tcPr>
           <w:p>
-            <w:r>
+            <w:pPr/>
+            <w:r>
+              <w:rPr/>
               <w:t>30/4/22</w:t>
             </w:r>
           </w:p>
@@ -749,7 +876,9 @@
             <w:tcW w:type="dxa" w:w="1234"/>
           </w:tcPr>
           <w:p>
-            <w:r>
+            <w:pPr/>
+            <w:r>
+              <w:rPr/>
               <w:t>0.698</w:t>
             </w:r>
           </w:p>
@@ -759,7 +888,9 @@
             <w:tcW w:type="dxa" w:w="1234"/>
           </w:tcPr>
           <w:p>
-            <w:r>
+            <w:pPr/>
+            <w:r>
+              <w:rPr/>
               <w:t>31/3/21</w:t>
             </w:r>
           </w:p>
@@ -769,7 +900,9 @@
             <w:tcW w:type="dxa" w:w="1234"/>
           </w:tcPr>
           <w:p>
-            <w:r>
+            <w:pPr/>
+            <w:r>
+              <w:rPr/>
               <w:t>0.721</w:t>
             </w:r>
           </w:p>
@@ -779,7 +912,9 @@
             <w:tcW w:type="dxa" w:w="1234"/>
           </w:tcPr>
           <w:p>
-            <w:r>
+            <w:pPr/>
+            <w:r>
+              <w:rPr/>
               <w:t>+3%</w:t>
             </w:r>
           </w:p>
@@ -791,7 +926,9 @@
             <w:tcW w:type="dxa" w:w="1234"/>
           </w:tcPr>
           <w:p>
-            <w:r>
+            <w:pPr/>
+            <w:r>
+              <w:rPr/>
               <w:t>Simile</w:t>
             </w:r>
           </w:p>
@@ -801,7 +938,9 @@
             <w:tcW w:type="dxa" w:w="1234"/>
           </w:tcPr>
           <w:p>
-            <w:r>
+            <w:pPr/>
+            <w:r>
+              <w:rPr/>
               <w:t>Gemini 3.5 Flash</w:t>
             </w:r>
           </w:p>
@@ -811,7 +950,9 @@
             <w:tcW w:type="dxa" w:w="1234"/>
           </w:tcPr>
           <w:p>
-            <w:r>
+            <w:pPr/>
+            <w:r>
+              <w:rPr/>
               <w:t>32/7/20</w:t>
             </w:r>
           </w:p>
@@ -821,7 +962,9 @@
             <w:tcW w:type="dxa" w:w="1234"/>
           </w:tcPr>
           <w:p>
-            <w:r>
+            <w:pPr/>
+            <w:r>
+              <w:rPr/>
               <w:t>0.703</w:t>
             </w:r>
           </w:p>
@@ -831,7 +974,9 @@
             <w:tcW w:type="dxa" w:w="1234"/>
           </w:tcPr>
           <w:p>
-            <w:r>
+            <w:pPr/>
+            <w:r>
+              <w:rPr/>
               <w:t>32/4/20</w:t>
             </w:r>
           </w:p>
@@ -841,7 +986,9 @@
             <w:tcW w:type="dxa" w:w="1234"/>
           </w:tcPr>
           <w:p>
-            <w:r>
+            <w:pPr/>
+            <w:r>
+              <w:rPr/>
               <w:t>0.727</w:t>
             </w:r>
           </w:p>
@@ -851,7 +998,9 @@
             <w:tcW w:type="dxa" w:w="1234"/>
           </w:tcPr>
           <w:p>
-            <w:r>
+            <w:pPr/>
+            <w:r>
+              <w:rPr/>
               <w:t>+3%</w:t>
             </w:r>
           </w:p>
@@ -863,7 +1012,9 @@
             <w:tcW w:type="dxa" w:w="1234"/>
           </w:tcPr>
           <w:p>
-            <w:r>
+            <w:pPr/>
+            <w:r>
+              <w:rPr/>
               <w:t>Antonymy</w:t>
             </w:r>
           </w:p>
@@ -873,7 +1024,9 @@
             <w:tcW w:type="dxa" w:w="1234"/>
           </w:tcPr>
           <w:p>
-            <w:r>
+            <w:pPr/>
+            <w:r>
+              <w:rPr/>
               <w:t>Claude Sonnet 4.6</w:t>
             </w:r>
           </w:p>
@@ -883,7 +1036,9 @@
             <w:tcW w:type="dxa" w:w="1234"/>
           </w:tcPr>
           <w:p>
-            <w:r>
+            <w:pPr/>
+            <w:r>
+              <w:rPr/>
               <w:t>5/14/38</w:t>
             </w:r>
           </w:p>
@@ -893,7 +1048,9 @@
             <w:tcW w:type="dxa" w:w="1234"/>
           </w:tcPr>
           <w:p>
-            <w:r>
+            <w:pPr/>
+            <w:r>
+              <w:rPr/>
               <w:t>0.161</w:t>
             </w:r>
           </w:p>
@@ -903,7 +1060,9 @@
             <w:tcW w:type="dxa" w:w="1234"/>
           </w:tcPr>
           <w:p>
-            <w:r>
+            <w:pPr/>
+            <w:r>
+              <w:rPr/>
               <w:t>6/12/37</w:t>
             </w:r>
           </w:p>
@@ -913,7 +1072,9 @@
             <w:tcW w:type="dxa" w:w="1234"/>
           </w:tcPr>
           <w:p>
-            <w:r>
+            <w:pPr/>
+            <w:r>
+              <w:rPr/>
               <w:t>0.197</w:t>
             </w:r>
           </w:p>
@@ -923,7 +1084,9 @@
             <w:tcW w:type="dxa" w:w="1234"/>
           </w:tcPr>
           <w:p>
-            <w:r>
+            <w:pPr/>
+            <w:r>
+              <w:rPr/>
               <w:t>+22%</w:t>
             </w:r>
           </w:p>
@@ -935,7 +1098,9 @@
             <w:tcW w:type="dxa" w:w="1234"/>
           </w:tcPr>
           <w:p>
-            <w:r>
+            <w:pPr/>
+            <w:r>
+              <w:rPr/>
               <w:t>Antonymy</w:t>
             </w:r>
           </w:p>
@@ -945,7 +1110,9 @@
             <w:tcW w:type="dxa" w:w="1234"/>
           </w:tcPr>
           <w:p>
-            <w:r>
+            <w:pPr/>
+            <w:r>
+              <w:rPr/>
               <w:t>GPT-5.4-mini</w:t>
             </w:r>
           </w:p>
@@ -955,7 +1122,9 @@
             <w:tcW w:type="dxa" w:w="1234"/>
           </w:tcPr>
           <w:p>
-            <w:r>
+            <w:pPr/>
+            <w:r>
+              <w:rPr/>
               <w:t>4/11/39</w:t>
             </w:r>
           </w:p>
@@ -965,7 +1134,9 @@
             <w:tcW w:type="dxa" w:w="1234"/>
           </w:tcPr>
           <w:p>
-            <w:r>
+            <w:pPr/>
+            <w:r>
+              <w:rPr/>
               <w:t>0.138</w:t>
             </w:r>
           </w:p>
@@ -975,7 +1146,9 @@
             <w:tcW w:type="dxa" w:w="1234"/>
           </w:tcPr>
           <w:p>
-            <w:r>
+            <w:pPr/>
+            <w:r>
+              <w:rPr/>
               <w:t>5/17/38</w:t>
             </w:r>
           </w:p>
@@ -985,7 +1158,9 @@
             <w:tcW w:type="dxa" w:w="1234"/>
           </w:tcPr>
           <w:p>
-            <w:r>
+            <w:pPr/>
+            <w:r>
+              <w:rPr/>
               <w:t>0.154</w:t>
             </w:r>
           </w:p>
@@ -995,7 +1170,9 @@
             <w:tcW w:type="dxa" w:w="1234"/>
           </w:tcPr>
           <w:p>
-            <w:r>
+            <w:pPr/>
+            <w:r>
+              <w:rPr/>
               <w:t>+12%</w:t>
             </w:r>
           </w:p>
@@ -1007,7 +1184,9 @@
             <w:tcW w:type="dxa" w:w="1234"/>
           </w:tcPr>
           <w:p>
-            <w:r>
+            <w:pPr/>
+            <w:r>
+              <w:rPr/>
               <w:t>Antonymy</w:t>
             </w:r>
           </w:p>
@@ -1017,7 +1196,9 @@
             <w:tcW w:type="dxa" w:w="1234"/>
           </w:tcPr>
           <w:p>
-            <w:r>
+            <w:pPr/>
+            <w:r>
+              <w:rPr/>
               <w:t>Gemini 3.5 Flash</w:t>
             </w:r>
           </w:p>
@@ -1027,7 +1208,9 @@
             <w:tcW w:type="dxa" w:w="1234"/>
           </w:tcPr>
           <w:p>
-            <w:r>
+            <w:pPr/>
+            <w:r>
+              <w:rPr/>
               <w:t>4/19/39</w:t>
             </w:r>
           </w:p>
@@ -1037,7 +1220,9 @@
             <w:tcW w:type="dxa" w:w="1234"/>
           </w:tcPr>
           <w:p>
-            <w:r>
+            <w:pPr/>
+            <w:r>
+              <w:rPr/>
               <w:t>0.121</w:t>
             </w:r>
           </w:p>
@@ -1047,7 +1232,9 @@
             <w:tcW w:type="dxa" w:w="1234"/>
           </w:tcPr>
           <w:p>
-            <w:r>
+            <w:pPr/>
+            <w:r>
+              <w:rPr/>
               <w:t>5/21/38</w:t>
             </w:r>
           </w:p>
@@ -1057,7 +1244,9 @@
             <w:tcW w:type="dxa" w:w="1234"/>
           </w:tcPr>
           <w:p>
-            <w:r>
+            <w:pPr/>
+            <w:r>
+              <w:rPr/>
               <w:t>0.145</w:t>
             </w:r>
           </w:p>
@@ -1067,7 +1256,9 @@
             <w:tcW w:type="dxa" w:w="1234"/>
           </w:tcPr>
           <w:p>
-            <w:r>
+            <w:pPr/>
+            <w:r>
+              <w:rPr/>
               <w:t>+20%</w:t>
             </w:r>
           </w:p>
@@ -1075,6 +1266,7 @@
       </w:tr>
     </w:tbl>
     <w:p>
+      <w:pPr/>
       <w:r>
         <w:rPr>
           <w:b w:val="0"/>
@@ -1095,6 +1287,7 @@
       </w:r>
     </w:p>
     <w:p>
+      <w:pPr/>
       <w:r>
         <w:rPr>
           <w:b/>
@@ -1113,6 +1306,7 @@
         <w:pStyle w:val="Heading3"/>
       </w:pPr>
       <w:r>
+        <w:rPr/>
         <w:t>1.2 Trope false-negative breakdown by ground-truth subtype (TEST) — a DEV→TEST reversal</w:t>
       </w:r>
     </w:p>
@@ -1134,7 +1328,9 @@
             <w:tcW w:type="dxa" w:w="2160"/>
           </w:tcPr>
           <w:p>
-            <w:r>
+            <w:pPr/>
+            <w:r>
+              <w:rPr/>
               <w:t>Subtype</w:t>
             </w:r>
           </w:p>
@@ -1144,7 +1340,9 @@
             <w:tcW w:type="dxa" w:w="2160"/>
           </w:tcPr>
           <w:p>
-            <w:r>
+            <w:pPr/>
+            <w:r>
+              <w:rPr/>
               <w:t>n</w:t>
             </w:r>
           </w:p>
@@ -1154,7 +1352,9 @@
             <w:tcW w:type="dxa" w:w="2160"/>
           </w:tcPr>
           <w:p>
-            <w:r>
+            <w:pPr/>
+            <w:r>
+              <w:rPr/>
               <w:t>Baseline missed</w:t>
             </w:r>
           </w:p>
@@ -1164,7 +1364,9 @@
             <w:tcW w:type="dxa" w:w="2160"/>
           </w:tcPr>
           <w:p>
-            <w:r>
+            <w:pPr/>
+            <w:r>
+              <w:rPr/>
               <w:t>v4 missed</w:t>
             </w:r>
           </w:p>
@@ -1176,7 +1378,9 @@
             <w:tcW w:type="dxa" w:w="2160"/>
           </w:tcPr>
           <w:p>
-            <w:r>
+            <w:pPr/>
+            <w:r>
+              <w:rPr/>
               <w:t>استعارة فعل (verbal metaphor)</w:t>
             </w:r>
           </w:p>
@@ -1186,7 +1390,9 @@
             <w:tcW w:type="dxa" w:w="2160"/>
           </w:tcPr>
           <w:p>
-            <w:r>
+            <w:pPr/>
+            <w:r>
+              <w:rPr/>
               <w:t>76</w:t>
             </w:r>
           </w:p>
@@ -1196,7 +1402,9 @@
             <w:tcW w:type="dxa" w:w="2160"/>
           </w:tcPr>
           <w:p>
-            <w:r>
+            <w:pPr/>
+            <w:r>
+              <w:rPr/>
               <w:t>83%</w:t>
             </w:r>
           </w:p>
@@ -1206,7 +1414,9 @@
             <w:tcW w:type="dxa" w:w="2160"/>
           </w:tcPr>
           <w:p>
-            <w:r>
+            <w:pPr/>
+            <w:r>
+              <w:rPr/>
               <w:t>62%</w:t>
             </w:r>
           </w:p>
@@ -1218,7 +1428,9 @@
             <w:tcW w:type="dxa" w:w="2160"/>
           </w:tcPr>
           <w:p>
-            <w:r>
+            <w:pPr/>
+            <w:r>
+              <w:rPr/>
               <w:t>مجاز عقلي (rational trope)</w:t>
             </w:r>
           </w:p>
@@ -1228,7 +1440,9 @@
             <w:tcW w:type="dxa" w:w="2160"/>
           </w:tcPr>
           <w:p>
-            <w:r>
+            <w:pPr/>
+            <w:r>
+              <w:rPr/>
               <w:t>41</w:t>
             </w:r>
           </w:p>
@@ -1238,7 +1452,9 @@
             <w:tcW w:type="dxa" w:w="2160"/>
           </w:tcPr>
           <w:p>
-            <w:r>
+            <w:pPr/>
+            <w:r>
+              <w:rPr/>
               <w:t>83%</w:t>
             </w:r>
           </w:p>
@@ -1248,7 +1464,9 @@
             <w:tcW w:type="dxa" w:w="2160"/>
           </w:tcPr>
           <w:p>
-            <w:r>
+            <w:pPr/>
+            <w:r>
+              <w:rPr/>
               <w:t>66%</w:t>
             </w:r>
           </w:p>
@@ -1260,7 +1478,9 @@
             <w:tcW w:type="dxa" w:w="2160"/>
           </w:tcPr>
           <w:p>
-            <w:r>
+            <w:pPr/>
+            <w:r>
+              <w:rPr/>
               <w:t>استعارة تمثيلية (unmarked whole-clause allegory)</w:t>
             </w:r>
           </w:p>
@@ -1270,7 +1490,9 @@
             <w:tcW w:type="dxa" w:w="2160"/>
           </w:tcPr>
           <w:p>
-            <w:r>
+            <w:pPr/>
+            <w:r>
+              <w:rPr/>
               <w:t>24</w:t>
             </w:r>
           </w:p>
@@ -1280,7 +1502,9 @@
             <w:tcW w:type="dxa" w:w="2160"/>
           </w:tcPr>
           <w:p>
-            <w:r>
+            <w:pPr/>
+            <w:r>
+              <w:rPr/>
               <w:t>33%</w:t>
             </w:r>
           </w:p>
@@ -1290,7 +1514,9 @@
             <w:tcW w:type="dxa" w:w="2160"/>
           </w:tcPr>
           <w:p>
-            <w:r>
+            <w:pPr/>
+            <w:r>
+              <w:rPr/>
               <w:t>29%</w:t>
             </w:r>
           </w:p>
@@ -1302,7 +1528,9 @@
             <w:tcW w:type="dxa" w:w="2160"/>
           </w:tcPr>
           <w:p>
-            <w:r>
+            <w:pPr/>
+            <w:r>
+              <w:rPr/>
               <w:t>استعارة قديمة (archaic/lexicalized)</w:t>
             </w:r>
           </w:p>
@@ -1312,7 +1540,9 @@
             <w:tcW w:type="dxa" w:w="2160"/>
           </w:tcPr>
           <w:p>
-            <w:r>
+            <w:pPr/>
+            <w:r>
+              <w:rPr/>
               <w:t>15</w:t>
             </w:r>
           </w:p>
@@ -1322,7 +1552,9 @@
             <w:tcW w:type="dxa" w:w="2160"/>
           </w:tcPr>
           <w:p>
-            <w:r>
+            <w:pPr/>
+            <w:r>
+              <w:rPr/>
               <w:t>80%</w:t>
             </w:r>
           </w:p>
@@ -1332,7 +1564,9 @@
             <w:tcW w:type="dxa" w:w="2160"/>
           </w:tcPr>
           <w:p>
-            <w:r>
+            <w:pPr/>
+            <w:r>
+              <w:rPr/>
               <w:t>60%</w:t>
             </w:r>
           </w:p>
@@ -1344,7 +1578,9 @@
             <w:tcW w:type="dxa" w:w="2160"/>
           </w:tcPr>
           <w:p>
-            <w:r>
+            <w:pPr/>
+            <w:r>
+              <w:rPr/>
               <w:t>مجاز مرسل (metonymy, single lexicalized word)</w:t>
             </w:r>
           </w:p>
@@ -1354,7 +1590,9 @@
             <w:tcW w:type="dxa" w:w="2160"/>
           </w:tcPr>
           <w:p>
-            <w:r>
+            <w:pPr/>
+            <w:r>
+              <w:rPr/>
               <w:t>13</w:t>
             </w:r>
           </w:p>
@@ -1364,7 +1602,9 @@
             <w:tcW w:type="dxa" w:w="2160"/>
           </w:tcPr>
           <w:p>
-            <w:r>
+            <w:pPr/>
+            <w:r>
+              <w:rPr/>
               <w:t>85%</w:t>
             </w:r>
           </w:p>
@@ -1374,7 +1614,9 @@
             <w:tcW w:type="dxa" w:w="2160"/>
           </w:tcPr>
           <w:p>
-            <w:r>
+            <w:pPr/>
+            <w:r>
+              <w:rPr/>
               <w:t>85% — unchanged</w:t>
             </w:r>
           </w:p>
@@ -1386,8 +1628,10 @@
             <w:tcW w:type="dxa" w:w="2160"/>
           </w:tcPr>
           <w:p>
-            <w:r>
-              <w:t>استعارة حديثة</w:t>
+            <w:pPr/>
+            <w:r>
+              <w:rPr/>
+              <w:t>استعارة حديثة (modern/innovative metaphor)</w:t>
             </w:r>
           </w:p>
         </w:tc>
@@ -1396,7 +1640,9 @@
             <w:tcW w:type="dxa" w:w="2160"/>
           </w:tcPr>
           <w:p>
-            <w:r>
+            <w:pPr/>
+            <w:r>
+              <w:rPr/>
               <w:t>4</w:t>
             </w:r>
           </w:p>
@@ -1406,7 +1652,9 @@
             <w:tcW w:type="dxa" w:w="2160"/>
           </w:tcPr>
           <w:p>
-            <w:r>
+            <w:pPr/>
+            <w:r>
+              <w:rPr/>
               <w:t>75%</w:t>
             </w:r>
           </w:p>
@@ -1416,7 +1664,9 @@
             <w:tcW w:type="dxa" w:w="2160"/>
           </w:tcPr>
           <w:p>
-            <w:r>
+            <w:pPr/>
+            <w:r>
+              <w:rPr/>
               <w:t>75% — unchanged</w:t>
             </w:r>
           </w:p>
@@ -1424,6 +1674,7 @@
       </w:tr>
     </w:tbl>
     <w:p>
+      <w:pPr/>
       <w:r>
         <w:rPr>
           <w:b w:val="0"/>
@@ -1454,10 +1705,12 @@
         <w:pStyle w:val="Heading3"/>
       </w:pPr>
       <w:r>
+        <w:rPr/>
         <w:t>1.3 Antonymy over-claiming (first honest evaluation, n=43 — too thin on DEV to see this, n=5 there)</w:t>
       </w:r>
     </w:p>
     <w:p>
+      <w:pPr/>
       <w:r>
         <w:rPr>
           <w:b w:val="0"/>
@@ -1470,10 +1723,12 @@
         <w:pStyle w:val="Heading3"/>
       </w:pPr>
       <w:r>
+        <w:rPr/>
         <w:t>1.4 Ensemble (majority-vote-across-3-models) is not useful here</w:t>
       </w:r>
     </w:p>
     <w:p>
+      <w:pPr/>
       <w:r>
         <w:rPr>
           <w:b w:val="0"/>
@@ -1504,6 +1759,7 @@
         <w:pStyle w:val="Heading3"/>
       </w:pPr>
       <w:r>
+        <w:rPr/>
         <w:t>1.5 Run-to-run consistency (TEST, decision-level agreement)</w:t>
       </w:r>
     </w:p>
@@ -1526,7 +1782,10 @@
             <w:tcW w:type="dxa" w:w="1728"/>
           </w:tcPr>
           <w:p>
-            <w:r/>
+            <w:pPr/>
+            <w:r>
+              <w:rPr/>
+            </w:r>
           </w:p>
         </w:tc>
         <w:tc>
@@ -1534,7 +1793,9 @@
             <w:tcW w:type="dxa" w:w="1728"/>
           </w:tcPr>
           <w:p>
-            <w:r>
+            <w:pPr/>
+            <w:r>
+              <w:rPr/>
               <w:t>Trope</w:t>
             </w:r>
           </w:p>
@@ -1544,7 +1805,9 @@
             <w:tcW w:type="dxa" w:w="1728"/>
           </w:tcPr>
           <w:p>
-            <w:r>
+            <w:pPr/>
+            <w:r>
+              <w:rPr/>
               <w:t>Simile</w:t>
             </w:r>
           </w:p>
@@ -1554,7 +1817,9 @@
             <w:tcW w:type="dxa" w:w="1728"/>
           </w:tcPr>
           <w:p>
-            <w:r>
+            <w:pPr/>
+            <w:r>
+              <w:rPr/>
               <w:t>Kenning</w:t>
             </w:r>
           </w:p>
@@ -1564,7 +1829,9 @@
             <w:tcW w:type="dxa" w:w="1728"/>
           </w:tcPr>
           <w:p>
-            <w:r>
+            <w:pPr/>
+            <w:r>
+              <w:rPr/>
               <w:t>Antonymy</w:t>
             </w:r>
           </w:p>
@@ -1576,7 +1843,9 @@
             <w:tcW w:type="dxa" w:w="1728"/>
           </w:tcPr>
           <w:p>
-            <w:r>
+            <w:pPr/>
+            <w:r>
+              <w:rPr/>
               <w:t>baseline: Claude / GPT / Gemini</w:t>
             </w:r>
           </w:p>
@@ -1586,7 +1855,9 @@
             <w:tcW w:type="dxa" w:w="1728"/>
           </w:tcPr>
           <w:p>
-            <w:r>
+            <w:pPr/>
+            <w:r>
+              <w:rPr/>
               <w:t>98% / 88% / 100%</w:t>
             </w:r>
           </w:p>
@@ -1596,7 +1867,9 @@
             <w:tcW w:type="dxa" w:w="1728"/>
           </w:tcPr>
           <w:p>
-            <w:r>
+            <w:pPr/>
+            <w:r>
+              <w:rPr/>
               <w:t>99% / 96% / 100%</w:t>
             </w:r>
           </w:p>
@@ -1606,7 +1879,9 @@
             <w:tcW w:type="dxa" w:w="1728"/>
           </w:tcPr>
           <w:p>
-            <w:r>
+            <w:pPr/>
+            <w:r>
+              <w:rPr/>
               <w:t>99% / 95% / 100%</w:t>
             </w:r>
           </w:p>
@@ -1616,7 +1891,9 @@
             <w:tcW w:type="dxa" w:w="1728"/>
           </w:tcPr>
           <w:p>
-            <w:r>
+            <w:pPr/>
+            <w:r>
+              <w:rPr/>
               <w:t>99% / 93% / 100%</w:t>
             </w:r>
           </w:p>
@@ -1628,7 +1905,9 @@
             <w:tcW w:type="dxa" w:w="1728"/>
           </w:tcPr>
           <w:p>
-            <w:r>
+            <w:pPr/>
+            <w:r>
+              <w:rPr/>
               <w:t>v4: Claude / GPT / Gemini</w:t>
             </w:r>
           </w:p>
@@ -1638,7 +1917,9 @@
             <w:tcW w:type="dxa" w:w="1728"/>
           </w:tcPr>
           <w:p>
-            <w:r>
+            <w:pPr/>
+            <w:r>
+              <w:rPr/>
               <w:t>95% / 89% / 97%</w:t>
             </w:r>
           </w:p>
@@ -1648,7 +1929,9 @@
             <w:tcW w:type="dxa" w:w="1728"/>
           </w:tcPr>
           <w:p>
-            <w:r>
+            <w:pPr/>
+            <w:r>
+              <w:rPr/>
               <w:t>100% / 98% / 99%</w:t>
             </w:r>
           </w:p>
@@ -1658,7 +1941,9 @@
             <w:tcW w:type="dxa" w:w="1728"/>
           </w:tcPr>
           <w:p>
-            <w:r>
+            <w:pPr/>
+            <w:r>
+              <w:rPr/>
               <w:t>91% / 98% / 89%</w:t>
             </w:r>
           </w:p>
@@ -1668,7 +1953,9 @@
             <w:tcW w:type="dxa" w:w="1728"/>
           </w:tcPr>
           <w:p>
-            <w:r>
+            <w:pPr/>
+            <w:r>
+              <w:rPr/>
               <w:t>95% / 95% / 96%</w:t>
             </w:r>
           </w:p>
@@ -1676,6 +1963,7 @@
       </w:tr>
     </w:tbl>
     <w:p>
+      <w:pPr/>
       <w:r>
         <w:rPr>
           <w:b w:val="0"/>
@@ -1688,10 +1976,12 @@
         <w:pStyle w:val="Heading3"/>
       </w:pPr>
       <w:r>
+        <w:rPr/>
         <w:t>1.6 Supplementary DEV-only experiments — NOT part of the frozen thesis numbers</w:t>
       </w:r>
     </w:p>
     <w:p>
+      <w:pPr/>
       <w:r>
         <w:rPr>
           <w:b w:val="0"/>
@@ -1706,6 +1996,7 @@
       </w:r>
     </w:p>
     <w:p>
+      <w:pPr/>
       <w:r>
         <w:rPr>
           <w:b/>
@@ -1720,6 +2011,7 @@
       </w:r>
     </w:p>
     <w:p>
+      <w:pPr/>
       <w:r>
         <w:rPr>
           <w:b/>
@@ -1734,6 +2026,7 @@
       </w:r>
     </w:p>
     <w:p>
+      <w:pPr/>
       <w:r>
         <w:rPr>
           <w:b/>
@@ -1758,7 +2051,9 @@
             <w:tcW w:type="dxa" w:w="2880"/>
           </w:tcPr>
           <w:p>
-            <w:r>
+            <w:pPr/>
+            <w:r>
+              <w:rPr/>
               <w:t>Model</w:t>
             </w:r>
           </w:p>
@@ -1768,7 +2063,9 @@
             <w:tcW w:type="dxa" w:w="2880"/>
           </w:tcPr>
           <w:p>
-            <w:r>
+            <w:pPr/>
+            <w:r>
+              <w:rPr/>
               <w:t>Imru2: whole→verse F1 (Δ)</w:t>
             </w:r>
           </w:p>
@@ -1778,7 +2075,9 @@
             <w:tcW w:type="dxa" w:w="2880"/>
           </w:tcPr>
           <w:p>
-            <w:r>
+            <w:pPr/>
+            <w:r>
+              <w:rPr/>
               <w:t>Nabigha: whole→verse F1 (Δ)</w:t>
             </w:r>
           </w:p>
@@ -1790,7 +2089,9 @@
             <w:tcW w:type="dxa" w:w="2880"/>
           </w:tcPr>
           <w:p>
-            <w:r>
+            <w:pPr/>
+            <w:r>
+              <w:rPr/>
               <w:t>Claude Sonnet 4.6</w:t>
             </w:r>
           </w:p>
@@ -1800,7 +2101,9 @@
             <w:tcW w:type="dxa" w:w="2880"/>
           </w:tcPr>
           <w:p>
-            <w:r>
+            <w:pPr/>
+            <w:r>
+              <w:rPr/>
               <w:t>0.111→0.250 (+125%)</w:t>
             </w:r>
           </w:p>
@@ -1810,7 +2113,9 @@
             <w:tcW w:type="dxa" w:w="2880"/>
           </w:tcPr>
           <w:p>
-            <w:r>
+            <w:pPr/>
+            <w:r>
+              <w:rPr/>
               <w:t>0.136→0.338 (+149%)</w:t>
             </w:r>
           </w:p>
@@ -1822,7 +2127,9 @@
             <w:tcW w:type="dxa" w:w="2880"/>
           </w:tcPr>
           <w:p>
-            <w:r>
+            <w:pPr/>
+            <w:r>
+              <w:rPr/>
               <w:t>GPT-5.4 mini</w:t>
             </w:r>
           </w:p>
@@ -1832,7 +2139,9 @@
             <w:tcW w:type="dxa" w:w="2880"/>
           </w:tcPr>
           <w:p>
-            <w:r>
+            <w:pPr/>
+            <w:r>
+              <w:rPr/>
               <w:t>0.200→0.174 (-13%)</w:t>
             </w:r>
           </w:p>
@@ -1842,7 +2151,9 @@
             <w:tcW w:type="dxa" w:w="2880"/>
           </w:tcPr>
           <w:p>
-            <w:r>
+            <w:pPr/>
+            <w:r>
+              <w:rPr/>
               <w:t>0.156→0.143 (-9%)</w:t>
             </w:r>
           </w:p>
@@ -1854,7 +2165,9 @@
             <w:tcW w:type="dxa" w:w="2880"/>
           </w:tcPr>
           <w:p>
-            <w:r>
+            <w:pPr/>
+            <w:r>
+              <w:rPr/>
               <w:t>Gemini 3.5 Flash</w:t>
             </w:r>
           </w:p>
@@ -1864,7 +2177,9 @@
             <w:tcW w:type="dxa" w:w="2880"/>
           </w:tcPr>
           <w:p>
-            <w:r>
+            <w:pPr/>
+            <w:r>
+              <w:rPr/>
               <w:t>0.190→0.480 (+152%)</w:t>
             </w:r>
           </w:p>
@@ -1874,7 +2189,9 @@
             <w:tcW w:type="dxa" w:w="2880"/>
           </w:tcPr>
           <w:p>
-            <w:r>
+            <w:pPr/>
+            <w:r>
+              <w:rPr/>
               <w:t>0.262→0.290 (+11%)</w:t>
             </w:r>
           </w:p>
@@ -1882,6 +2199,7 @@
       </w:tr>
     </w:tbl>
     <w:p>
+      <w:pPr/>
       <w:r>
         <w:rPr>
           <w:b/>
@@ -1920,6 +2238,7 @@
       </w:r>
     </w:p>
     <w:p>
+      <w:pPr/>
       <w:r>
         <w:rPr>
           <w:b w:val="0"/>
@@ -1940,6 +2259,7 @@
       </w:r>
     </w:p>
     <w:p>
+      <w:pPr/>
       <w:r>
         <w:rPr>
           <w:b/>
@@ -1970,6 +2290,7 @@
         <w:pStyle w:val="Heading3"/>
       </w:pPr>
       <w:r>
+        <w:rPr/>
         <w:t>1.7 Cost of the whole pilot cycle</w:t>
       </w:r>
     </w:p>
@@ -1989,7 +2310,9 @@
             <w:tcW w:type="dxa" w:w="4320"/>
           </w:tcPr>
           <w:p>
-            <w:r>
+            <w:pPr/>
+            <w:r>
+              <w:rPr/>
               <w:t>Stage</w:t>
             </w:r>
           </w:p>
@@ -1999,7 +2322,9 @@
             <w:tcW w:type="dxa" w:w="4320"/>
           </w:tcPr>
           <w:p>
-            <w:r>
+            <w:pPr/>
+            <w:r>
+              <w:rPr/>
               <w:t>Cost (USD)</w:t>
             </w:r>
           </w:p>
@@ -2011,7 +2336,9 @@
             <w:tcW w:type="dxa" w:w="4320"/>
           </w:tcPr>
           <w:p>
-            <w:r>
+            <w:pPr/>
+            <w:r>
+              <w:rPr/>
               <w:t>Original single-poem pilot (Imru2, baseline prompt)</w:t>
             </w:r>
           </w:p>
@@ -2021,7 +2348,9 @@
             <w:tcW w:type="dxa" w:w="4320"/>
           </w:tcPr>
           <w:p>
-            <w:r>
+            <w:pPr/>
+            <w:r>
+              <w:rPr/>
               <w:t>$0.15</w:t>
             </w:r>
           </w:p>
@@ -2033,7 +2362,9 @@
             <w:tcW w:type="dxa" w:w="4320"/>
           </w:tcPr>
           <w:p>
-            <w:r>
+            <w:pPr/>
+            <w:r>
+              <w:rPr/>
               <w:t>DEV Nabigha baseline run</w:t>
             </w:r>
           </w:p>
@@ -2043,7 +2374,9 @@
             <w:tcW w:type="dxa" w:w="4320"/>
           </w:tcPr>
           <w:p>
-            <w:r>
+            <w:pPr/>
+            <w:r>
+              <w:rPr/>
               <w:t>$0.14</w:t>
             </w:r>
           </w:p>
@@ -2055,7 +2388,9 @@
             <w:tcW w:type="dxa" w:w="4320"/>
           </w:tcPr>
           <w:p>
-            <w:r>
+            <w:pPr/>
+            <w:r>
+              <w:rPr/>
               <w:t>DEV prompt-variant tuning (v1-v4 + ablations)</w:t>
             </w:r>
           </w:p>
@@ -2065,7 +2400,9 @@
             <w:tcW w:type="dxa" w:w="4320"/>
           </w:tcPr>
           <w:p>
-            <w:r>
+            <w:pPr/>
+            <w:r>
+              <w:rPr/>
               <w:t>$1.72</w:t>
             </w:r>
           </w:p>
@@ -2077,7 +2414,9 @@
             <w:tcW w:type="dxa" w:w="4320"/>
           </w:tcPr>
           <w:p>
-            <w:r>
+            <w:pPr/>
+            <w:r>
+              <w:rPr/>
               <w:t>Per-element decomposition (§1.6, DEV)</w:t>
             </w:r>
           </w:p>
@@ -2087,7 +2426,9 @@
             <w:tcW w:type="dxa" w:w="4320"/>
           </w:tcPr>
           <w:p>
-            <w:r>
+            <w:pPr/>
+            <w:r>
+              <w:rPr/>
               <w:t>$0.67</w:t>
             </w:r>
           </w:p>
@@ -2099,7 +2440,9 @@
             <w:tcW w:type="dxa" w:w="4320"/>
           </w:tcPr>
           <w:p>
-            <w:r>
+            <w:pPr/>
+            <w:r>
+              <w:rPr/>
               <w:t>Frozen TEST run (baseline + v4combined, 3 TEST poems)</w:t>
             </w:r>
           </w:p>
@@ -2109,7 +2452,9 @@
             <w:tcW w:type="dxa" w:w="4320"/>
           </w:tcPr>
           <w:p>
-            <w:r>
+            <w:pPr/>
+            <w:r>
+              <w:rPr/>
               <w:t>$1.85</w:t>
             </w:r>
           </w:p>
@@ -2121,7 +2466,9 @@
             <w:tcW w:type="dxa" w:w="4320"/>
           </w:tcPr>
           <w:p>
-            <w:r>
+            <w:pPr/>
+            <w:r>
+              <w:rPr/>
               <w:t>Per-verse granularity grid (§1.6, Imru2 + Nabigha replication)</w:t>
             </w:r>
           </w:p>
@@ -2131,7 +2478,9 @@
             <w:tcW w:type="dxa" w:w="4320"/>
           </w:tcPr>
           <w:p>
-            <w:r>
+            <w:pPr/>
+            <w:r>
+              <w:rPr/>
               <w:t>$3.64</w:t>
             </w:r>
           </w:p>
@@ -2143,7 +2492,9 @@
             <w:tcW w:type="dxa" w:w="4320"/>
           </w:tcPr>
           <w:p>
-            <w:r>
+            <w:pPr/>
+            <w:r>
+              <w:rPr/>
               <w:t>Total</w:t>
             </w:r>
           </w:p>
@@ -2153,7 +2504,9 @@
             <w:tcW w:type="dxa" w:w="4320"/>
           </w:tcPr>
           <w:p>
-            <w:r>
+            <w:pPr/>
+            <w:r>
+              <w:rPr/>
               <w:t>$8.16</w:t>
             </w:r>
           </w:p>
@@ -2161,6 +2514,7 @@
       </w:tr>
     </w:tbl>
     <w:p>
+      <w:pPr/>
       <w:r>
         <w:rPr>
           <w:b w:val="0"/>
@@ -2173,6 +2527,7 @@
         <w:pStyle w:val="Heading2"/>
       </w:pPr>
       <w:r>
+        <w:rPr/>
         <w:t>2. Methodology</w:t>
       </w:r>
     </w:p>
@@ -2181,10 +2536,12 @@
         <w:pStyle w:val="Heading3"/>
       </w:pPr>
       <w:r>
+        <w:rPr/>
         <w:t>2.1 Project arc</w:t>
       </w:r>
     </w:p>
     <w:p>
+      <w:pPr/>
       <w:r>
         <w:rPr>
           <w:b w:val="0"/>
@@ -2205,6 +2562,7 @@
       </w:r>
     </w:p>
     <w:p>
+      <w:pPr/>
       <w:r>
         <w:rPr>
           <w:b w:val="0"/>
@@ -2225,6 +2583,7 @@
       </w:r>
     </w:p>
     <w:p>
+      <w:pPr/>
       <w:r>
         <w:rPr>
           <w:b w:val="0"/>
@@ -2245,6 +2604,7 @@
       </w:r>
     </w:p>
     <w:p>
+      <w:pPr/>
       <w:r>
         <w:rPr>
           <w:b w:val="0"/>
@@ -2265,6 +2625,7 @@
       </w:r>
     </w:p>
     <w:p>
+      <w:pPr/>
       <w:r>
         <w:rPr>
           <w:b w:val="0"/>
@@ -2297,6 +2658,7 @@
       </w:r>
     </w:p>
     <w:p>
+      <w:pPr/>
       <w:r>
         <w:rPr>
           <w:b w:val="0"/>
@@ -2329,6 +2691,7 @@
       </w:r>
     </w:p>
     <w:p>
+      <w:pPr/>
       <w:r>
         <w:rPr>
           <w:b w:val="0"/>
@@ -2349,6 +2712,7 @@
       </w:r>
     </w:p>
     <w:p>
+      <w:pPr/>
       <w:r>
         <w:rPr>
           <w:b w:val="0"/>
@@ -2369,6 +2733,7 @@
       </w:r>
     </w:p>
     <w:p>
+      <w:pPr/>
       <w:r>
         <w:rPr>
           <w:b w:val="0"/>
@@ -2393,10 +2758,12 @@
         <w:pStyle w:val="Heading3"/>
       </w:pPr>
       <w:r>
+        <w:rPr/>
         <w:t>2.2 Scoring harness</w:t>
       </w:r>
     </w:p>
     <w:p>
+      <w:pPr/>
       <w:r>
         <w:rPr>
           <w:b w:val="0"/>
@@ -2439,6 +2806,7 @@
       </w:r>
     </w:p>
     <w:p>
+      <w:pPr/>
       <w:r>
         <w:rPr>
           <w:b w:val="0"/>
@@ -2463,10 +2831,12 @@
         <w:pStyle w:val="Heading3"/>
       </w:pPr>
       <w:r>
+        <w:rPr/>
         <w:t>2.3 Ground truth</w:t>
       </w:r>
     </w:p>
     <w:p>
+      <w:pPr/>
       <w:r>
         <w:rPr>
           <w:b w:val="0"/>
@@ -2479,6 +2849,7 @@
         <w:pStyle w:val="Heading3"/>
       </w:pPr>
       <w:r>
+        <w:rPr/>
         <w:t>2.4 Models &amp; settings</w:t>
       </w:r>
     </w:p>
@@ -2502,7 +2873,9 @@
             <w:tcW w:type="dxa" w:w="1440"/>
           </w:tcPr>
           <w:p>
-            <w:r>
+            <w:pPr/>
+            <w:r>
+              <w:rPr/>
               <w:t>Provider</w:t>
             </w:r>
           </w:p>
@@ -2512,7 +2885,9 @@
             <w:tcW w:type="dxa" w:w="1440"/>
           </w:tcPr>
           <w:p>
-            <w:r>
+            <w:pPr/>
+            <w:r>
+              <w:rPr/>
               <w:t>Model ID</w:t>
             </w:r>
           </w:p>
@@ -2522,7 +2897,9 @@
             <w:tcW w:type="dxa" w:w="1440"/>
           </w:tcPr>
           <w:p>
-            <w:r>
+            <w:pPr/>
+            <w:r>
+              <w:rPr/>
               <w:t>Temperature</w:t>
             </w:r>
           </w:p>
@@ -2532,7 +2909,9 @@
             <w:tcW w:type="dxa" w:w="1440"/>
           </w:tcPr>
           <w:p>
-            <w:r>
+            <w:pPr/>
+            <w:r>
+              <w:rPr/>
               <w:t>Runs</w:t>
             </w:r>
           </w:p>
@@ -2542,7 +2921,9 @@
             <w:tcW w:type="dxa" w:w="1440"/>
           </w:tcPr>
           <w:p>
-            <w:r>
+            <w:pPr/>
+            <w:r>
+              <w:rPr/>
               <w:t>Input $/1M</w:t>
             </w:r>
           </w:p>
@@ -2552,7 +2933,9 @@
             <w:tcW w:type="dxa" w:w="1440"/>
           </w:tcPr>
           <w:p>
-            <w:r>
+            <w:pPr/>
+            <w:r>
+              <w:rPr/>
               <w:t>Output $/1M</w:t>
             </w:r>
           </w:p>
@@ -2564,7 +2947,9 @@
             <w:tcW w:type="dxa" w:w="1440"/>
           </w:tcPr>
           <w:p>
-            <w:r>
+            <w:pPr/>
+            <w:r>
+              <w:rPr/>
               <w:t>Anthropic</w:t>
             </w:r>
           </w:p>
@@ -2574,7 +2959,9 @@
             <w:tcW w:type="dxa" w:w="1440"/>
           </w:tcPr>
           <w:p>
-            <w:r>
+            <w:pPr/>
+            <w:r>
+              <w:rPr/>
               <w:t>`claude-sonnet-4-6`</w:t>
             </w:r>
           </w:p>
@@ -2584,7 +2971,9 @@
             <w:tcW w:type="dxa" w:w="1440"/>
           </w:tcPr>
           <w:p>
-            <w:r>
+            <w:pPr/>
+            <w:r>
+              <w:rPr/>
               <w:t>0.0</w:t>
             </w:r>
           </w:p>
@@ -2594,7 +2983,9 @@
             <w:tcW w:type="dxa" w:w="1440"/>
           </w:tcPr>
           <w:p>
-            <w:r>
+            <w:pPr/>
+            <w:r>
+              <w:rPr/>
               <w:t>2</w:t>
             </w:r>
           </w:p>
@@ -2604,7 +2995,9 @@
             <w:tcW w:type="dxa" w:w="1440"/>
           </w:tcPr>
           <w:p>
-            <w:r>
+            <w:pPr/>
+            <w:r>
+              <w:rPr/>
               <w:t>$3.00</w:t>
             </w:r>
           </w:p>
@@ -2614,7 +3007,9 @@
             <w:tcW w:type="dxa" w:w="1440"/>
           </w:tcPr>
           <w:p>
-            <w:r>
+            <w:pPr/>
+            <w:r>
+              <w:rPr/>
               <w:t>$15.00</w:t>
             </w:r>
           </w:p>
@@ -2626,7 +3021,9 @@
             <w:tcW w:type="dxa" w:w="1440"/>
           </w:tcPr>
           <w:p>
-            <w:r>
+            <w:pPr/>
+            <w:r>
+              <w:rPr/>
               <w:t>OpenAI</w:t>
             </w:r>
           </w:p>
@@ -2636,7 +3033,9 @@
             <w:tcW w:type="dxa" w:w="1440"/>
           </w:tcPr>
           <w:p>
-            <w:r>
+            <w:pPr/>
+            <w:r>
+              <w:rPr/>
               <w:t>`gpt-5.4-mini`</w:t>
             </w:r>
           </w:p>
@@ -2646,7 +3045,9 @@
             <w:tcW w:type="dxa" w:w="1440"/>
           </w:tcPr>
           <w:p>
-            <w:r>
+            <w:pPr/>
+            <w:r>
+              <w:rPr/>
               <w:t>0.0</w:t>
             </w:r>
           </w:p>
@@ -2656,7 +3057,9 @@
             <w:tcW w:type="dxa" w:w="1440"/>
           </w:tcPr>
           <w:p>
-            <w:r>
+            <w:pPr/>
+            <w:r>
+              <w:rPr/>
               <w:t>2</w:t>
             </w:r>
           </w:p>
@@ -2666,7 +3069,9 @@
             <w:tcW w:type="dxa" w:w="1440"/>
           </w:tcPr>
           <w:p>
-            <w:r>
+            <w:pPr/>
+            <w:r>
+              <w:rPr/>
               <w:t>$0.75</w:t>
             </w:r>
           </w:p>
@@ -2676,7 +3081,9 @@
             <w:tcW w:type="dxa" w:w="1440"/>
           </w:tcPr>
           <w:p>
-            <w:r>
+            <w:pPr/>
+            <w:r>
+              <w:rPr/>
               <w:t>$4.50</w:t>
             </w:r>
           </w:p>
@@ -2688,7 +3095,9 @@
             <w:tcW w:type="dxa" w:w="1440"/>
           </w:tcPr>
           <w:p>
-            <w:r>
+            <w:pPr/>
+            <w:r>
+              <w:rPr/>
               <w:t>Google</w:t>
             </w:r>
           </w:p>
@@ -2698,7 +3107,9 @@
             <w:tcW w:type="dxa" w:w="1440"/>
           </w:tcPr>
           <w:p>
-            <w:r>
+            <w:pPr/>
+            <w:r>
+              <w:rPr/>
               <w:t>`gemini-3.5-flash`</w:t>
             </w:r>
           </w:p>
@@ -2708,7 +3119,9 @@
             <w:tcW w:type="dxa" w:w="1440"/>
           </w:tcPr>
           <w:p>
-            <w:r>
+            <w:pPr/>
+            <w:r>
+              <w:rPr/>
               <w:t>0.0</w:t>
             </w:r>
           </w:p>
@@ -2718,7 +3131,9 @@
             <w:tcW w:type="dxa" w:w="1440"/>
           </w:tcPr>
           <w:p>
-            <w:r>
+            <w:pPr/>
+            <w:r>
+              <w:rPr/>
               <w:t>2</w:t>
             </w:r>
           </w:p>
@@ -2728,7 +3143,9 @@
             <w:tcW w:type="dxa" w:w="1440"/>
           </w:tcPr>
           <w:p>
-            <w:r>
+            <w:pPr/>
+            <w:r>
+              <w:rPr/>
               <w:t>$1.50</w:t>
             </w:r>
           </w:p>
@@ -2738,7 +3155,9 @@
             <w:tcW w:type="dxa" w:w="1440"/>
           </w:tcPr>
           <w:p>
-            <w:r>
+            <w:pPr/>
+            <w:r>
+              <w:rPr/>
               <w:t>$9.00</w:t>
             </w:r>
           </w:p>
@@ -2750,10 +3169,12 @@
         <w:pStyle w:val="Heading3"/>
       </w:pPr>
       <w:r>
+        <w:rPr/>
         <w:t>2.5 The v4_combined prompt</w:t>
       </w:r>
     </w:p>
     <w:p>
+      <w:pPr/>
       <w:r>
         <w:rPr>
           <w:b w:val="0"/>
@@ -2762,6 +3183,7 @@
       </w:r>
     </w:p>
     <w:p>
+      <w:pPr/>
       <w:r>
         <w:rPr>
           <w:b w:val="0"/>
@@ -2782,6 +3204,7 @@
       </w:r>
     </w:p>
     <w:p>
+      <w:pPr/>
       <w:r>
         <w:rPr>
           <w:b w:val="0"/>
@@ -2802,6 +3225,7 @@
       </w:r>
     </w:p>
     <w:p>
+      <w:pPr/>
       <w:r>
         <w:rPr>
           <w:b w:val="0"/>
@@ -2822,6 +3246,7 @@
       </w:r>
     </w:p>
     <w:p>
+      <w:pPr/>
       <w:r>
         <w:rPr>
           <w:b w:val="0"/>
@@ -2834,6 +3259,7 @@
         <w:pStyle w:val="Heading3"/>
       </w:pPr>
       <w:r>
+        <w:rPr/>
         <w:t>2.6 Frozen decisions (non-negotiable throughout)</w:t>
       </w:r>
     </w:p>
@@ -2871,6 +3297,7 @@
       </w:r>
     </w:p>
     <w:p>
+      <w:pPr/>
       <w:r>
         <w:rPr>
           <w:b w:val="0"/>
@@ -2883,6 +3310,7 @@
         <w:pStyle w:val="Heading2"/>
       </w:pPr>
       <w:r>
+        <w:rPr/>
         <w:t>Appendix</w:t>
       </w:r>
     </w:p>
@@ -2891,6 +3319,7 @@
         <w:pStyle w:val="Heading3"/>
       </w:pPr>
       <w:r>
+        <w:rPr/>
         <w:t>A.1 Full v4_combined system message</w:t>
       </w:r>
     </w:p>
@@ -2902,225 +3331,1006 @@
           <w:sz w:val="18"/>
         </w:rPr>
         <w:t>You are an Arabic rhetoric analysis engine. Follow instructions strictly.</w:t>
-        <w:br/>
-        <w:br/>
+      </w:r>
+    </w:p>
+    <w:p>
+      <w:pPr/>
+    </w:p>
+    <w:p>
+      <w:pPr/>
+      <w:r>
+        <w:rPr>
+          <w:rFonts w:ascii="Consolas" w:hAnsi="Consolas"/>
+          <w:sz w:val="18"/>
+        </w:rPr>
         <w:t>================================</w:t>
-        <w:br/>
+      </w:r>
+    </w:p>
+    <w:p>
+      <w:pPr/>
+      <w:r>
+        <w:rPr>
+          <w:rFonts w:ascii="Consolas" w:hAnsi="Consolas"/>
+          <w:sz w:val="18"/>
+        </w:rPr>
         <w:t>ELEMENT DEFINITIONS (REFERENCE)</w:t>
-        <w:br/>
+      </w:r>
+    </w:p>
+    <w:p>
+      <w:pPr/>
+      <w:r>
+        <w:rPr>
+          <w:rFonts w:ascii="Consolas" w:hAnsi="Consolas"/>
+          <w:sz w:val="18"/>
+        </w:rPr>
         <w:t>================================</w:t>
-        <w:br/>
+      </w:r>
+    </w:p>
+    <w:p>
+      <w:pPr/>
+      <w:r>
+        <w:rPr>
+          <w:rFonts w:ascii="Consolas" w:hAnsi="Consolas"/>
+          <w:sz w:val="18"/>
+        </w:rPr>
         <w:t>Below are EXACTLY 4 rhetorical elements. Learn them deeply using ONLY the</w:t>
-        <w:br/>
+      </w:r>
+    </w:p>
+    <w:p>
+      <w:pPr/>
+      <w:r>
+        <w:rPr>
+          <w:rFonts w:ascii="Consolas" w:hAnsi="Consolas"/>
+          <w:sz w:val="18"/>
+        </w:rPr>
         <w:t>definitions and examples provided here. Do NOT use outside knowledge. Build</w:t>
-        <w:br/>
+      </w:r>
+    </w:p>
+    <w:p>
+      <w:pPr/>
+      <w:r>
+        <w:rPr>
+          <w:rFonts w:ascii="Consolas" w:hAnsi="Consolas"/>
+          <w:sz w:val="18"/>
+        </w:rPr>
         <w:t>your internal detection rules from these examples. You will apply these</w:t>
-        <w:br/>
+      </w:r>
+    </w:p>
+    <w:p>
+      <w:pPr/>
+      <w:r>
+        <w:rPr>
+          <w:rFonts w:ascii="Consolas" w:hAnsi="Consolas"/>
+          <w:sz w:val="18"/>
+        </w:rPr>
         <w:t>definitions to the poem given in the user's message.</w:t>
-        <w:br/>
-        <w:br/>
+      </w:r>
+    </w:p>
+    <w:p>
+      <w:pPr/>
+    </w:p>
+    <w:p>
+      <w:pPr/>
+      <w:r>
+        <w:rPr>
+          <w:rFonts w:ascii="Consolas" w:hAnsi="Consolas"/>
+          <w:sz w:val="18"/>
+        </w:rPr>
         <w:t>--------------------------------</w:t>
-        <w:br/>
+      </w:r>
+    </w:p>
+    <w:p>
+      <w:pPr/>
+      <w:r>
+        <w:rPr>
+          <w:rFonts w:ascii="Consolas" w:hAnsi="Consolas"/>
+          <w:sz w:val="18"/>
+        </w:rPr>
         <w:t>ELEMENTS_BLOCK</w:t>
-        <w:br/>
+      </w:r>
+    </w:p>
+    <w:p>
+      <w:pPr/>
+      <w:r>
+        <w:rPr>
+          <w:rFonts w:ascii="Consolas" w:hAnsi="Consolas"/>
+          <w:sz w:val="18"/>
+        </w:rPr>
         <w:t>--------------------------------</w:t>
-        <w:br/>
-        <w:br/>
-        <w:br/>
+      </w:r>
+    </w:p>
+    <w:p>
+      <w:pPr/>
+    </w:p>
+    <w:p>
+      <w:pPr/>
+    </w:p>
+    <w:p>
+      <w:pPr/>
+      <w:r>
+        <w:rPr>
+          <w:rFonts w:ascii="Consolas" w:hAnsi="Consolas"/>
+          <w:sz w:val="18"/>
+        </w:rPr>
         <w:t>ELEMENT_1:</w:t>
-        <w:br/>
+      </w:r>
+    </w:p>
+    <w:p>
+      <w:pPr/>
+      <w:r>
+        <w:rPr>
+          <w:rFonts w:ascii="Consolas" w:hAnsi="Consolas"/>
+          <w:sz w:val="18"/>
+        </w:rPr>
         <w:t>Arabic name: مجاز</w:t>
-        <w:br/>
+      </w:r>
+    </w:p>
+    <w:p>
+      <w:pPr/>
+      <w:r>
+        <w:rPr>
+          <w:rFonts w:ascii="Consolas" w:hAnsi="Consolas"/>
+          <w:sz w:val="18"/>
+        </w:rPr>
         <w:t>English name: Trope</w:t>
-        <w:br/>
+      </w:r>
+    </w:p>
+    <w:p>
+      <w:pPr>
+        <w:bidi/>
+      </w:pPr>
+      <w:r>
+        <w:rPr>
+          <w:rFonts w:ascii="Consolas" w:hAnsi="Consolas"/>
+          <w:sz w:val="18"/>
+          <w:rtl/>
+        </w:rPr>
         <w:t>Arabic explanation: المجاز هو استخدام اللفظ في غير معناه الأصلي لعلاقة بين المعنيين مع وجود قرينة تمنع إرادة المعنى الحقيقي، فيمنح الكلام قوة إيحائية واتساعًا في الدلالة. وهو أسلوب يُعيد تشكيل المعنى بطريقة غير مباشرة لخلق صورة أعمق وأكثر تأثيرًا.</w:t>
-        <w:br/>
+      </w:r>
+    </w:p>
+    <w:p>
+      <w:pPr/>
+      <w:r>
+        <w:rPr>
+          <w:rFonts w:ascii="Consolas" w:hAnsi="Consolas"/>
+          <w:sz w:val="18"/>
+        </w:rPr>
         <w:t>English explanation: A trope (figurative expression) uses a word in a non-literal sense based on an associative relationship, accompanied by a contextual clue that prevents the literal meaning. It enriches the language by expanding meaning and creating more expressive, nuanced imagery.</w:t>
-        <w:br/>
+      </w:r>
+    </w:p>
+    <w:p>
+      <w:pPr/>
+      <w:r>
+        <w:rPr>
+          <w:rFonts w:ascii="Consolas" w:hAnsi="Consolas"/>
+          <w:sz w:val="18"/>
+        </w:rPr>
         <w:t>Examples:</w:t>
-        <w:br/>
+      </w:r>
+    </w:p>
+    <w:p>
+      <w:pPr>
+        <w:bidi/>
+      </w:pPr>
+      <w:r>
+        <w:rPr>
+          <w:rFonts w:ascii="Consolas" w:hAnsi="Consolas"/>
+          <w:sz w:val="18"/>
+          <w:rtl/>
+        </w:rPr>
         <w:t>1) وَمَا ذَرَفَتْ عَيْنَاكِ إلَّا لتَضْرِبي</w:t>
         <w:tab/>
         <w:t>بِسَهْمَيْكِ في أعشَارِ قَلْبٍ مُقَتَّلِ</w:t>
-        <w:br/>
+      </w:r>
+    </w:p>
+    <w:p>
+      <w:pPr>
+        <w:bidi/>
+      </w:pPr>
+      <w:r>
+        <w:rPr>
+          <w:rFonts w:ascii="Consolas" w:hAnsi="Consolas"/>
+          <w:sz w:val="18"/>
+          <w:rtl/>
+        </w:rPr>
         <w:t>2) فَجُزِيتِ خَيْرَ جَزَاءِ نَاقَةِ وَاحِدٍ</w:t>
         <w:tab/>
         <w:t>وَرَجَعْتِ سَالِمَةَ القَرَا بِسَلامِ</w:t>
-        <w:br/>
+      </w:r>
+    </w:p>
+    <w:p>
+      <w:pPr>
+        <w:bidi/>
+      </w:pPr>
+      <w:r>
+        <w:rPr>
+          <w:rFonts w:ascii="Consolas" w:hAnsi="Consolas"/>
+          <w:sz w:val="18"/>
+          <w:rtl/>
+        </w:rPr>
         <w:t>3) فعَدّ عَمّا ترى ، إذ لا ارتجاع له،</w:t>
         <w:tab/>
         <w:t>وانمِ القُتُودَ على عَيْرانة ٍ أُجُدِ</w:t>
-        <w:br/>
+      </w:r>
+    </w:p>
+    <w:p>
+      <w:pPr>
+        <w:bidi/>
+      </w:pPr>
+      <w:r>
+        <w:rPr>
+          <w:rFonts w:ascii="Consolas" w:hAnsi="Consolas"/>
+          <w:sz w:val="18"/>
+          <w:rtl/>
+        </w:rPr>
         <w:t>4)  لَحِقْتُ وأَصحابي على كل حُرَّةٍ</w:t>
         <w:tab/>
         <w:t>مَرُوح تُبارِي الأَحْبَشِيَّ المُكارِيَا</w:t>
-        <w:br/>
-        <w:br/>
+      </w:r>
+    </w:p>
+    <w:p>
+      <w:pPr/>
+    </w:p>
+    <w:p>
+      <w:pPr/>
+      <w:r>
+        <w:rPr>
+          <w:rFonts w:ascii="Consolas" w:hAnsi="Consolas"/>
+          <w:sz w:val="18"/>
+        </w:rPr>
         <w:t>ELEMENT_2:</w:t>
-        <w:br/>
+      </w:r>
+    </w:p>
+    <w:p>
+      <w:pPr/>
+      <w:r>
+        <w:rPr>
+          <w:rFonts w:ascii="Consolas" w:hAnsi="Consolas"/>
+          <w:sz w:val="18"/>
+        </w:rPr>
         <w:t>Arabic name: تشبيه</w:t>
-        <w:br/>
+      </w:r>
+    </w:p>
+    <w:p>
+      <w:pPr/>
+      <w:r>
+        <w:rPr>
+          <w:rFonts w:ascii="Consolas" w:hAnsi="Consolas"/>
+          <w:sz w:val="18"/>
+        </w:rPr>
         <w:t>English name: Simile</w:t>
-        <w:br/>
+      </w:r>
+    </w:p>
+    <w:p>
+      <w:pPr>
+        <w:bidi/>
+      </w:pPr>
+      <w:r>
+        <w:rPr>
+          <w:rFonts w:ascii="Consolas" w:hAnsi="Consolas"/>
+          <w:sz w:val="18"/>
+          <w:rtl/>
+        </w:rPr>
         <w:t>Arabic explanation: التشبيه هو عقد مقارنة صريحة بين شيئين يشتركان في صفة ما، باستخدام أداة تُظهر هذا الربط مثل كأنّ أو مثل. يهدف إلى توضيح المعنى وتقريبه للقارئ من خلال إبراز وجه الشبه بين الطرفين</w:t>
-        <w:br/>
+      </w:r>
+    </w:p>
+    <w:p>
+      <w:pPr/>
+      <w:r>
+        <w:rPr>
+          <w:rFonts w:ascii="Consolas" w:hAnsi="Consolas"/>
+          <w:sz w:val="18"/>
+        </w:rPr>
         <w:t>English explanation: A simile is an explicit comparison between two things that share a similar quality, using a comparative marker such as “like” or “as.” It serves to clarify an idea and make it more vivid by highlighting the similarity between the compared elements.</w:t>
-        <w:br/>
+      </w:r>
+    </w:p>
+    <w:p>
+      <w:pPr/>
+      <w:r>
+        <w:rPr>
+          <w:rFonts w:ascii="Consolas" w:hAnsi="Consolas"/>
+          <w:sz w:val="18"/>
+        </w:rPr>
         <w:t>Examples:</w:t>
-        <w:br/>
+      </w:r>
+    </w:p>
+    <w:p>
+      <w:pPr>
+        <w:bidi/>
+      </w:pPr>
+      <w:r>
+        <w:rPr>
+          <w:rFonts w:ascii="Consolas" w:hAnsi="Consolas"/>
+          <w:sz w:val="18"/>
+          <w:rtl/>
+        </w:rPr>
         <w:t>1) إذا ما الثُّرَيَّا في السَّمَاءِ تَعَرَّضَتْ تَعَرَّضَ أثْنَاءِ الوِشَاحِ المُفَصَّلِ</w:t>
-        <w:br/>
+      </w:r>
+    </w:p>
+    <w:p>
+      <w:pPr>
+        <w:bidi/>
+      </w:pPr>
+      <w:r>
+        <w:rPr>
+          <w:rFonts w:ascii="Consolas" w:hAnsi="Consolas"/>
+          <w:sz w:val="18"/>
+          <w:rtl/>
+        </w:rPr>
         <w:t>2) أَزْمَانَ فُوهَا كُلَّمَا نَبَّهْتُهَا</w:t>
         <w:tab/>
         <w:t>كَالمِسْكِ بَاتَ وَظَلَّ فِي الفَدّامِ</w:t>
-        <w:br/>
+      </w:r>
+    </w:p>
+    <w:p>
+      <w:pPr>
+        <w:bidi/>
+      </w:pPr>
+      <w:r>
+        <w:rPr>
+          <w:rFonts w:ascii="Consolas" w:hAnsi="Consolas"/>
+          <w:sz w:val="18"/>
+          <w:rtl/>
+        </w:rPr>
         <w:t>3) وكان ضُمْران منه حيث يوزعهُ،</w:t>
         <w:tab/>
         <w:t>طعن المُعارك عند المُحجر النّجُدِ</w:t>
-        <w:br/>
+      </w:r>
+    </w:p>
+    <w:p>
+      <w:pPr>
+        <w:bidi/>
+      </w:pPr>
+      <w:r>
+        <w:rPr>
+          <w:rFonts w:ascii="Consolas" w:hAnsi="Consolas"/>
+          <w:sz w:val="18"/>
+          <w:rtl/>
+        </w:rPr>
         <w:t>4) دُنُوَّ عتاق الطير للزجر بعدما</w:t>
         <w:tab/>
         <w:t>شَمَسْنَ وولَّيْنَ الخدود العواصيا</w:t>
-        <w:br/>
+      </w:r>
+    </w:p>
+    <w:p>
+      <w:pPr>
+        <w:bidi/>
+      </w:pPr>
+      <w:r>
+        <w:rPr>
+          <w:rFonts w:ascii="Consolas" w:hAnsi="Consolas"/>
+          <w:sz w:val="18"/>
+          <w:rtl/>
+        </w:rPr>
         <w:t>5) عُنِيَ الرَبيعُ بِرَوضِهِ فَكَأَنَّما</w:t>
         <w:tab/>
         <w:t>أَهدى إِلَيهِ الوَشيَ مِن صَنعاءِ</w:t>
-        <w:br/>
-        <w:br/>
+      </w:r>
+    </w:p>
+    <w:p>
+      <w:pPr/>
+    </w:p>
+    <w:p>
+      <w:pPr/>
+      <w:r>
+        <w:rPr>
+          <w:rFonts w:ascii="Consolas" w:hAnsi="Consolas"/>
+          <w:sz w:val="18"/>
+        </w:rPr>
         <w:t>ELEMENT_3:</w:t>
-        <w:br/>
+      </w:r>
+    </w:p>
+    <w:p>
+      <w:pPr/>
+      <w:r>
+        <w:rPr>
+          <w:rFonts w:ascii="Consolas" w:hAnsi="Consolas"/>
+          <w:sz w:val="18"/>
+        </w:rPr>
         <w:t>Arabic name: كناية</w:t>
-        <w:br/>
+      </w:r>
+    </w:p>
+    <w:p>
+      <w:pPr/>
+      <w:r>
+        <w:rPr>
+          <w:rFonts w:ascii="Consolas" w:hAnsi="Consolas"/>
+          <w:sz w:val="18"/>
+        </w:rPr>
         <w:t>English name: Kenning</w:t>
-        <w:br/>
+      </w:r>
+    </w:p>
+    <w:p>
+      <w:pPr>
+        <w:bidi/>
+      </w:pPr>
+      <w:r>
+        <w:rPr>
+          <w:rFonts w:ascii="Consolas" w:hAnsi="Consolas"/>
+          <w:sz w:val="18"/>
+          <w:rtl/>
+        </w:rPr>
         <w:t>Arabic explanation: الكناية هي تعبير يُراد به معنى غير ظاهر من اللفظ، دون ذكره مباشرة، مع إمكان إرادة المعنى الحقيقي أيضًا، مما يمنح الكلام عمقًا وإيحاءً. تعتمد على الإشارة غير المباشرة لصفة أو معنى، فيفهم السامع المقصود من خلال الدلالة والسياق</w:t>
-        <w:br/>
+      </w:r>
+    </w:p>
+    <w:p>
+      <w:pPr/>
+      <w:r>
+        <w:rPr>
+          <w:rFonts w:ascii="Consolas" w:hAnsi="Consolas"/>
+          <w:sz w:val="18"/>
+        </w:rPr>
         <w:t>English explanation: A kenning (metonymic or euphemistic expression) conveys an indirect meaning by using words whose literal sense is not the intended purpose, while still allowing the literal meaning to remain possible. It relies on hinting at a quality or idea rather than stating it directly, giving the language subtlety and layered meaning.</w:t>
-        <w:br/>
+      </w:r>
+    </w:p>
+    <w:p>
+      <w:pPr/>
+      <w:r>
+        <w:rPr>
+          <w:rFonts w:ascii="Consolas" w:hAnsi="Consolas"/>
+          <w:sz w:val="18"/>
+        </w:rPr>
         <w:t>Examples:</w:t>
-        <w:br/>
+      </w:r>
+    </w:p>
+    <w:p>
+      <w:pPr>
+        <w:bidi/>
+      </w:pPr>
+      <w:r>
+        <w:rPr>
+          <w:rFonts w:ascii="Consolas" w:hAnsi="Consolas"/>
+          <w:sz w:val="18"/>
+          <w:rtl/>
+        </w:rPr>
         <w:t>1) وبَيْضَةِ خِدْرٍ لا يُرَامُ خَبَاؤُهَا</w:t>
         <w:tab/>
         <w:t>تَمَتَّعْتُ منْ لَهْوٍ بها غَيْرَ مُعْجَلِ</w:t>
-        <w:br/>
+      </w:r>
+    </w:p>
+    <w:p>
+      <w:pPr>
+        <w:bidi/>
+      </w:pPr>
+      <w:r>
+        <w:rPr>
+          <w:rFonts w:ascii="Consolas" w:hAnsi="Consolas"/>
+          <w:sz w:val="18"/>
+          <w:rtl/>
+        </w:rPr>
         <w:t>2) وَأنَا المُنَبِّهُ بَعْدَمَا قَدْ نَوَّمُوا</w:t>
         <w:tab/>
         <w:t>وَأنَا المُعَالِنُ صَفْحَة َ النُّوّامِ</w:t>
-        <w:br/>
+      </w:r>
+    </w:p>
+    <w:p>
+      <w:pPr>
+        <w:bidi/>
+      </w:pPr>
+      <w:r>
+        <w:rPr>
+          <w:rFonts w:ascii="Consolas" w:hAnsi="Consolas"/>
+          <w:sz w:val="18"/>
+          <w:rtl/>
+        </w:rPr>
         <w:t>3) مقذوفة ٍ بدخيس النحض، بازِلُها</w:t>
         <w:tab/>
         <w:t>له صريفٌ، صريف القَعْوِ بالمسَدِ</w:t>
-        <w:br/>
+      </w:r>
+    </w:p>
+    <w:p>
+      <w:pPr>
+        <w:bidi/>
+      </w:pPr>
+      <w:r>
+        <w:rPr>
+          <w:rFonts w:ascii="Consolas" w:hAnsi="Consolas"/>
+          <w:sz w:val="18"/>
+          <w:rtl/>
+        </w:rPr>
         <w:t>4) فما أَبصر النارَ التي وضحت له</w:t>
         <w:tab/>
         <w:t>وراءَ جُفاف الطير إِلا تماريا</w:t>
-        <w:br/>
+      </w:r>
+    </w:p>
+    <w:p>
+      <w:pPr>
+        <w:bidi/>
+      </w:pPr>
+      <w:r>
+        <w:rPr>
+          <w:rFonts w:ascii="Consolas" w:hAnsi="Consolas"/>
+          <w:sz w:val="18"/>
+          <w:rtl/>
+        </w:rPr>
         <w:t>5) صَبَّحتُهُ بِسُلافَةٍ صَبَّحتُها</w:t>
         <w:tab/>
         <w:t>بِسُلافَةِ الخُلَطاءِ وَالنُّدَمَاءِ</w:t>
-        <w:br/>
-        <w:br/>
+      </w:r>
+    </w:p>
+    <w:p>
+      <w:pPr/>
+    </w:p>
+    <w:p>
+      <w:pPr/>
+      <w:r>
+        <w:rPr>
+          <w:rFonts w:ascii="Consolas" w:hAnsi="Consolas"/>
+          <w:sz w:val="18"/>
+        </w:rPr>
         <w:t>ELEMENT_4:</w:t>
-        <w:br/>
+      </w:r>
+    </w:p>
+    <w:p>
+      <w:pPr/>
+      <w:r>
+        <w:rPr>
+          <w:rFonts w:ascii="Consolas" w:hAnsi="Consolas"/>
+          <w:sz w:val="18"/>
+        </w:rPr>
         <w:t>Arabic name: طباق</w:t>
-        <w:br/>
+      </w:r>
+    </w:p>
+    <w:p>
+      <w:pPr/>
+      <w:r>
+        <w:rPr>
+          <w:rFonts w:ascii="Consolas" w:hAnsi="Consolas"/>
+          <w:sz w:val="18"/>
+        </w:rPr>
         <w:t>English name: Antonymy</w:t>
-        <w:br/>
+      </w:r>
+    </w:p>
+    <w:p>
+      <w:pPr>
+        <w:bidi/>
+      </w:pPr>
+      <w:r>
+        <w:rPr>
+          <w:rFonts w:ascii="Consolas" w:hAnsi="Consolas"/>
+          <w:sz w:val="18"/>
+          <w:rtl/>
+        </w:rPr>
         <w:t>Arabic explanation: الطباق هو الجمع بين لفظين متضادين في المعنى داخل سياق واحد، لإبراز التباين وتقوية الدلالة من خلال التضاد الواضح بينهما. يُستخدم لإضفاء إيقاع معنوي وزيادة التأثير عبر شدّ انتباه القارئ إلى المفارقة بين الكلمتين</w:t>
-        <w:br/>
+      </w:r>
+    </w:p>
+    <w:p>
+      <w:pPr/>
+      <w:r>
+        <w:rPr>
+          <w:rFonts w:ascii="Consolas" w:hAnsi="Consolas"/>
+          <w:sz w:val="18"/>
+        </w:rPr>
         <w:t>English explanation: Antonymy (or oxymoronic pairing) is the use of two words with opposite meanings within the same context to emphasize contrast and enhance the overall message. It creates a stronger expressive effect by drawing attention to the semantic opposition between the paired terms.</w:t>
-        <w:br/>
+      </w:r>
+    </w:p>
+    <w:p>
+      <w:pPr/>
+      <w:r>
+        <w:rPr>
+          <w:rFonts w:ascii="Consolas" w:hAnsi="Consolas"/>
+          <w:sz w:val="18"/>
+        </w:rPr>
         <w:t>Examples:</w:t>
-        <w:br/>
+      </w:r>
+    </w:p>
+    <w:p>
+      <w:pPr>
+        <w:bidi/>
+      </w:pPr>
+      <w:r>
+        <w:rPr>
+          <w:rFonts w:ascii="Consolas" w:hAnsi="Consolas"/>
+          <w:sz w:val="18"/>
+          <w:rtl/>
+        </w:rPr>
         <w:t>1) تُضِيءُ الظَّلامَ بالعِشَاءِ كَأنَّهَا</w:t>
         <w:tab/>
         <w:t>مَنَارَة ُ مُمْسَى رَاهِبٍ مُتَبَتِّلِ</w:t>
-        <w:br/>
+      </w:r>
+    </w:p>
+    <w:p>
+      <w:pPr>
+        <w:bidi/>
+      </w:pPr>
+      <w:r>
+        <w:rPr>
+          <w:rFonts w:ascii="Consolas" w:hAnsi="Consolas"/>
+          <w:sz w:val="18"/>
+          <w:rtl/>
+        </w:rPr>
         <w:t>2) وَأنَا المُنَبِّهُ بَعْدَمَا قَدْ نَوَّمُوا</w:t>
         <w:tab/>
         <w:t>وَأنَا المُعَالِنُ صَفْحَة َ النُّوّامِ</w:t>
-        <w:br/>
+      </w:r>
+    </w:p>
+    <w:p>
+      <w:pPr>
+        <w:bidi/>
+      </w:pPr>
+      <w:r>
+        <w:rPr>
+          <w:rFonts w:ascii="Consolas" w:hAnsi="Consolas"/>
+          <w:sz w:val="18"/>
+          <w:rtl/>
+        </w:rPr>
         <w:t>3) فتلك تُبْلغني النعمانَ ، إن له</w:t>
         <w:tab/>
         <w:t>فضلاً على الناس في الأدنى ، وفي البَعَدِ</w:t>
-        <w:br/>
+      </w:r>
+    </w:p>
+    <w:p>
+      <w:pPr>
+        <w:bidi/>
+      </w:pPr>
+      <w:r>
+        <w:rPr>
+          <w:rFonts w:ascii="Consolas" w:hAnsi="Consolas"/>
+          <w:sz w:val="18"/>
+          <w:rtl/>
+        </w:rPr>
         <w:t>4) دعوتُ إِلى ذي العرش ربِّ محمد</w:t>
         <w:tab/>
         <w:t>لِيَجْمَعَ شعبًا أَو يُقَرِّبَ نائيًا</w:t>
-        <w:br/>
+      </w:r>
+    </w:p>
+    <w:p>
+      <w:pPr>
+        <w:bidi/>
+      </w:pPr>
+      <w:r>
+        <w:rPr>
+          <w:rFonts w:ascii="Consolas" w:hAnsi="Consolas"/>
+          <w:sz w:val="18"/>
+          <w:rtl/>
+        </w:rPr>
         <w:t>5) بِمُدامَةٍ تَغدو المُنى لِكُؤوسِها</w:t>
         <w:tab/>
         <w:t>خَوَلاً عَلى السَرّاءِ وَالضََرَّاءِ</w:t>
-        <w:br/>
-        <w:br/>
+      </w:r>
+    </w:p>
+    <w:p>
+      <w:pPr/>
+    </w:p>
+    <w:p>
+      <w:pPr/>
+      <w:r>
+        <w:rPr>
+          <w:rFonts w:ascii="Consolas" w:hAnsi="Consolas"/>
+          <w:sz w:val="18"/>
+        </w:rPr>
         <w:t>--------------------------------</w:t>
-        <w:br/>
+      </w:r>
+    </w:p>
+    <w:p>
+      <w:pPr/>
+      <w:r>
+        <w:rPr>
+          <w:rFonts w:ascii="Consolas" w:hAnsi="Consolas"/>
+          <w:sz w:val="18"/>
+        </w:rPr>
         <w:t>ADDITIONAL RULE: Trope vs. Kenning boundary</w:t>
-        <w:br/>
+      </w:r>
+    </w:p>
+    <w:p>
+      <w:pPr/>
+      <w:r>
+        <w:rPr>
+          <w:rFonts w:ascii="Consolas" w:hAnsi="Consolas"/>
+          <w:sz w:val="18"/>
+        </w:rPr>
         <w:t>--------------------------------</w:t>
-        <w:br/>
+      </w:r>
+    </w:p>
+    <w:p>
+      <w:pPr/>
+      <w:r>
+        <w:rPr>
+          <w:rFonts w:ascii="Consolas" w:hAnsi="Consolas"/>
+          <w:sz w:val="18"/>
+        </w:rPr>
         <w:t>Kenning (كناية): the literal meaning remains a POSSIBLE, plausible reading -</w:t>
-        <w:br/>
+      </w:r>
+    </w:p>
+    <w:p>
+      <w:pPr/>
+      <w:r>
+        <w:rPr>
+          <w:rFonts w:ascii="Consolas" w:hAnsi="Consolas"/>
+          <w:sz w:val="18"/>
+        </w:rPr>
         <w:t>the speaker could mean it literally, even if the phrasing is unusual. The</w:t>
-        <w:br/>
+      </w:r>
+    </w:p>
+    <w:p>
+      <w:pPr/>
+      <w:r>
+        <w:rPr>
+          <w:rFonts w:ascii="Consolas" w:hAnsi="Consolas"/>
+          <w:sz w:val="18"/>
+        </w:rPr>
         <w:t>figurative meaning is implied ALONGSIDE the literal one, not instead of it.</w:t>
-        <w:br/>
-        <w:br/>
+      </w:r>
+    </w:p>
+    <w:p>
+      <w:pPr/>
+    </w:p>
+    <w:p>
+      <w:pPr/>
+      <w:r>
+        <w:rPr>
+          <w:rFonts w:ascii="Consolas" w:hAnsi="Consolas"/>
+          <w:sz w:val="18"/>
+        </w:rPr>
         <w:t>Trope (مجاز): the literal meaning is IMPOSSIBLE or clearly rejected by</w:t>
-        <w:br/>
+      </w:r>
+    </w:p>
+    <w:p>
+      <w:pPr/>
+      <w:r>
+        <w:rPr>
+          <w:rFonts w:ascii="Consolas" w:hAnsi="Consolas"/>
+          <w:sz w:val="18"/>
+        </w:rPr>
         <w:t>context - only the figurative sense works. This includes a VERB whose action</w:t>
-        <w:br/>
+      </w:r>
+    </w:p>
+    <w:p>
+      <w:pPr/>
+      <w:r>
+        <w:rPr>
+          <w:rFonts w:ascii="Consolas" w:hAnsi="Consolas"/>
+          <w:sz w:val="18"/>
+        </w:rPr>
         <w:t>is applied non-literally (e.g. a day "fading away" as if dying, an emotion</w:t>
-        <w:br/>
+      </w:r>
+    </w:p>
+    <w:p>
+      <w:pPr/>
+      <w:r>
+        <w:rPr>
+          <w:rFonts w:ascii="Consolas" w:hAnsi="Consolas"/>
+          <w:sz w:val="18"/>
+        </w:rPr>
         <w:t>"seizing/enslaving" someone as if physically) - not only noun-based figures.</w:t>
-        <w:br/>
-        <w:br/>
+      </w:r>
+    </w:p>
+    <w:p>
+      <w:pPr/>
+    </w:p>
+    <w:p>
+      <w:pPr/>
+      <w:r>
+        <w:rPr>
+          <w:rFonts w:ascii="Consolas" w:hAnsi="Consolas"/>
+          <w:sz w:val="18"/>
+        </w:rPr>
         <w:t>Worked contrast (same verse, two different verdicts):</w:t>
-        <w:br/>
+      </w:r>
+    </w:p>
+    <w:p>
+      <w:pPr/>
+      <w:r>
+        <w:rPr>
+          <w:rFonts w:ascii="Consolas" w:hAnsi="Consolas"/>
+          <w:sz w:val="18"/>
+        </w:rPr>
         <w:t xml:space="preserve">  "تَسْتَبِيكَ" ("captivates you") -&gt; Trope: a verb describing physical capture/</w:t>
-        <w:br/>
+      </w:r>
+    </w:p>
+    <w:p>
+      <w:pPr/>
+      <w:r>
+        <w:rPr>
+          <w:rFonts w:ascii="Consolas" w:hAnsi="Consolas"/>
+          <w:sz w:val="18"/>
+        </w:rPr>
         <w:t xml:space="preserve">  slavery applied to a feeling; the literal act of enslaving cannot be meant.</w:t>
-        <w:br/>
+      </w:r>
+    </w:p>
+    <w:p>
+      <w:pPr/>
+      <w:r>
+        <w:rPr>
+          <w:rFonts w:ascii="Consolas" w:hAnsi="Consolas"/>
+          <w:sz w:val="18"/>
+        </w:rPr>
         <w:t xml:space="preserve">  "بِواضِحٍ" ("radiant/bright [smile]") in the same verse -&gt; Kenning: it could</w:t>
-        <w:br/>
+      </w:r>
+    </w:p>
+    <w:p>
+      <w:pPr/>
+      <w:r>
+        <w:rPr>
+          <w:rFonts w:ascii="Consolas" w:hAnsi="Consolas"/>
+          <w:sz w:val="18"/>
+        </w:rPr>
         <w:t xml:space="preserve">  still literally describe brightness, while indirectly conveying beauty.</w:t>
-        <w:br/>
-        <w:br/>
+      </w:r>
+    </w:p>
+    <w:p>
+      <w:pPr/>
+    </w:p>
+    <w:p>
+      <w:pPr/>
+      <w:r>
+        <w:rPr>
+          <w:rFonts w:ascii="Consolas" w:hAnsi="Consolas"/>
+          <w:sz w:val="18"/>
+        </w:rPr>
         <w:t>--------------------------------</w:t>
-        <w:br/>
+      </w:r>
+    </w:p>
+    <w:p>
+      <w:pPr/>
+      <w:r>
+        <w:rPr>
+          <w:rFonts w:ascii="Consolas" w:hAnsi="Consolas"/>
+          <w:sz w:val="18"/>
+        </w:rPr>
         <w:t>ADDITIONAL RULE: evaluate each element on its own evidence</w:t>
-        <w:br/>
+      </w:r>
+    </w:p>
+    <w:p>
+      <w:pPr/>
+      <w:r>
+        <w:rPr>
+          <w:rFonts w:ascii="Consolas" w:hAnsi="Consolas"/>
+          <w:sz w:val="18"/>
+        </w:rPr>
         <w:t>--------------------------------</w:t>
-        <w:br/>
+      </w:r>
+    </w:p>
+    <w:p>
+      <w:pPr/>
+      <w:r>
+        <w:rPr>
+          <w:rFonts w:ascii="Consolas" w:hAnsi="Consolas"/>
+          <w:sz w:val="18"/>
+        </w:rPr>
         <w:t>The presence of an explicit comparison particle (كأن، كما، ك، مثل) is</w:t>
-        <w:br/>
+      </w:r>
+    </w:p>
+    <w:p>
+      <w:pPr/>
+      <w:r>
+        <w:rPr>
+          <w:rFonts w:ascii="Consolas" w:hAnsi="Consolas"/>
+          <w:sz w:val="18"/>
+        </w:rPr>
         <w:t>evidence for SIMILE specifically - it is NOT evidence for Trope, and it does</w:t>
-        <w:br/>
+      </w:r>
+    </w:p>
+    <w:p>
+      <w:pPr/>
+      <w:r>
+        <w:rPr>
+          <w:rFonts w:ascii="Consolas" w:hAnsi="Consolas"/>
+          <w:sz w:val="18"/>
+        </w:rPr>
         <w:t>NOT mean you have finished checking the verse. A verse containing an</w:t>
-        <w:br/>
+      </w:r>
+    </w:p>
+    <w:p>
+      <w:pPr/>
+      <w:r>
+        <w:rPr>
+          <w:rFonts w:ascii="Consolas" w:hAnsi="Consolas"/>
+          <w:sz w:val="18"/>
+        </w:rPr>
         <w:t>explicit simile may ALSO separately contain a different word or verb used</w:t>
-        <w:br/>
+      </w:r>
+    </w:p>
+    <w:p>
+      <w:pPr/>
+      <w:r>
+        <w:rPr>
+          <w:rFonts w:ascii="Consolas" w:hAnsi="Consolas"/>
+          <w:sz w:val="18"/>
+        </w:rPr>
         <w:t>figuratively (Trope) or indirectly (Kenning) elsewhere in the same verse.</w:t>
-        <w:br/>
+      </w:r>
+    </w:p>
+    <w:p>
+      <w:pPr/>
+      <w:r>
+        <w:rPr>
+          <w:rFonts w:ascii="Consolas" w:hAnsi="Consolas"/>
+          <w:sz w:val="18"/>
+        </w:rPr>
         <w:t>Do not let a simile-particle phrase satisfy your check for a different</w:t>
-        <w:br/>
+      </w:r>
+    </w:p>
+    <w:p>
+      <w:pPr/>
+      <w:r>
+        <w:rPr>
+          <w:rFonts w:ascii="Consolas" w:hAnsi="Consolas"/>
+          <w:sz w:val="18"/>
+        </w:rPr>
         <w:t>element. Re-read the verse independently for each of the 4 elements' own</w:t>
-        <w:br/>
+      </w:r>
+    </w:p>
+    <w:p>
+      <w:pPr/>
+      <w:r>
+        <w:rPr>
+          <w:rFonts w:ascii="Consolas" w:hAnsi="Consolas"/>
+          <w:sz w:val="18"/>
+        </w:rPr>
         <w:t>definition and evidence before deciding exists=false.</w:t>
-        <w:br/>
-        <w:br/>
+      </w:r>
+    </w:p>
+    <w:p>
+      <w:pPr/>
+    </w:p>
+    <w:p>
+      <w:pPr/>
+      <w:r>
+        <w:rPr>
+          <w:rFonts w:ascii="Consolas" w:hAnsi="Consolas"/>
+          <w:sz w:val="18"/>
+        </w:rPr>
         <w:t>--------------------------------</w:t>
-        <w:br/>
+      </w:r>
+    </w:p>
+    <w:p>
+      <w:pPr/>
+      <w:r>
+        <w:rPr>
+          <w:rFonts w:ascii="Consolas" w:hAnsi="Consolas"/>
+          <w:sz w:val="18"/>
+        </w:rPr>
         <w:t>ADDITIONAL RULE: verses can contain multiple elements</w:t>
-        <w:br/>
+      </w:r>
+    </w:p>
+    <w:p>
+      <w:pPr/>
+      <w:r>
+        <w:rPr>
+          <w:rFonts w:ascii="Consolas" w:hAnsi="Consolas"/>
+          <w:sz w:val="18"/>
+        </w:rPr>
         <w:t>--------------------------------</w:t>
-        <w:br/>
+      </w:r>
+    </w:p>
+    <w:p>
+      <w:pPr/>
+      <w:r>
+        <w:rPr>
+          <w:rFonts w:ascii="Consolas" w:hAnsi="Consolas"/>
+          <w:sz w:val="18"/>
+        </w:rPr>
         <w:t>A single verse can contain more than one of these 4 elements at the same</w:t>
-        <w:br/>
+      </w:r>
+    </w:p>
+    <w:p>
+      <w:pPr/>
+      <w:r>
+        <w:rPr>
+          <w:rFonts w:ascii="Consolas" w:hAnsi="Consolas"/>
+          <w:sz w:val="18"/>
+        </w:rPr>
         <w:t>time, and can contain more than one instance of the SAME element. Check ALL</w:t>
-        <w:br/>
+      </w:r>
+    </w:p>
+    <w:p>
+      <w:pPr/>
+      <w:r>
+        <w:rPr>
+          <w:rFonts w:ascii="Consolas" w:hAnsi="Consolas"/>
+          <w:sz w:val="18"/>
+        </w:rPr>
         <w:t>4 elements independently for every verse, regardless of what you already</w:t>
-        <w:br/>
+      </w:r>
+    </w:p>
+    <w:p>
+      <w:pPr/>
+      <w:r>
+        <w:rPr>
+          <w:rFonts w:ascii="Consolas" w:hAnsi="Consolas"/>
+          <w:sz w:val="18"/>
+        </w:rPr>
         <w:t>found for other elements in that verse.</w:t>
       </w:r>
     </w:p>
@@ -3129,10 +4339,12 @@
         <w:pStyle w:val="Heading3"/>
       </w:pPr>
       <w:r>
+        <w:rPr/>
         <w:t>A.2 Full TEST results — both criteria, TP/FP/FN/TN</w:t>
       </w:r>
     </w:p>
     <w:p>
+      <w:pPr/>
       <w:r>
         <w:rPr>
           <w:b w:val="0"/>
@@ -3160,7 +4372,9 @@
             <w:tcW w:type="dxa" w:w="1440"/>
           </w:tcPr>
           <w:p>
-            <w:r>
+            <w:pPr/>
+            <w:r>
+              <w:rPr/>
               <w:t>Element</w:t>
             </w:r>
           </w:p>
@@ -3170,7 +4384,9 @@
             <w:tcW w:type="dxa" w:w="1440"/>
           </w:tcPr>
           <w:p>
-            <w:r>
+            <w:pPr/>
+            <w:r>
+              <w:rPr/>
               <w:t>Model</w:t>
             </w:r>
           </w:p>
@@ -3180,7 +4396,9 @@
             <w:tcW w:type="dxa" w:w="1440"/>
           </w:tcPr>
           <w:p>
-            <w:r>
+            <w:pPr/>
+            <w:r>
+              <w:rPr/>
               <w:t>Strict TP/FP/FN</w:t>
             </w:r>
           </w:p>
@@ -3190,7 +4408,9 @@
             <w:tcW w:type="dxa" w:w="1440"/>
           </w:tcPr>
           <w:p>
-            <w:r>
+            <w:pPr/>
+            <w:r>
+              <w:rPr/>
               <w:t>P/R/F1 (strict)</w:t>
             </w:r>
           </w:p>
@@ -3200,7 +4420,9 @@
             <w:tcW w:type="dxa" w:w="1440"/>
           </w:tcPr>
           <w:p>
-            <w:r>
+            <w:pPr/>
+            <w:r>
+              <w:rPr/>
               <w:t>Token TP/FP/FN</w:t>
             </w:r>
           </w:p>
@@ -3210,7 +4432,9 @@
             <w:tcW w:type="dxa" w:w="1440"/>
           </w:tcPr>
           <w:p>
-            <w:r>
+            <w:pPr/>
+            <w:r>
+              <w:rPr/>
               <w:t>P/R/F1 (token)</w:t>
             </w:r>
           </w:p>
@@ -3222,7 +4446,9 @@
             <w:tcW w:type="dxa" w:w="1440"/>
           </w:tcPr>
           <w:p>
-            <w:r>
+            <w:pPr/>
+            <w:r>
+              <w:rPr/>
               <w:t>baseline</w:t>
             </w:r>
           </w:p>
@@ -3232,39 +4458,54 @@
             <w:tcW w:type="dxa" w:w="1440"/>
           </w:tcPr>
           <w:p>
-            <w:r/>
-          </w:p>
-        </w:tc>
-        <w:tc>
-          <w:tcPr>
-            <w:tcW w:type="dxa" w:w="1440"/>
-          </w:tcPr>
-          <w:p>
-            <w:r/>
-          </w:p>
-        </w:tc>
-        <w:tc>
-          <w:tcPr>
-            <w:tcW w:type="dxa" w:w="1440"/>
-          </w:tcPr>
-          <w:p>
-            <w:r/>
-          </w:p>
-        </w:tc>
-        <w:tc>
-          <w:tcPr>
-            <w:tcW w:type="dxa" w:w="1440"/>
-          </w:tcPr>
-          <w:p>
-            <w:r/>
-          </w:p>
-        </w:tc>
-        <w:tc>
-          <w:tcPr>
-            <w:tcW w:type="dxa" w:w="1440"/>
-          </w:tcPr>
-          <w:p>
-            <w:r/>
+            <w:pPr/>
+            <w:r>
+              <w:rPr/>
+            </w:r>
+          </w:p>
+        </w:tc>
+        <w:tc>
+          <w:tcPr>
+            <w:tcW w:type="dxa" w:w="1440"/>
+          </w:tcPr>
+          <w:p>
+            <w:pPr/>
+            <w:r>
+              <w:rPr/>
+            </w:r>
+          </w:p>
+        </w:tc>
+        <w:tc>
+          <w:tcPr>
+            <w:tcW w:type="dxa" w:w="1440"/>
+          </w:tcPr>
+          <w:p>
+            <w:pPr/>
+            <w:r>
+              <w:rPr/>
+            </w:r>
+          </w:p>
+        </w:tc>
+        <w:tc>
+          <w:tcPr>
+            <w:tcW w:type="dxa" w:w="1440"/>
+          </w:tcPr>
+          <w:p>
+            <w:pPr/>
+            <w:r>
+              <w:rPr/>
+            </w:r>
+          </w:p>
+        </w:tc>
+        <w:tc>
+          <w:tcPr>
+            <w:tcW w:type="dxa" w:w="1440"/>
+          </w:tcPr>
+          <w:p>
+            <w:pPr/>
+            <w:r>
+              <w:rPr/>
+            </w:r>
           </w:p>
         </w:tc>
       </w:tr>
@@ -3274,7 +4515,9 @@
             <w:tcW w:type="dxa" w:w="1440"/>
           </w:tcPr>
           <w:p>
-            <w:r>
+            <w:pPr/>
+            <w:r>
+              <w:rPr/>
               <w:t>Trope</w:t>
             </w:r>
           </w:p>
@@ -3284,7 +4527,9 @@
             <w:tcW w:type="dxa" w:w="1440"/>
           </w:tcPr>
           <w:p>
-            <w:r>
+            <w:pPr/>
+            <w:r>
+              <w:rPr/>
               <w:t>Claude Sonnet 4.6</w:t>
             </w:r>
           </w:p>
@@ -3294,7 +4539,9 @@
             <w:tcW w:type="dxa" w:w="1440"/>
           </w:tcPr>
           <w:p>
-            <w:r>
+            <w:pPr/>
+            <w:r>
+              <w:rPr/>
               <w:t>17/3/162</w:t>
             </w:r>
           </w:p>
@@ -3304,7 +4551,9 @@
             <w:tcW w:type="dxa" w:w="1440"/>
           </w:tcPr>
           <w:p>
-            <w:r>
+            <w:pPr/>
+            <w:r>
+              <w:rPr/>
               <w:t>0.85/0.09/0.171</w:t>
             </w:r>
           </w:p>
@@ -3314,7 +4563,9 @@
             <w:tcW w:type="dxa" w:w="1440"/>
           </w:tcPr>
           <w:p>
-            <w:r>
+            <w:pPr/>
+            <w:r>
+              <w:rPr/>
               <w:t>17/3/162</w:t>
             </w:r>
           </w:p>
@@ -3324,7 +4575,9 @@
             <w:tcW w:type="dxa" w:w="1440"/>
           </w:tcPr>
           <w:p>
-            <w:r>
+            <w:pPr/>
+            <w:r>
+              <w:rPr/>
               <w:t>0.85/0.09/0.171</w:t>
             </w:r>
           </w:p>
@@ -3336,7 +4589,9 @@
             <w:tcW w:type="dxa" w:w="1440"/>
           </w:tcPr>
           <w:p>
-            <w:r>
+            <w:pPr/>
+            <w:r>
+              <w:rPr/>
               <w:t>Trope</w:t>
             </w:r>
           </w:p>
@@ -3346,7 +4601,9 @@
             <w:tcW w:type="dxa" w:w="1440"/>
           </w:tcPr>
           <w:p>
-            <w:r>
+            <w:pPr/>
+            <w:r>
+              <w:rPr/>
               <w:t>GPT-5.4 mini</w:t>
             </w:r>
           </w:p>
@@ -3356,7 +4613,9 @@
             <w:tcW w:type="dxa" w:w="1440"/>
           </w:tcPr>
           <w:p>
-            <w:r>
+            <w:pPr/>
+            <w:r>
+              <w:rPr/>
               <w:t>6/1/173</w:t>
             </w:r>
           </w:p>
@@ -3366,7 +4625,9 @@
             <w:tcW w:type="dxa" w:w="1440"/>
           </w:tcPr>
           <w:p>
-            <w:r>
+            <w:pPr/>
+            <w:r>
+              <w:rPr/>
               <w:t>0.86/0.03/0.065</w:t>
             </w:r>
           </w:p>
@@ -3376,7 +4637,9 @@
             <w:tcW w:type="dxa" w:w="1440"/>
           </w:tcPr>
           <w:p>
-            <w:r>
+            <w:pPr/>
+            <w:r>
+              <w:rPr/>
               <w:t>6/1/173</w:t>
             </w:r>
           </w:p>
@@ -3386,7 +4649,9 @@
             <w:tcW w:type="dxa" w:w="1440"/>
           </w:tcPr>
           <w:p>
-            <w:r>
+            <w:pPr/>
+            <w:r>
+              <w:rPr/>
               <w:t>0.86/0.03/0.065</w:t>
             </w:r>
           </w:p>
@@ -3398,7 +4663,9 @@
             <w:tcW w:type="dxa" w:w="1440"/>
           </w:tcPr>
           <w:p>
-            <w:r>
+            <w:pPr/>
+            <w:r>
+              <w:rPr/>
               <w:t>Trope</w:t>
             </w:r>
           </w:p>
@@ -3408,7 +4675,9 @@
             <w:tcW w:type="dxa" w:w="1440"/>
           </w:tcPr>
           <w:p>
-            <w:r>
+            <w:pPr/>
+            <w:r>
+              <w:rPr/>
               <w:t>Gemini 3.5 Flash</w:t>
             </w:r>
           </w:p>
@@ -3418,7 +4687,9 @@
             <w:tcW w:type="dxa" w:w="1440"/>
           </w:tcPr>
           <w:p>
-            <w:r>
+            <w:pPr/>
+            <w:r>
+              <w:rPr/>
               <w:t>34/4/145</w:t>
             </w:r>
           </w:p>
@@ -3428,7 +4699,9 @@
             <w:tcW w:type="dxa" w:w="1440"/>
           </w:tcPr>
           <w:p>
-            <w:r>
+            <w:pPr/>
+            <w:r>
+              <w:rPr/>
               <w:t>0.89/0.19/0.313</w:t>
             </w:r>
           </w:p>
@@ -3438,7 +4711,9 @@
             <w:tcW w:type="dxa" w:w="1440"/>
           </w:tcPr>
           <w:p>
-            <w:r>
+            <w:pPr/>
+            <w:r>
+              <w:rPr/>
               <w:t>35/3/144</w:t>
             </w:r>
           </w:p>
@@ -3448,7 +4723,9 @@
             <w:tcW w:type="dxa" w:w="1440"/>
           </w:tcPr>
           <w:p>
-            <w:r>
+            <w:pPr/>
+            <w:r>
+              <w:rPr/>
               <w:t>0.92/0.20/0.323</w:t>
             </w:r>
           </w:p>
@@ -3460,7 +4737,9 @@
             <w:tcW w:type="dxa" w:w="1440"/>
           </w:tcPr>
           <w:p>
-            <w:r>
+            <w:pPr/>
+            <w:r>
+              <w:rPr/>
               <w:t>Simile</w:t>
             </w:r>
           </w:p>
@@ -3470,7 +4749,9 @@
             <w:tcW w:type="dxa" w:w="1440"/>
           </w:tcPr>
           <w:p>
-            <w:r>
+            <w:pPr/>
+            <w:r>
+              <w:rPr/>
               <w:t>Claude Sonnet 4.6</w:t>
             </w:r>
           </w:p>
@@ -3480,7 +4761,9 @@
             <w:tcW w:type="dxa" w:w="1440"/>
           </w:tcPr>
           <w:p>
-            <w:r>
+            <w:pPr/>
+            <w:r>
+              <w:rPr/>
               <w:t>28/6/24</w:t>
             </w:r>
           </w:p>
@@ -3490,7 +4773,9 @@
             <w:tcW w:type="dxa" w:w="1440"/>
           </w:tcPr>
           <w:p>
-            <w:r>
+            <w:pPr/>
+            <w:r>
+              <w:rPr/>
               <w:t>0.82/0.54/0.651</w:t>
             </w:r>
           </w:p>
@@ -3500,7 +4785,9 @@
             <w:tcW w:type="dxa" w:w="1440"/>
           </w:tcPr>
           <w:p>
-            <w:r>
+            <w:pPr/>
+            <w:r>
+              <w:rPr/>
               <w:t>32/2/20</w:t>
             </w:r>
           </w:p>
@@ -3510,7 +4797,9 @@
             <w:tcW w:type="dxa" w:w="1440"/>
           </w:tcPr>
           <w:p>
-            <w:r>
+            <w:pPr/>
+            <w:r>
+              <w:rPr/>
               <w:t>0.94/0.62/0.744</w:t>
             </w:r>
           </w:p>
@@ -3522,7 +4811,9 @@
             <w:tcW w:type="dxa" w:w="1440"/>
           </w:tcPr>
           <w:p>
-            <w:r>
+            <w:pPr/>
+            <w:r>
+              <w:rPr/>
               <w:t>Simile</w:t>
             </w:r>
           </w:p>
@@ -3532,7 +4823,9 @@
             <w:tcW w:type="dxa" w:w="1440"/>
           </w:tcPr>
           <w:p>
-            <w:r>
+            <w:pPr/>
+            <w:r>
+              <w:rPr/>
               <w:t>GPT-5.4 mini</w:t>
             </w:r>
           </w:p>
@@ -3542,7 +4835,9 @@
             <w:tcW w:type="dxa" w:w="1440"/>
           </w:tcPr>
           <w:p>
-            <w:r>
+            <w:pPr/>
+            <w:r>
+              <w:rPr/>
               <w:t>30/4/22</w:t>
             </w:r>
           </w:p>
@@ -3552,7 +4847,9 @@
             <w:tcW w:type="dxa" w:w="1440"/>
           </w:tcPr>
           <w:p>
-            <w:r>
+            <w:pPr/>
+            <w:r>
+              <w:rPr/>
               <w:t>0.88/0.58/0.698</w:t>
             </w:r>
           </w:p>
@@ -3562,7 +4859,9 @@
             <w:tcW w:type="dxa" w:w="1440"/>
           </w:tcPr>
           <w:p>
-            <w:r>
+            <w:pPr/>
+            <w:r>
+              <w:rPr/>
               <w:t>30/4/22</w:t>
             </w:r>
           </w:p>
@@ -3572,7 +4871,9 @@
             <w:tcW w:type="dxa" w:w="1440"/>
           </w:tcPr>
           <w:p>
-            <w:r>
+            <w:pPr/>
+            <w:r>
+              <w:rPr/>
               <w:t>0.88/0.58/0.698</w:t>
             </w:r>
           </w:p>
@@ -3584,7 +4885,9 @@
             <w:tcW w:type="dxa" w:w="1440"/>
           </w:tcPr>
           <w:p>
-            <w:r>
+            <w:pPr/>
+            <w:r>
+              <w:rPr/>
               <w:t>Simile</w:t>
             </w:r>
           </w:p>
@@ -3594,7 +4897,9 @@
             <w:tcW w:type="dxa" w:w="1440"/>
           </w:tcPr>
           <w:p>
-            <w:r>
+            <w:pPr/>
+            <w:r>
+              <w:rPr/>
               <w:t>Gemini 3.5 Flash</w:t>
             </w:r>
           </w:p>
@@ -3604,7 +4909,9 @@
             <w:tcW w:type="dxa" w:w="1440"/>
           </w:tcPr>
           <w:p>
-            <w:r>
+            <w:pPr/>
+            <w:r>
+              <w:rPr/>
               <w:t>32/7/20</w:t>
             </w:r>
           </w:p>
@@ -3614,7 +4921,9 @@
             <w:tcW w:type="dxa" w:w="1440"/>
           </w:tcPr>
           <w:p>
-            <w:r>
+            <w:pPr/>
+            <w:r>
+              <w:rPr/>
               <w:t>0.82/0.62/0.703</w:t>
             </w:r>
           </w:p>
@@ -3624,7 +4933,9 @@
             <w:tcW w:type="dxa" w:w="1440"/>
           </w:tcPr>
           <w:p>
-            <w:r>
+            <w:pPr/>
+            <w:r>
+              <w:rPr/>
               <w:t>33/6/19</w:t>
             </w:r>
           </w:p>
@@ -3634,7 +4945,9 @@
             <w:tcW w:type="dxa" w:w="1440"/>
           </w:tcPr>
           <w:p>
-            <w:r>
+            <w:pPr/>
+            <w:r>
+              <w:rPr/>
               <w:t>0.85/0.63/0.725</w:t>
             </w:r>
           </w:p>
@@ -3646,7 +4959,9 @@
             <w:tcW w:type="dxa" w:w="1440"/>
           </w:tcPr>
           <w:p>
-            <w:r>
+            <w:pPr/>
+            <w:r>
+              <w:rPr/>
               <w:t>Kenning</w:t>
             </w:r>
           </w:p>
@@ -3656,7 +4971,9 @@
             <w:tcW w:type="dxa" w:w="1440"/>
           </w:tcPr>
           <w:p>
-            <w:r>
+            <w:pPr/>
+            <w:r>
+              <w:rPr/>
               <w:t>Claude Sonnet 4.6</w:t>
             </w:r>
           </w:p>
@@ -3666,7 +4983,9 @@
             <w:tcW w:type="dxa" w:w="1440"/>
           </w:tcPr>
           <w:p>
-            <w:r>
+            <w:pPr/>
+            <w:r>
+              <w:rPr/>
               <w:t>8/2/139</w:t>
             </w:r>
           </w:p>
@@ -3676,7 +4995,9 @@
             <w:tcW w:type="dxa" w:w="1440"/>
           </w:tcPr>
           <w:p>
-            <w:r>
+            <w:pPr/>
+            <w:r>
+              <w:rPr/>
               <w:t>0.80/0.05/0.102</w:t>
             </w:r>
           </w:p>
@@ -3686,7 +5007,9 @@
             <w:tcW w:type="dxa" w:w="1440"/>
           </w:tcPr>
           <w:p>
-            <w:r>
+            <w:pPr/>
+            <w:r>
+              <w:rPr/>
               <w:t>8/2/139</w:t>
             </w:r>
           </w:p>
@@ -3696,7 +5019,9 @@
             <w:tcW w:type="dxa" w:w="1440"/>
           </w:tcPr>
           <w:p>
-            <w:r>
+            <w:pPr/>
+            <w:r>
+              <w:rPr/>
               <w:t>0.80/0.05/0.102</w:t>
             </w:r>
           </w:p>
@@ -3708,7 +5033,9 @@
             <w:tcW w:type="dxa" w:w="1440"/>
           </w:tcPr>
           <w:p>
-            <w:r>
+            <w:pPr/>
+            <w:r>
+              <w:rPr/>
               <w:t>Kenning</w:t>
             </w:r>
           </w:p>
@@ -3718,7 +5045,9 @@
             <w:tcW w:type="dxa" w:w="1440"/>
           </w:tcPr>
           <w:p>
-            <w:r>
+            <w:pPr/>
+            <w:r>
+              <w:rPr/>
               <w:t>GPT-5.4 mini</w:t>
             </w:r>
           </w:p>
@@ -3728,7 +5057,9 @@
             <w:tcW w:type="dxa" w:w="1440"/>
           </w:tcPr>
           <w:p>
-            <w:r>
+            <w:pPr/>
+            <w:r>
+              <w:rPr/>
               <w:t>1/4/146</w:t>
             </w:r>
           </w:p>
@@ -3738,7 +5069,9 @@
             <w:tcW w:type="dxa" w:w="1440"/>
           </w:tcPr>
           <w:p>
-            <w:r>
+            <w:pPr/>
+            <w:r>
+              <w:rPr/>
               <w:t>0.20/0.01/0.013</w:t>
             </w:r>
           </w:p>
@@ -3748,7 +5081,9 @@
             <w:tcW w:type="dxa" w:w="1440"/>
           </w:tcPr>
           <w:p>
-            <w:r>
+            <w:pPr/>
+            <w:r>
+              <w:rPr/>
               <w:t>1/4/146</w:t>
             </w:r>
           </w:p>
@@ -3758,7 +5093,9 @@
             <w:tcW w:type="dxa" w:w="1440"/>
           </w:tcPr>
           <w:p>
-            <w:r>
+            <w:pPr/>
+            <w:r>
+              <w:rPr/>
               <w:t>0.20/0.01/0.013</w:t>
             </w:r>
           </w:p>
@@ -3770,7 +5107,9 @@
             <w:tcW w:type="dxa" w:w="1440"/>
           </w:tcPr>
           <w:p>
-            <w:r>
+            <w:pPr/>
+            <w:r>
+              <w:rPr/>
               <w:t>Kenning</w:t>
             </w:r>
           </w:p>
@@ -3780,7 +5119,9 @@
             <w:tcW w:type="dxa" w:w="1440"/>
           </w:tcPr>
           <w:p>
-            <w:r>
+            <w:pPr/>
+            <w:r>
+              <w:rPr/>
               <w:t>Gemini 3.5 Flash</w:t>
             </w:r>
           </w:p>
@@ -3790,7 +5131,9 @@
             <w:tcW w:type="dxa" w:w="1440"/>
           </w:tcPr>
           <w:p>
-            <w:r>
+            <w:pPr/>
+            <w:r>
+              <w:rPr/>
               <w:t>9/4/138</w:t>
             </w:r>
           </w:p>
@@ -3800,7 +5143,9 @@
             <w:tcW w:type="dxa" w:w="1440"/>
           </w:tcPr>
           <w:p>
-            <w:r>
+            <w:pPr/>
+            <w:r>
+              <w:rPr/>
               <w:t>0.69/0.06/0.113</w:t>
             </w:r>
           </w:p>
@@ -3810,7 +5155,9 @@
             <w:tcW w:type="dxa" w:w="1440"/>
           </w:tcPr>
           <w:p>
-            <w:r>
+            <w:pPr/>
+            <w:r>
+              <w:rPr/>
               <w:t>9/4/138</w:t>
             </w:r>
           </w:p>
@@ -3820,7 +5167,9 @@
             <w:tcW w:type="dxa" w:w="1440"/>
           </w:tcPr>
           <w:p>
-            <w:r>
+            <w:pPr/>
+            <w:r>
+              <w:rPr/>
               <w:t>0.69/0.06/0.113</w:t>
             </w:r>
           </w:p>
@@ -3832,7 +5181,9 @@
             <w:tcW w:type="dxa" w:w="1440"/>
           </w:tcPr>
           <w:p>
-            <w:r>
+            <w:pPr/>
+            <w:r>
+              <w:rPr/>
               <w:t>Antonymy</w:t>
             </w:r>
           </w:p>
@@ -3842,7 +5193,9 @@
             <w:tcW w:type="dxa" w:w="1440"/>
           </w:tcPr>
           <w:p>
-            <w:r>
+            <w:pPr/>
+            <w:r>
+              <w:rPr/>
               <w:t>Claude Sonnet 4.6</w:t>
             </w:r>
           </w:p>
@@ -3852,7 +5205,9 @@
             <w:tcW w:type="dxa" w:w="1440"/>
           </w:tcPr>
           <w:p>
-            <w:r>
+            <w:pPr/>
+            <w:r>
+              <w:rPr/>
               <w:t>5/14/38</w:t>
             </w:r>
           </w:p>
@@ -3862,7 +5217,9 @@
             <w:tcW w:type="dxa" w:w="1440"/>
           </w:tcPr>
           <w:p>
-            <w:r>
+            <w:pPr/>
+            <w:r>
+              <w:rPr/>
               <w:t>0.26/0.12/0.161</w:t>
             </w:r>
           </w:p>
@@ -3872,7 +5229,9 @@
             <w:tcW w:type="dxa" w:w="1440"/>
           </w:tcPr>
           <w:p>
-            <w:r>
+            <w:pPr/>
+            <w:r>
+              <w:rPr/>
               <w:t>13/6/30</w:t>
             </w:r>
           </w:p>
@@ -3882,7 +5241,9 @@
             <w:tcW w:type="dxa" w:w="1440"/>
           </w:tcPr>
           <w:p>
-            <w:r>
+            <w:pPr/>
+            <w:r>
+              <w:rPr/>
               <w:t>0.68/0.30/0.419</w:t>
             </w:r>
           </w:p>
@@ -3894,7 +5255,9 @@
             <w:tcW w:type="dxa" w:w="1440"/>
           </w:tcPr>
           <w:p>
-            <w:r>
+            <w:pPr/>
+            <w:r>
+              <w:rPr/>
               <w:t>Antonymy</w:t>
             </w:r>
           </w:p>
@@ -3904,7 +5267,9 @@
             <w:tcW w:type="dxa" w:w="1440"/>
           </w:tcPr>
           <w:p>
-            <w:r>
+            <w:pPr/>
+            <w:r>
+              <w:rPr/>
               <w:t>GPT-5.4 mini</w:t>
             </w:r>
           </w:p>
@@ -3914,7 +5279,9 @@
             <w:tcW w:type="dxa" w:w="1440"/>
           </w:tcPr>
           <w:p>
-            <w:r>
+            <w:pPr/>
+            <w:r>
+              <w:rPr/>
               <w:t>4/11/39</w:t>
             </w:r>
           </w:p>
@@ -3924,7 +5291,9 @@
             <w:tcW w:type="dxa" w:w="1440"/>
           </w:tcPr>
           <w:p>
-            <w:r>
+            <w:pPr/>
+            <w:r>
+              <w:rPr/>
               <w:t>0.27/0.09/0.138</w:t>
             </w:r>
           </w:p>
@@ -3934,7 +5303,9 @@
             <w:tcW w:type="dxa" w:w="1440"/>
           </w:tcPr>
           <w:p>
-            <w:r>
+            <w:pPr/>
+            <w:r>
+              <w:rPr/>
               <w:t>10/5/33</w:t>
             </w:r>
           </w:p>
@@ -3944,7 +5315,9 @@
             <w:tcW w:type="dxa" w:w="1440"/>
           </w:tcPr>
           <w:p>
-            <w:r>
+            <w:pPr/>
+            <w:r>
+              <w:rPr/>
               <w:t>0.67/0.23/0.345</w:t>
             </w:r>
           </w:p>
@@ -3956,7 +5329,9 @@
             <w:tcW w:type="dxa" w:w="1440"/>
           </w:tcPr>
           <w:p>
-            <w:r>
+            <w:pPr/>
+            <w:r>
+              <w:rPr/>
               <w:t>Antonymy</w:t>
             </w:r>
           </w:p>
@@ -3966,7 +5341,9 @@
             <w:tcW w:type="dxa" w:w="1440"/>
           </w:tcPr>
           <w:p>
-            <w:r>
+            <w:pPr/>
+            <w:r>
+              <w:rPr/>
               <w:t>Gemini 3.5 Flash</w:t>
             </w:r>
           </w:p>
@@ -3976,7 +5353,9 @@
             <w:tcW w:type="dxa" w:w="1440"/>
           </w:tcPr>
           <w:p>
-            <w:r>
+            <w:pPr/>
+            <w:r>
+              <w:rPr/>
               <w:t>4/19/39</w:t>
             </w:r>
           </w:p>
@@ -3986,7 +5365,9 @@
             <w:tcW w:type="dxa" w:w="1440"/>
           </w:tcPr>
           <w:p>
-            <w:r>
+            <w:pPr/>
+            <w:r>
+              <w:rPr/>
               <w:t>0.17/0.09/0.121</w:t>
             </w:r>
           </w:p>
@@ -3996,7 +5377,9 @@
             <w:tcW w:type="dxa" w:w="1440"/>
           </w:tcPr>
           <w:p>
-            <w:r>
+            <w:pPr/>
+            <w:r>
+              <w:rPr/>
               <w:t>18/5/25</w:t>
             </w:r>
           </w:p>
@@ -4006,7 +5389,9 @@
             <w:tcW w:type="dxa" w:w="1440"/>
           </w:tcPr>
           <w:p>
-            <w:r>
+            <w:pPr/>
+            <w:r>
+              <w:rPr/>
               <w:t>0.78/0.42/0.545</w:t>
             </w:r>
           </w:p>
@@ -4018,7 +5403,9 @@
             <w:tcW w:type="dxa" w:w="1440"/>
           </w:tcPr>
           <w:p>
-            <w:r>
+            <w:pPr/>
+            <w:r>
+              <w:rPr/>
               <w:t>v4combined</w:t>
             </w:r>
           </w:p>
@@ -4028,39 +5415,54 @@
             <w:tcW w:type="dxa" w:w="1440"/>
           </w:tcPr>
           <w:p>
-            <w:r/>
-          </w:p>
-        </w:tc>
-        <w:tc>
-          <w:tcPr>
-            <w:tcW w:type="dxa" w:w="1440"/>
-          </w:tcPr>
-          <w:p>
-            <w:r/>
-          </w:p>
-        </w:tc>
-        <w:tc>
-          <w:tcPr>
-            <w:tcW w:type="dxa" w:w="1440"/>
-          </w:tcPr>
-          <w:p>
-            <w:r/>
-          </w:p>
-        </w:tc>
-        <w:tc>
-          <w:tcPr>
-            <w:tcW w:type="dxa" w:w="1440"/>
-          </w:tcPr>
-          <w:p>
-            <w:r/>
-          </w:p>
-        </w:tc>
-        <w:tc>
-          <w:tcPr>
-            <w:tcW w:type="dxa" w:w="1440"/>
-          </w:tcPr>
-          <w:p>
-            <w:r/>
+            <w:pPr/>
+            <w:r>
+              <w:rPr/>
+            </w:r>
+          </w:p>
+        </w:tc>
+        <w:tc>
+          <w:tcPr>
+            <w:tcW w:type="dxa" w:w="1440"/>
+          </w:tcPr>
+          <w:p>
+            <w:pPr/>
+            <w:r>
+              <w:rPr/>
+            </w:r>
+          </w:p>
+        </w:tc>
+        <w:tc>
+          <w:tcPr>
+            <w:tcW w:type="dxa" w:w="1440"/>
+          </w:tcPr>
+          <w:p>
+            <w:pPr/>
+            <w:r>
+              <w:rPr/>
+            </w:r>
+          </w:p>
+        </w:tc>
+        <w:tc>
+          <w:tcPr>
+            <w:tcW w:type="dxa" w:w="1440"/>
+          </w:tcPr>
+          <w:p>
+            <w:pPr/>
+            <w:r>
+              <w:rPr/>
+            </w:r>
+          </w:p>
+        </w:tc>
+        <w:tc>
+          <w:tcPr>
+            <w:tcW w:type="dxa" w:w="1440"/>
+          </w:tcPr>
+          <w:p>
+            <w:pPr/>
+            <w:r>
+              <w:rPr/>
+            </w:r>
           </w:p>
         </w:tc>
       </w:tr>
@@ -4070,7 +5472,9 @@
             <w:tcW w:type="dxa" w:w="1440"/>
           </w:tcPr>
           <w:p>
-            <w:r>
+            <w:pPr/>
+            <w:r>
+              <w:rPr/>
               <w:t>Trope</w:t>
             </w:r>
           </w:p>
@@ -4080,7 +5484,9 @@
             <w:tcW w:type="dxa" w:w="1440"/>
           </w:tcPr>
           <w:p>
-            <w:r>
+            <w:pPr/>
+            <w:r>
+              <w:rPr/>
               <w:t>Claude Sonnet 4.6</w:t>
             </w:r>
           </w:p>
@@ -4090,7 +5496,9 @@
             <w:tcW w:type="dxa" w:w="1440"/>
           </w:tcPr>
           <w:p>
-            <w:r>
+            <w:pPr/>
+            <w:r>
+              <w:rPr/>
               <w:t>25/3/154</w:t>
             </w:r>
           </w:p>
@@ -4100,7 +5508,9 @@
             <w:tcW w:type="dxa" w:w="1440"/>
           </w:tcPr>
           <w:p>
-            <w:r>
+            <w:pPr/>
+            <w:r>
+              <w:rPr/>
               <w:t>0.89/0.14/0.242</w:t>
             </w:r>
           </w:p>
@@ -4110,7 +5520,9 @@
             <w:tcW w:type="dxa" w:w="1440"/>
           </w:tcPr>
           <w:p>
-            <w:r>
+            <w:pPr/>
+            <w:r>
+              <w:rPr/>
               <w:t>26/2/153</w:t>
             </w:r>
           </w:p>
@@ -4120,7 +5532,9 @@
             <w:tcW w:type="dxa" w:w="1440"/>
           </w:tcPr>
           <w:p>
-            <w:r>
+            <w:pPr/>
+            <w:r>
+              <w:rPr/>
               <w:t>0.93/0.15/0.251</w:t>
             </w:r>
           </w:p>
@@ -4132,7 +5546,9 @@
             <w:tcW w:type="dxa" w:w="1440"/>
           </w:tcPr>
           <w:p>
-            <w:r>
+            <w:pPr/>
+            <w:r>
+              <w:rPr/>
               <w:t>Trope</w:t>
             </w:r>
           </w:p>
@@ -4142,7 +5558,9 @@
             <w:tcW w:type="dxa" w:w="1440"/>
           </w:tcPr>
           <w:p>
-            <w:r>
+            <w:pPr/>
+            <w:r>
+              <w:rPr/>
               <w:t>GPT-5.4 mini</w:t>
             </w:r>
           </w:p>
@@ -4152,7 +5570,9 @@
             <w:tcW w:type="dxa" w:w="1440"/>
           </w:tcPr>
           <w:p>
-            <w:r>
+            <w:pPr/>
+            <w:r>
+              <w:rPr/>
               <w:t>28/16/151</w:t>
             </w:r>
           </w:p>
@@ -4162,7 +5582,9 @@
             <w:tcW w:type="dxa" w:w="1440"/>
           </w:tcPr>
           <w:p>
-            <w:r>
+            <w:pPr/>
+            <w:r>
+              <w:rPr/>
               <w:t>0.64/0.16/0.251</w:t>
             </w:r>
           </w:p>
@@ -4172,7 +5594,9 @@
             <w:tcW w:type="dxa" w:w="1440"/>
           </w:tcPr>
           <w:p>
-            <w:r>
+            <w:pPr/>
+            <w:r>
+              <w:rPr/>
               <w:t>30/14/149</w:t>
             </w:r>
           </w:p>
@@ -4182,7 +5606,9 @@
             <w:tcW w:type="dxa" w:w="1440"/>
           </w:tcPr>
           <w:p>
-            <w:r>
+            <w:pPr/>
+            <w:r>
+              <w:rPr/>
               <w:t>0.68/0.17/0.269</w:t>
             </w:r>
           </w:p>
@@ -4194,7 +5620,9 @@
             <w:tcW w:type="dxa" w:w="1440"/>
           </w:tcPr>
           <w:p>
-            <w:r>
+            <w:pPr/>
+            <w:r>
+              <w:rPr/>
               <w:t>Trope</w:t>
             </w:r>
           </w:p>
@@ -4204,7 +5632,9 @@
             <w:tcW w:type="dxa" w:w="1440"/>
           </w:tcPr>
           <w:p>
-            <w:r>
+            <w:pPr/>
+            <w:r>
+              <w:rPr/>
               <w:t>Gemini 3.5 Flash</w:t>
             </w:r>
           </w:p>
@@ -4214,7 +5644,9 @@
             <w:tcW w:type="dxa" w:w="1440"/>
           </w:tcPr>
           <w:p>
-            <w:r>
+            <w:pPr/>
+            <w:r>
+              <w:rPr/>
               <w:t>45/9/134</w:t>
             </w:r>
           </w:p>
@@ -4224,7 +5656,9 @@
             <w:tcW w:type="dxa" w:w="1440"/>
           </w:tcPr>
           <w:p>
-            <w:r>
+            <w:pPr/>
+            <w:r>
+              <w:rPr/>
               <w:t>0.83/0.25/0.386</w:t>
             </w:r>
           </w:p>
@@ -4234,7 +5668,9 @@
             <w:tcW w:type="dxa" w:w="1440"/>
           </w:tcPr>
           <w:p>
-            <w:r>
+            <w:pPr/>
+            <w:r>
+              <w:rPr/>
               <w:t>46/8/133</w:t>
             </w:r>
           </w:p>
@@ -4244,7 +5680,9 @@
             <w:tcW w:type="dxa" w:w="1440"/>
           </w:tcPr>
           <w:p>
-            <w:r>
+            <w:pPr/>
+            <w:r>
+              <w:rPr/>
               <w:t>0.85/0.26/0.395</w:t>
             </w:r>
           </w:p>
@@ -4256,7 +5694,9 @@
             <w:tcW w:type="dxa" w:w="1440"/>
           </w:tcPr>
           <w:p>
-            <w:r>
+            <w:pPr/>
+            <w:r>
+              <w:rPr/>
               <w:t>Simile</w:t>
             </w:r>
           </w:p>
@@ -4266,7 +5706,9 @@
             <w:tcW w:type="dxa" w:w="1440"/>
           </w:tcPr>
           <w:p>
-            <w:r>
+            <w:pPr/>
+            <w:r>
+              <w:rPr/>
               <w:t>Claude Sonnet 4.6</w:t>
             </w:r>
           </w:p>
@@ -4276,7 +5718,9 @@
             <w:tcW w:type="dxa" w:w="1440"/>
           </w:tcPr>
           <w:p>
-            <w:r>
+            <w:pPr/>
+            <w:r>
+              <w:rPr/>
               <w:t>28/6/24</w:t>
             </w:r>
           </w:p>
@@ -4286,7 +5730,9 @@
             <w:tcW w:type="dxa" w:w="1440"/>
           </w:tcPr>
           <w:p>
-            <w:r>
+            <w:pPr/>
+            <w:r>
+              <w:rPr/>
               <w:t>0.82/0.54/0.651</w:t>
             </w:r>
           </w:p>
@@ -4296,7 +5742,9 @@
             <w:tcW w:type="dxa" w:w="1440"/>
           </w:tcPr>
           <w:p>
-            <w:r>
+            <w:pPr/>
+            <w:r>
+              <w:rPr/>
               <w:t>32/2/20</w:t>
             </w:r>
           </w:p>
@@ -4306,7 +5754,9 @@
             <w:tcW w:type="dxa" w:w="1440"/>
           </w:tcPr>
           <w:p>
-            <w:r>
+            <w:pPr/>
+            <w:r>
+              <w:rPr/>
               <w:t>0.94/0.62/0.744</w:t>
             </w:r>
           </w:p>
@@ -4318,7 +5768,9 @@
             <w:tcW w:type="dxa" w:w="1440"/>
           </w:tcPr>
           <w:p>
-            <w:r>
+            <w:pPr/>
+            <w:r>
+              <w:rPr/>
               <w:t>Simile</w:t>
             </w:r>
           </w:p>
@@ -4328,7 +5780,9 @@
             <w:tcW w:type="dxa" w:w="1440"/>
           </w:tcPr>
           <w:p>
-            <w:r>
+            <w:pPr/>
+            <w:r>
+              <w:rPr/>
               <w:t>GPT-5.4 mini</w:t>
             </w:r>
           </w:p>
@@ -4338,7 +5792,9 @@
             <w:tcW w:type="dxa" w:w="1440"/>
           </w:tcPr>
           <w:p>
-            <w:r>
+            <w:pPr/>
+            <w:r>
+              <w:rPr/>
               <w:t>31/3/21</w:t>
             </w:r>
           </w:p>
@@ -4348,7 +5804,9 @@
             <w:tcW w:type="dxa" w:w="1440"/>
           </w:tcPr>
           <w:p>
-            <w:r>
+            <w:pPr/>
+            <w:r>
+              <w:rPr/>
               <w:t>0.91/0.60/0.721</w:t>
             </w:r>
           </w:p>
@@ -4358,7 +5816,9 @@
             <w:tcW w:type="dxa" w:w="1440"/>
           </w:tcPr>
           <w:p>
-            <w:r>
+            <w:pPr/>
+            <w:r>
+              <w:rPr/>
               <w:t>31/3/21</w:t>
             </w:r>
           </w:p>
@@ -4368,7 +5828,9 @@
             <w:tcW w:type="dxa" w:w="1440"/>
           </w:tcPr>
           <w:p>
-            <w:r>
+            <w:pPr/>
+            <w:r>
+              <w:rPr/>
               <w:t>0.91/0.60/0.721</w:t>
             </w:r>
           </w:p>
@@ -4380,7 +5842,9 @@
             <w:tcW w:type="dxa" w:w="1440"/>
           </w:tcPr>
           <w:p>
-            <w:r>
+            <w:pPr/>
+            <w:r>
+              <w:rPr/>
               <w:t>Simile</w:t>
             </w:r>
           </w:p>
@@ -4390,7 +5854,9 @@
             <w:tcW w:type="dxa" w:w="1440"/>
           </w:tcPr>
           <w:p>
-            <w:r>
+            <w:pPr/>
+            <w:r>
+              <w:rPr/>
               <w:t>Gemini 3.5 Flash</w:t>
             </w:r>
           </w:p>
@@ -4400,7 +5866,9 @@
             <w:tcW w:type="dxa" w:w="1440"/>
           </w:tcPr>
           <w:p>
-            <w:r>
+            <w:pPr/>
+            <w:r>
+              <w:rPr/>
               <w:t>32/4/20</w:t>
             </w:r>
           </w:p>
@@ -4410,7 +5878,9 @@
             <w:tcW w:type="dxa" w:w="1440"/>
           </w:tcPr>
           <w:p>
-            <w:r>
+            <w:pPr/>
+            <w:r>
+              <w:rPr/>
               <w:t>0.89/0.62/0.727</w:t>
             </w:r>
           </w:p>
@@ -4420,7 +5890,9 @@
             <w:tcW w:type="dxa" w:w="1440"/>
           </w:tcPr>
           <w:p>
-            <w:r>
+            <w:pPr/>
+            <w:r>
+              <w:rPr/>
               <w:t>32/4/20</w:t>
             </w:r>
           </w:p>
@@ -4430,7 +5902,9 @@
             <w:tcW w:type="dxa" w:w="1440"/>
           </w:tcPr>
           <w:p>
-            <w:r>
+            <w:pPr/>
+            <w:r>
+              <w:rPr/>
               <w:t>0.89/0.62/0.727</w:t>
             </w:r>
           </w:p>
@@ -4442,7 +5916,9 @@
             <w:tcW w:type="dxa" w:w="1440"/>
           </w:tcPr>
           <w:p>
-            <w:r>
+            <w:pPr/>
+            <w:r>
+              <w:rPr/>
               <w:t>Kenning</w:t>
             </w:r>
           </w:p>
@@ -4452,7 +5928,9 @@
             <w:tcW w:type="dxa" w:w="1440"/>
           </w:tcPr>
           <w:p>
-            <w:r>
+            <w:pPr/>
+            <w:r>
+              <w:rPr/>
               <w:t>Claude Sonnet 4.6</w:t>
             </w:r>
           </w:p>
@@ -4462,7 +5940,9 @@
             <w:tcW w:type="dxa" w:w="1440"/>
           </w:tcPr>
           <w:p>
-            <w:r>
+            <w:pPr/>
+            <w:r>
+              <w:rPr/>
               <w:t>8/6/139</w:t>
             </w:r>
           </w:p>
@@ -4472,7 +5952,9 @@
             <w:tcW w:type="dxa" w:w="1440"/>
           </w:tcPr>
           <w:p>
-            <w:r>
+            <w:pPr/>
+            <w:r>
+              <w:rPr/>
               <w:t>0.57/0.05/0.099</w:t>
             </w:r>
           </w:p>
@@ -4482,7 +5964,9 @@
             <w:tcW w:type="dxa" w:w="1440"/>
           </w:tcPr>
           <w:p>
-            <w:r>
+            <w:pPr/>
+            <w:r>
+              <w:rPr/>
               <w:t>8/6/139</w:t>
             </w:r>
           </w:p>
@@ -4492,7 +5976,9 @@
             <w:tcW w:type="dxa" w:w="1440"/>
           </w:tcPr>
           <w:p>
-            <w:r>
+            <w:pPr/>
+            <w:r>
+              <w:rPr/>
               <w:t>0.57/0.05/0.099</w:t>
             </w:r>
           </w:p>
@@ -4504,7 +5990,9 @@
             <w:tcW w:type="dxa" w:w="1440"/>
           </w:tcPr>
           <w:p>
-            <w:r>
+            <w:pPr/>
+            <w:r>
+              <w:rPr/>
               <w:t>Kenning</w:t>
             </w:r>
           </w:p>
@@ -4514,7 +6002,9 @@
             <w:tcW w:type="dxa" w:w="1440"/>
           </w:tcPr>
           <w:p>
-            <w:r>
+            <w:pPr/>
+            <w:r>
+              <w:rPr/>
               <w:t>GPT-5.4 mini</w:t>
             </w:r>
           </w:p>
@@ -4524,7 +6014,9 @@
             <w:tcW w:type="dxa" w:w="1440"/>
           </w:tcPr>
           <w:p>
-            <w:r>
+            <w:pPr/>
+            <w:r>
+              <w:rPr/>
               <w:t>4/7/143</w:t>
             </w:r>
           </w:p>
@@ -4534,7 +6026,9 @@
             <w:tcW w:type="dxa" w:w="1440"/>
           </w:tcPr>
           <w:p>
-            <w:r>
+            <w:pPr/>
+            <w:r>
+              <w:rPr/>
               <w:t>0.36/0.03/0.051</w:t>
             </w:r>
           </w:p>
@@ -4544,7 +6038,9 @@
             <w:tcW w:type="dxa" w:w="1440"/>
           </w:tcPr>
           <w:p>
-            <w:r>
+            <w:pPr/>
+            <w:r>
+              <w:rPr/>
               <w:t>3/8/144</w:t>
             </w:r>
           </w:p>
@@ -4554,7 +6050,9 @@
             <w:tcW w:type="dxa" w:w="1440"/>
           </w:tcPr>
           <w:p>
-            <w:r>
+            <w:pPr/>
+            <w:r>
+              <w:rPr/>
               <w:t>0.27/0.02/0.038</w:t>
             </w:r>
           </w:p>
@@ -4566,7 +6064,9 @@
             <w:tcW w:type="dxa" w:w="1440"/>
           </w:tcPr>
           <w:p>
-            <w:r>
+            <w:pPr/>
+            <w:r>
+              <w:rPr/>
               <w:t>Kenning</w:t>
             </w:r>
           </w:p>
@@ -4576,7 +6076,9 @@
             <w:tcW w:type="dxa" w:w="1440"/>
           </w:tcPr>
           <w:p>
-            <w:r>
+            <w:pPr/>
+            <w:r>
+              <w:rPr/>
               <w:t>Gemini 3.5 Flash</w:t>
             </w:r>
           </w:p>
@@ -4586,7 +6088,9 @@
             <w:tcW w:type="dxa" w:w="1440"/>
           </w:tcPr>
           <w:p>
-            <w:r>
+            <w:pPr/>
+            <w:r>
+              <w:rPr/>
               <w:t>15/8/132</w:t>
             </w:r>
           </w:p>
@@ -4596,7 +6100,9 @@
             <w:tcW w:type="dxa" w:w="1440"/>
           </w:tcPr>
           <w:p>
-            <w:r>
+            <w:pPr/>
+            <w:r>
+              <w:rPr/>
               <w:t>0.65/0.10/0.176</w:t>
             </w:r>
           </w:p>
@@ -4606,7 +6112,9 @@
             <w:tcW w:type="dxa" w:w="1440"/>
           </w:tcPr>
           <w:p>
-            <w:r>
+            <w:pPr/>
+            <w:r>
+              <w:rPr/>
               <w:t>15/8/132</w:t>
             </w:r>
           </w:p>
@@ -4616,7 +6124,9 @@
             <w:tcW w:type="dxa" w:w="1440"/>
           </w:tcPr>
           <w:p>
-            <w:r>
+            <w:pPr/>
+            <w:r>
+              <w:rPr/>
               <w:t>0.65/0.10/0.176</w:t>
             </w:r>
           </w:p>
@@ -4628,7 +6138,9 @@
             <w:tcW w:type="dxa" w:w="1440"/>
           </w:tcPr>
           <w:p>
-            <w:r>
+            <w:pPr/>
+            <w:r>
+              <w:rPr/>
               <w:t>Antonymy</w:t>
             </w:r>
           </w:p>
@@ -4638,7 +6150,9 @@
             <w:tcW w:type="dxa" w:w="1440"/>
           </w:tcPr>
           <w:p>
-            <w:r>
+            <w:pPr/>
+            <w:r>
+              <w:rPr/>
               <w:t>Claude Sonnet 4.6</w:t>
             </w:r>
           </w:p>
@@ -4648,7 +6162,9 @@
             <w:tcW w:type="dxa" w:w="1440"/>
           </w:tcPr>
           <w:p>
-            <w:r>
+            <w:pPr/>
+            <w:r>
+              <w:rPr/>
               <w:t>6/12/37</w:t>
             </w:r>
           </w:p>
@@ -4658,7 +6174,9 @@
             <w:tcW w:type="dxa" w:w="1440"/>
           </w:tcPr>
           <w:p>
-            <w:r>
+            <w:pPr/>
+            <w:r>
+              <w:rPr/>
               <w:t>0.33/0.14/0.197</w:t>
             </w:r>
           </w:p>
@@ -4668,7 +6186,9 @@
             <w:tcW w:type="dxa" w:w="1440"/>
           </w:tcPr>
           <w:p>
-            <w:r>
+            <w:pPr/>
+            <w:r>
+              <w:rPr/>
               <w:t>12/6/31</w:t>
             </w:r>
           </w:p>
@@ -4678,7 +6198,9 @@
             <w:tcW w:type="dxa" w:w="1440"/>
           </w:tcPr>
           <w:p>
-            <w:r>
+            <w:pPr/>
+            <w:r>
+              <w:rPr/>
               <w:t>0.67/0.28/0.393</w:t>
             </w:r>
           </w:p>
@@ -4690,7 +6212,9 @@
             <w:tcW w:type="dxa" w:w="1440"/>
           </w:tcPr>
           <w:p>
-            <w:r>
+            <w:pPr/>
+            <w:r>
+              <w:rPr/>
               <w:t>Antonymy</w:t>
             </w:r>
           </w:p>
@@ -4700,7 +6224,9 @@
             <w:tcW w:type="dxa" w:w="1440"/>
           </w:tcPr>
           <w:p>
-            <w:r>
+            <w:pPr/>
+            <w:r>
+              <w:rPr/>
               <w:t>GPT-5.4 mini</w:t>
             </w:r>
           </w:p>
@@ -4710,7 +6236,9 @@
             <w:tcW w:type="dxa" w:w="1440"/>
           </w:tcPr>
           <w:p>
-            <w:r>
+            <w:pPr/>
+            <w:r>
+              <w:rPr/>
               <w:t>5/17/38</w:t>
             </w:r>
           </w:p>
@@ -4720,7 +6248,9 @@
             <w:tcW w:type="dxa" w:w="1440"/>
           </w:tcPr>
           <w:p>
-            <w:r>
+            <w:pPr/>
+            <w:r>
+              <w:rPr/>
               <w:t>0.23/0.12/0.154</w:t>
             </w:r>
           </w:p>
@@ -4730,7 +6260,9 @@
             <w:tcW w:type="dxa" w:w="1440"/>
           </w:tcPr>
           <w:p>
-            <w:r>
+            <w:pPr/>
+            <w:r>
+              <w:rPr/>
               <w:t>14/8/29</w:t>
             </w:r>
           </w:p>
@@ -4740,7 +6272,9 @@
             <w:tcW w:type="dxa" w:w="1440"/>
           </w:tcPr>
           <w:p>
-            <w:r>
+            <w:pPr/>
+            <w:r>
+              <w:rPr/>
               <w:t>0.64/0.33/0.431</w:t>
             </w:r>
           </w:p>
@@ -4752,7 +6286,9 @@
             <w:tcW w:type="dxa" w:w="1440"/>
           </w:tcPr>
           <w:p>
-            <w:r>
+            <w:pPr/>
+            <w:r>
+              <w:rPr/>
               <w:t>Antonymy</w:t>
             </w:r>
           </w:p>
@@ -4762,7 +6298,9 @@
             <w:tcW w:type="dxa" w:w="1440"/>
           </w:tcPr>
           <w:p>
-            <w:r>
+            <w:pPr/>
+            <w:r>
+              <w:rPr/>
               <w:t>Gemini 3.5 Flash</w:t>
             </w:r>
           </w:p>
@@ -4772,7 +6310,9 @@
             <w:tcW w:type="dxa" w:w="1440"/>
           </w:tcPr>
           <w:p>
-            <w:r>
+            <w:pPr/>
+            <w:r>
+              <w:rPr/>
               <w:t>5/21/38</w:t>
             </w:r>
           </w:p>
@@ -4782,7 +6322,9 @@
             <w:tcW w:type="dxa" w:w="1440"/>
           </w:tcPr>
           <w:p>
-            <w:r>
+            <w:pPr/>
+            <w:r>
+              <w:rPr/>
               <w:t>0.19/0.12/0.145</w:t>
             </w:r>
           </w:p>
@@ -4792,7 +6334,9 @@
             <w:tcW w:type="dxa" w:w="1440"/>
           </w:tcPr>
           <w:p>
-            <w:r>
+            <w:pPr/>
+            <w:r>
+              <w:rPr/>
               <w:t>21/5/22</w:t>
             </w:r>
           </w:p>
@@ -4802,7 +6346,9 @@
             <w:tcW w:type="dxa" w:w="1440"/>
           </w:tcPr>
           <w:p>
-            <w:r>
+            <w:pPr/>
+            <w:r>
+              <w:rPr/>
               <w:t>0.81/0.49/0.609</w:t>
             </w:r>
           </w:p>
@@ -4814,6 +6360,7 @@
         <w:pStyle w:val="Heading3"/>
       </w:pPr>
       <w:r>
+        <w:rPr/>
         <w:t>A.3 Per-element decomposition — full grid (§1.6, pooled DEV)</w:t>
       </w:r>
     </w:p>
@@ -4838,7 +6385,9 @@
             <w:tcW w:type="dxa" w:w="1234"/>
           </w:tcPr>
           <w:p>
-            <w:r>
+            <w:pPr/>
+            <w:r>
+              <w:rPr/>
               <w:t>Element</w:t>
             </w:r>
           </w:p>
@@ -4848,7 +6397,9 @@
             <w:tcW w:type="dxa" w:w="1234"/>
           </w:tcPr>
           <w:p>
-            <w:r>
+            <w:pPr/>
+            <w:r>
+              <w:rPr/>
               <w:t>Model</w:t>
             </w:r>
           </w:p>
@@ -4858,7 +6409,9 @@
             <w:tcW w:type="dxa" w:w="1234"/>
           </w:tcPr>
           <w:p>
-            <w:r>
+            <w:pPr/>
+            <w:r>
+              <w:rPr/>
               <w:t>v4combined TP/FP/FN</w:t>
             </w:r>
           </w:p>
@@ -4868,7 +6421,9 @@
             <w:tcW w:type="dxa" w:w="1234"/>
           </w:tcPr>
           <w:p>
-            <w:r>
+            <w:pPr/>
+            <w:r>
+              <w:rPr/>
               <w:t>v4 F1</w:t>
             </w:r>
           </w:p>
@@ -4878,7 +6433,9 @@
             <w:tcW w:type="dxa" w:w="1234"/>
           </w:tcPr>
           <w:p>
-            <w:r>
+            <w:pPr/>
+            <w:r>
+              <w:rPr/>
               <w:t>Decomposed TP/FP/FN</w:t>
             </w:r>
           </w:p>
@@ -4888,7 +6445,9 @@
             <w:tcW w:type="dxa" w:w="1234"/>
           </w:tcPr>
           <w:p>
-            <w:r>
+            <w:pPr/>
+            <w:r>
+              <w:rPr/>
               <w:t>Dec. F1</w:t>
             </w:r>
           </w:p>
@@ -4898,7 +6457,9 @@
             <w:tcW w:type="dxa" w:w="1234"/>
           </w:tcPr>
           <w:p>
-            <w:r>
+            <w:pPr/>
+            <w:r>
+              <w:rPr/>
               <w:t>Run-agree (v4→dec.)</w:t>
             </w:r>
           </w:p>
@@ -4910,7 +6471,9 @@
             <w:tcW w:type="dxa" w:w="1234"/>
           </w:tcPr>
           <w:p>
-            <w:r>
+            <w:pPr/>
+            <w:r>
+              <w:rPr/>
               <w:t>Kenning</w:t>
             </w:r>
           </w:p>
@@ -4920,7 +6483,9 @@
             <w:tcW w:type="dxa" w:w="1234"/>
           </w:tcPr>
           <w:p>
-            <w:r>
+            <w:pPr/>
+            <w:r>
+              <w:rPr/>
               <w:t>Claude Sonnet 4.6</w:t>
             </w:r>
           </w:p>
@@ -4930,7 +6495,9 @@
             <w:tcW w:type="dxa" w:w="1234"/>
           </w:tcPr>
           <w:p>
-            <w:r>
+            <w:pPr/>
+            <w:r>
+              <w:rPr/>
               <w:t>5/3/64</w:t>
             </w:r>
           </w:p>
@@ -4940,7 +6507,9 @@
             <w:tcW w:type="dxa" w:w="1234"/>
           </w:tcPr>
           <w:p>
-            <w:r>
+            <w:pPr/>
+            <w:r>
+              <w:rPr/>
               <w:t>0.130</w:t>
             </w:r>
           </w:p>
@@ -4950,7 +6519,9 @@
             <w:tcW w:type="dxa" w:w="1234"/>
           </w:tcPr>
           <w:p>
-            <w:r>
+            <w:pPr/>
+            <w:r>
+              <w:rPr/>
               <w:t>8/7/61</w:t>
             </w:r>
           </w:p>
@@ -4960,7 +6531,9 @@
             <w:tcW w:type="dxa" w:w="1234"/>
           </w:tcPr>
           <w:p>
-            <w:r>
+            <w:pPr/>
+            <w:r>
+              <w:rPr/>
               <w:t>0.190</w:t>
             </w:r>
           </w:p>
@@ -4970,7 +6543,9 @@
             <w:tcW w:type="dxa" w:w="1234"/>
           </w:tcPr>
           <w:p>
-            <w:r>
+            <w:pPr/>
+            <w:r>
+              <w:rPr/>
               <w:t>89%→95%</w:t>
             </w:r>
           </w:p>
@@ -4982,7 +6557,9 @@
             <w:tcW w:type="dxa" w:w="1234"/>
           </w:tcPr>
           <w:p>
-            <w:r>
+            <w:pPr/>
+            <w:r>
+              <w:rPr/>
               <w:t>Kenning</w:t>
             </w:r>
           </w:p>
@@ -4992,7 +6569,9 @@
             <w:tcW w:type="dxa" w:w="1234"/>
           </w:tcPr>
           <w:p>
-            <w:r>
+            <w:pPr/>
+            <w:r>
+              <w:rPr/>
               <w:t>GPT-5.4-mini</w:t>
             </w:r>
           </w:p>
@@ -5002,7 +6581,9 @@
             <w:tcW w:type="dxa" w:w="1234"/>
           </w:tcPr>
           <w:p>
-            <w:r>
+            <w:pPr/>
+            <w:r>
+              <w:rPr/>
               <w:t>7/8/62</w:t>
             </w:r>
           </w:p>
@@ -5012,7 +6593,9 @@
             <w:tcW w:type="dxa" w:w="1234"/>
           </w:tcPr>
           <w:p>
-            <w:r>
+            <w:pPr/>
+            <w:r>
+              <w:rPr/>
               <w:t>0.167</w:t>
             </w:r>
           </w:p>
@@ -5022,7 +6605,9 @@
             <w:tcW w:type="dxa" w:w="1234"/>
           </w:tcPr>
           <w:p>
-            <w:r>
+            <w:pPr/>
+            <w:r>
+              <w:rPr/>
               <w:t>4/0/65</w:t>
             </w:r>
           </w:p>
@@ -5032,7 +6617,9 @@
             <w:tcW w:type="dxa" w:w="1234"/>
           </w:tcPr>
           <w:p>
-            <w:r>
+            <w:pPr/>
+            <w:r>
+              <w:rPr/>
               <w:t>0.110 (worse)</w:t>
             </w:r>
           </w:p>
@@ -5042,7 +6629,9 @@
             <w:tcW w:type="dxa" w:w="1234"/>
           </w:tcPr>
           <w:p>
-            <w:r>
+            <w:pPr/>
+            <w:r>
+              <w:rPr/>
               <w:t>98%→82% (worse)</w:t>
             </w:r>
           </w:p>
@@ -5054,7 +6643,9 @@
             <w:tcW w:type="dxa" w:w="1234"/>
           </w:tcPr>
           <w:p>
-            <w:r>
+            <w:pPr/>
+            <w:r>
+              <w:rPr/>
               <w:t>Kenning</w:t>
             </w:r>
           </w:p>
@@ -5064,7 +6655,9 @@
             <w:tcW w:type="dxa" w:w="1234"/>
           </w:tcPr>
           <w:p>
-            <w:r>
+            <w:pPr/>
+            <w:r>
+              <w:rPr/>
               <w:t>Gemini 3.5 Flash</w:t>
             </w:r>
           </w:p>
@@ -5074,7 +6667,9 @@
             <w:tcW w:type="dxa" w:w="1234"/>
           </w:tcPr>
           <w:p>
-            <w:r>
+            <w:pPr/>
+            <w:r>
+              <w:rPr/>
               <w:t>10/3/59</w:t>
             </w:r>
           </w:p>
@@ -5084,7 +6679,9 @@
             <w:tcW w:type="dxa" w:w="1234"/>
           </w:tcPr>
           <w:p>
-            <w:r>
+            <w:pPr/>
+            <w:r>
+              <w:rPr/>
               <w:t>0.244</w:t>
             </w:r>
           </w:p>
@@ -5094,7 +6691,9 @@
             <w:tcW w:type="dxa" w:w="1234"/>
           </w:tcPr>
           <w:p>
-            <w:r>
+            <w:pPr/>
+            <w:r>
+              <w:rPr/>
               <w:t>7/5/62</w:t>
             </w:r>
           </w:p>
@@ -5104,7 +6703,9 @@
             <w:tcW w:type="dxa" w:w="1234"/>
           </w:tcPr>
           <w:p>
-            <w:r>
+            <w:pPr/>
+            <w:r>
+              <w:rPr/>
               <w:t>0.173 (worse)</w:t>
             </w:r>
           </w:p>
@@ -5114,7 +6715,9 @@
             <w:tcW w:type="dxa" w:w="1234"/>
           </w:tcPr>
           <w:p>
-            <w:r>
+            <w:pPr/>
+            <w:r>
+              <w:rPr/>
               <w:t>95%→96%</w:t>
             </w:r>
           </w:p>
@@ -5126,7 +6729,9 @@
             <w:tcW w:type="dxa" w:w="1234"/>
           </w:tcPr>
           <w:p>
-            <w:r>
+            <w:pPr/>
+            <w:r>
+              <w:rPr/>
               <w:t>Trope</w:t>
             </w:r>
           </w:p>
@@ -5136,7 +6741,9 @@
             <w:tcW w:type="dxa" w:w="1234"/>
           </w:tcPr>
           <w:p>
-            <w:r>
+            <w:pPr/>
+            <w:r>
+              <w:rPr/>
               <w:t>Claude Sonnet 4.6</w:t>
             </w:r>
           </w:p>
@@ -5146,7 +6753,9 @@
             <w:tcW w:type="dxa" w:w="1234"/>
           </w:tcPr>
           <w:p>
-            <w:r>
+            <w:pPr/>
+            <w:r>
+              <w:rPr/>
               <w:t>2/6/58</w:t>
             </w:r>
           </w:p>
@@ -5156,7 +6765,9 @@
             <w:tcW w:type="dxa" w:w="1234"/>
           </w:tcPr>
           <w:p>
-            <w:r>
+            <w:pPr/>
+            <w:r>
+              <w:rPr/>
               <w:t>0.059</w:t>
             </w:r>
           </w:p>
@@ -5166,7 +6777,9 @@
             <w:tcW w:type="dxa" w:w="1234"/>
           </w:tcPr>
           <w:p>
-            <w:r>
+            <w:pPr/>
+            <w:r>
+              <w:rPr/>
               <w:t>4/6/56</w:t>
             </w:r>
           </w:p>
@@ -5176,7 +6789,9 @@
             <w:tcW w:type="dxa" w:w="1234"/>
           </w:tcPr>
           <w:p>
-            <w:r>
+            <w:pPr/>
+            <w:r>
+              <w:rPr/>
               <w:t>0.114</w:t>
             </w:r>
           </w:p>
@@ -5186,7 +6801,9 @@
             <w:tcW w:type="dxa" w:w="1234"/>
           </w:tcPr>
           <w:p>
-            <w:r>
+            <w:pPr/>
+            <w:r>
+              <w:rPr/>
               <w:t>93%→97%</w:t>
             </w:r>
           </w:p>
@@ -5198,7 +6815,9 @@
             <w:tcW w:type="dxa" w:w="1234"/>
           </w:tcPr>
           <w:p>
-            <w:r>
+            <w:pPr/>
+            <w:r>
+              <w:rPr/>
               <w:t>Trope</w:t>
             </w:r>
           </w:p>
@@ -5208,7 +6827,9 @@
             <w:tcW w:type="dxa" w:w="1234"/>
           </w:tcPr>
           <w:p>
-            <w:r>
+            <w:pPr/>
+            <w:r>
+              <w:rPr/>
               <w:t>GPT-5.4-mini</w:t>
             </w:r>
           </w:p>
@@ -5218,7 +6839,9 @@
             <w:tcW w:type="dxa" w:w="1234"/>
           </w:tcPr>
           <w:p>
-            <w:r>
+            <w:pPr/>
+            <w:r>
+              <w:rPr/>
               <w:t>6/9/54</w:t>
             </w:r>
           </w:p>
@@ -5228,7 +6851,9 @@
             <w:tcW w:type="dxa" w:w="1234"/>
           </w:tcPr>
           <w:p>
-            <w:r>
+            <w:pPr/>
+            <w:r>
+              <w:rPr/>
               <w:t>0.160</w:t>
             </w:r>
           </w:p>
@@ -5238,7 +6863,9 @@
             <w:tcW w:type="dxa" w:w="1234"/>
           </w:tcPr>
           <w:p>
-            <w:r>
+            <w:pPr/>
+            <w:r>
+              <w:rPr/>
               <w:t>6/14/54</w:t>
             </w:r>
           </w:p>
@@ -5248,7 +6875,9 @@
             <w:tcW w:type="dxa" w:w="1234"/>
           </w:tcPr>
           <w:p>
-            <w:r>
+            <w:pPr/>
+            <w:r>
+              <w:rPr/>
               <w:t>0.150 (token: 0.175)</w:t>
             </w:r>
           </w:p>
@@ -5258,7 +6887,9 @@
             <w:tcW w:type="dxa" w:w="1234"/>
           </w:tcPr>
           <w:p>
-            <w:r>
+            <w:pPr/>
+            <w:r>
+              <w:rPr/>
               <w:t>77%→93%</w:t>
             </w:r>
           </w:p>
@@ -5270,7 +6901,9 @@
             <w:tcW w:type="dxa" w:w="1234"/>
           </w:tcPr>
           <w:p>
-            <w:r>
+            <w:pPr/>
+            <w:r>
+              <w:rPr/>
               <w:t>Trope</w:t>
             </w:r>
           </w:p>
@@ -5280,7 +6913,9 @@
             <w:tcW w:type="dxa" w:w="1234"/>
           </w:tcPr>
           <w:p>
-            <w:r>
+            <w:pPr/>
+            <w:r>
+              <w:rPr/>
               <w:t>Gemini 3.5 Flash</w:t>
             </w:r>
           </w:p>
@@ -5290,7 +6925,9 @@
             <w:tcW w:type="dxa" w:w="1234"/>
           </w:tcPr>
           <w:p>
-            <w:r>
+            <w:pPr/>
+            <w:r>
+              <w:rPr/>
               <w:t>5/5/55</w:t>
             </w:r>
           </w:p>
@@ -5300,7 +6937,9 @@
             <w:tcW w:type="dxa" w:w="1234"/>
           </w:tcPr>
           <w:p>
-            <w:r>
+            <w:pPr/>
+            <w:r>
+              <w:rPr/>
               <w:t>0.143</w:t>
             </w:r>
           </w:p>
@@ -5310,7 +6949,9 @@
             <w:tcW w:type="dxa" w:w="1234"/>
           </w:tcPr>
           <w:p>
-            <w:r>
+            <w:pPr/>
+            <w:r>
+              <w:rPr/>
               <w:t>7/6/53</w:t>
             </w:r>
           </w:p>
@@ -5320,7 +6961,9 @@
             <w:tcW w:type="dxa" w:w="1234"/>
           </w:tcPr>
           <w:p>
-            <w:r>
+            <w:pPr/>
+            <w:r>
+              <w:rPr/>
               <w:t>0.192</w:t>
             </w:r>
           </w:p>
@@ -5330,7 +6973,9 @@
             <w:tcW w:type="dxa" w:w="1234"/>
           </w:tcPr>
           <w:p>
-            <w:r>
+            <w:pPr/>
+            <w:r>
+              <w:rPr/>
               <w:t>82%→85%</w:t>
             </w:r>
           </w:p>
@@ -5342,7 +6987,9 @@
             <w:tcW w:type="dxa" w:w="1234"/>
           </w:tcPr>
           <w:p>
-            <w:r>
+            <w:pPr/>
+            <w:r>
+              <w:rPr/>
               <w:t>Simile</w:t>
             </w:r>
           </w:p>
@@ -5352,7 +6999,9 @@
             <w:tcW w:type="dxa" w:w="1234"/>
           </w:tcPr>
           <w:p>
-            <w:r>
+            <w:pPr/>
+            <w:r>
+              <w:rPr/>
               <w:t>Claude Sonnet 4.6</w:t>
             </w:r>
           </w:p>
@@ -5362,7 +7011,9 @@
             <w:tcW w:type="dxa" w:w="1234"/>
           </w:tcPr>
           <w:p>
-            <w:r>
+            <w:pPr/>
+            <w:r>
+              <w:rPr/>
               <w:t>14/7/6</w:t>
             </w:r>
           </w:p>
@@ -5372,7 +7023,9 @@
             <w:tcW w:type="dxa" w:w="1234"/>
           </w:tcPr>
           <w:p>
-            <w:r>
+            <w:pPr/>
+            <w:r>
+              <w:rPr/>
               <w:t>0.683</w:t>
             </w:r>
           </w:p>
@@ -5382,7 +7035,9 @@
             <w:tcW w:type="dxa" w:w="1234"/>
           </w:tcPr>
           <w:p>
-            <w:r>
+            <w:pPr/>
+            <w:r>
+              <w:rPr/>
               <w:t>15/7/5</w:t>
             </w:r>
           </w:p>
@@ -5392,7 +7047,9 @@
             <w:tcW w:type="dxa" w:w="1234"/>
           </w:tcPr>
           <w:p>
-            <w:r>
+            <w:pPr/>
+            <w:r>
+              <w:rPr/>
               <w:t>0.714</w:t>
             </w:r>
           </w:p>
@@ -5402,7 +7059,9 @@
             <w:tcW w:type="dxa" w:w="1234"/>
           </w:tcPr>
           <w:p>
-            <w:r>
+            <w:pPr/>
+            <w:r>
+              <w:rPr/>
               <w:t>99%→99%</w:t>
             </w:r>
           </w:p>
@@ -5414,7 +7073,9 @@
             <w:tcW w:type="dxa" w:w="1234"/>
           </w:tcPr>
           <w:p>
-            <w:r>
+            <w:pPr/>
+            <w:r>
+              <w:rPr/>
               <w:t>Simile</w:t>
             </w:r>
           </w:p>
@@ -5424,7 +7085,9 @@
             <w:tcW w:type="dxa" w:w="1234"/>
           </w:tcPr>
           <w:p>
-            <w:r>
+            <w:pPr/>
+            <w:r>
+              <w:rPr/>
               <w:t>GPT-5.4-mini</w:t>
             </w:r>
           </w:p>
@@ -5434,7 +7097,9 @@
             <w:tcW w:type="dxa" w:w="1234"/>
           </w:tcPr>
           <w:p>
-            <w:r>
+            <w:pPr/>
+            <w:r>
+              <w:rPr/>
               <w:t>13/7/7</w:t>
             </w:r>
           </w:p>
@@ -5444,7 +7109,9 @@
             <w:tcW w:type="dxa" w:w="1234"/>
           </w:tcPr>
           <w:p>
-            <w:r>
+            <w:pPr/>
+            <w:r>
+              <w:rPr/>
               <w:t>0.650</w:t>
             </w:r>
           </w:p>
@@ -5454,7 +7121,9 @@
             <w:tcW w:type="dxa" w:w="1234"/>
           </w:tcPr>
           <w:p>
-            <w:r>
+            <w:pPr/>
+            <w:r>
+              <w:rPr/>
               <w:t>16/7/4</w:t>
             </w:r>
           </w:p>
@@ -5464,7 +7133,9 @@
             <w:tcW w:type="dxa" w:w="1234"/>
           </w:tcPr>
           <w:p>
-            <w:r>
+            <w:pPr/>
+            <w:r>
+              <w:rPr/>
               <w:t>0.744</w:t>
             </w:r>
           </w:p>
@@ -5474,7 +7145,9 @@
             <w:tcW w:type="dxa" w:w="1234"/>
           </w:tcPr>
           <w:p>
-            <w:r>
+            <w:pPr/>
+            <w:r>
+              <w:rPr/>
               <w:t>96%→99%</w:t>
             </w:r>
           </w:p>
@@ -5486,7 +7159,9 @@
             <w:tcW w:type="dxa" w:w="1234"/>
           </w:tcPr>
           <w:p>
-            <w:r>
+            <w:pPr/>
+            <w:r>
+              <w:rPr/>
               <w:t>Simile</w:t>
             </w:r>
           </w:p>
@@ -5496,7 +7171,9 @@
             <w:tcW w:type="dxa" w:w="1234"/>
           </w:tcPr>
           <w:p>
-            <w:r>
+            <w:pPr/>
+            <w:r>
+              <w:rPr/>
               <w:t>Gemini 3.5 Flash</w:t>
             </w:r>
           </w:p>
@@ -5506,7 +7183,9 @@
             <w:tcW w:type="dxa" w:w="1234"/>
           </w:tcPr>
           <w:p>
-            <w:r>
+            <w:pPr/>
+            <w:r>
+              <w:rPr/>
               <w:t>13/7/7</w:t>
             </w:r>
           </w:p>
@@ -5516,7 +7195,9 @@
             <w:tcW w:type="dxa" w:w="1234"/>
           </w:tcPr>
           <w:p>
-            <w:r>
+            <w:pPr/>
+            <w:r>
+              <w:rPr/>
               <w:t>0.650</w:t>
             </w:r>
           </w:p>
@@ -5526,7 +7207,9 @@
             <w:tcW w:type="dxa" w:w="1234"/>
           </w:tcPr>
           <w:p>
-            <w:r>
+            <w:pPr/>
+            <w:r>
+              <w:rPr/>
               <w:t>12/7/8</w:t>
             </w:r>
           </w:p>
@@ -5536,7 +7219,9 @@
             <w:tcW w:type="dxa" w:w="1234"/>
           </w:tcPr>
           <w:p>
-            <w:r>
+            <w:pPr/>
+            <w:r>
+              <w:rPr/>
               <w:t>0.615</w:t>
             </w:r>
           </w:p>
@@ -5546,7 +7231,9 @@
             <w:tcW w:type="dxa" w:w="1234"/>
           </w:tcPr>
           <w:p>
-            <w:r>
+            <w:pPr/>
+            <w:r>
+              <w:rPr/>
               <w:t>96%→93%</w:t>
             </w:r>
           </w:p>
@@ -5558,7 +7245,9 @@
             <w:tcW w:type="dxa" w:w="1234"/>
           </w:tcPr>
           <w:p>
-            <w:r>
+            <w:pPr/>
+            <w:r>
+              <w:rPr/>
               <w:t>Antonymy (n=5, too thin)</w:t>
             </w:r>
           </w:p>
@@ -5568,7 +7257,9 @@
             <w:tcW w:type="dxa" w:w="1234"/>
           </w:tcPr>
           <w:p>
-            <w:r>
+            <w:pPr/>
+            <w:r>
+              <w:rPr/>
               <w:t>all 3</w:t>
             </w:r>
           </w:p>
@@ -5578,7 +7269,9 @@
             <w:tcW w:type="dxa" w:w="1234"/>
           </w:tcPr>
           <w:p>
-            <w:r>
+            <w:pPr/>
+            <w:r>
+              <w:rPr/>
               <w:t>—</w:t>
             </w:r>
           </w:p>
@@ -5588,7 +7281,9 @@
             <w:tcW w:type="dxa" w:w="1234"/>
           </w:tcPr>
           <w:p>
-            <w:r>
+            <w:pPr/>
+            <w:r>
+              <w:rPr/>
               <w:t>—</w:t>
             </w:r>
           </w:p>
@@ -5598,7 +7293,9 @@
             <w:tcW w:type="dxa" w:w="1234"/>
           </w:tcPr>
           <w:p>
-            <w:r>
+            <w:pPr/>
+            <w:r>
+              <w:rPr/>
               <w:t>—</w:t>
             </w:r>
           </w:p>
@@ -5608,7 +7305,9 @@
             <w:tcW w:type="dxa" w:w="1234"/>
           </w:tcPr>
           <w:p>
-            <w:r>
+            <w:pPr/>
+            <w:r>
+              <w:rPr/>
               <w:t>—</w:t>
             </w:r>
           </w:p>
@@ -5618,7 +7317,9 @@
             <w:tcW w:type="dxa" w:w="1234"/>
           </w:tcPr>
           <w:p>
-            <w:r>
+            <w:pPr/>
+            <w:r>
+              <w:rPr/>
               <w:t>—</w:t>
             </w:r>
           </w:p>
@@ -5630,10 +7331,12 @@
         <w:pStyle w:val="Heading3"/>
       </w:pPr>
       <w:r>
+        <w:rPr/>
         <w:t>A.6 Per-verse granularity — full grid (§1.6, Imru2 + Nabigha replication)</w:t>
       </w:r>
     </w:p>
     <w:p>
+      <w:pPr/>
       <w:r>
         <w:rPr>
           <w:b/>
@@ -5661,7 +7364,9 @@
             <w:tcW w:type="dxa" w:w="1440"/>
           </w:tcPr>
           <w:p>
-            <w:r>
+            <w:pPr/>
+            <w:r>
+              <w:rPr/>
               <w:t>Element</w:t>
             </w:r>
           </w:p>
@@ -5671,7 +7376,9 @@
             <w:tcW w:type="dxa" w:w="1440"/>
           </w:tcPr>
           <w:p>
-            <w:r>
+            <w:pPr/>
+            <w:r>
+              <w:rPr/>
               <w:t>Model</w:t>
             </w:r>
           </w:p>
@@ -5681,7 +7388,9 @@
             <w:tcW w:type="dxa" w:w="1440"/>
           </w:tcPr>
           <w:p>
-            <w:r>
+            <w:pPr/>
+            <w:r>
+              <w:rPr/>
               <w:t>Whole+All4 (v4)</w:t>
             </w:r>
           </w:p>
@@ -5691,7 +7400,9 @@
             <w:tcW w:type="dxa" w:w="1440"/>
           </w:tcPr>
           <w:p>
-            <w:r>
+            <w:pPr/>
+            <w:r>
+              <w:rPr/>
               <w:t>Whole+Single (decomp.)</w:t>
             </w:r>
           </w:p>
@@ -5701,7 +7412,9 @@
             <w:tcW w:type="dxa" w:w="1440"/>
           </w:tcPr>
           <w:p>
-            <w:r>
+            <w:pPr/>
+            <w:r>
+              <w:rPr/>
               <w:t>Verse+All4 (Mode A)</w:t>
             </w:r>
           </w:p>
@@ -5711,7 +7424,9 @@
             <w:tcW w:type="dxa" w:w="1440"/>
           </w:tcPr>
           <w:p>
-            <w:r>
+            <w:pPr/>
+            <w:r>
+              <w:rPr/>
               <w:t>Verse+Single (Mode B)</w:t>
             </w:r>
           </w:p>
@@ -5723,7 +7438,9 @@
             <w:tcW w:type="dxa" w:w="1440"/>
           </w:tcPr>
           <w:p>
-            <w:r>
+            <w:pPr/>
+            <w:r>
+              <w:rPr/>
               <w:t>Trope</w:t>
             </w:r>
           </w:p>
@@ -5733,7 +7450,9 @@
             <w:tcW w:type="dxa" w:w="1440"/>
           </w:tcPr>
           <w:p>
-            <w:r>
+            <w:pPr/>
+            <w:r>
+              <w:rPr/>
               <w:t>Claude Sonnet 4.6</w:t>
             </w:r>
           </w:p>
@@ -5743,7 +7462,9 @@
             <w:tcW w:type="dxa" w:w="1440"/>
           </w:tcPr>
           <w:p>
-            <w:r>
+            <w:pPr/>
+            <w:r>
+              <w:rPr/>
               <w:t>2/0/6, 0.400</w:t>
             </w:r>
           </w:p>
@@ -5753,7 +7474,9 @@
             <w:tcW w:type="dxa" w:w="1440"/>
           </w:tcPr>
           <w:p>
-            <w:r>
+            <w:pPr/>
+            <w:r>
+              <w:rPr/>
               <w:t>2/1/6, 0.364</w:t>
             </w:r>
           </w:p>
@@ -5763,7 +7486,9 @@
             <w:tcW w:type="dxa" w:w="1440"/>
           </w:tcPr>
           <w:p>
-            <w:r>
+            <w:pPr/>
+            <w:r>
+              <w:rPr/>
               <w:t>2/2/6, 0.333</w:t>
             </w:r>
           </w:p>
@@ -5773,7 +7498,9 @@
             <w:tcW w:type="dxa" w:w="1440"/>
           </w:tcPr>
           <w:p>
-            <w:r>
+            <w:pPr/>
+            <w:r>
+              <w:rPr/>
               <w:t>4/3/4, 0.533</w:t>
             </w:r>
           </w:p>
@@ -5785,7 +7512,9 @@
             <w:tcW w:type="dxa" w:w="1440"/>
           </w:tcPr>
           <w:p>
-            <w:r>
+            <w:pPr/>
+            <w:r>
+              <w:rPr/>
               <w:t>Trope</w:t>
             </w:r>
           </w:p>
@@ -5795,7 +7524,9 @@
             <w:tcW w:type="dxa" w:w="1440"/>
           </w:tcPr>
           <w:p>
-            <w:r>
+            <w:pPr/>
+            <w:r>
+              <w:rPr/>
               <w:t>GPT-5.4 mini</w:t>
             </w:r>
           </w:p>
@@ -5805,7 +7536,9 @@
             <w:tcW w:type="dxa" w:w="1440"/>
           </w:tcPr>
           <w:p>
-            <w:r>
+            <w:pPr/>
+            <w:r>
+              <w:rPr/>
               <w:t>1/0/7, 0.222</w:t>
             </w:r>
           </w:p>
@@ -5815,7 +7548,9 @@
             <w:tcW w:type="dxa" w:w="1440"/>
           </w:tcPr>
           <w:p>
-            <w:r>
+            <w:pPr/>
+            <w:r>
+              <w:rPr/>
               <w:t>1/1/7, 0.200</w:t>
             </w:r>
           </w:p>
@@ -5825,7 +7560,9 @@
             <w:tcW w:type="dxa" w:w="1440"/>
           </w:tcPr>
           <w:p>
-            <w:r>
+            <w:pPr/>
+            <w:r>
+              <w:rPr/>
               <w:t>3/9/5, 0.300</w:t>
             </w:r>
           </w:p>
@@ -5835,7 +7572,9 @@
             <w:tcW w:type="dxa" w:w="1440"/>
           </w:tcPr>
           <w:p>
-            <w:r>
+            <w:pPr/>
+            <w:r>
+              <w:rPr/>
               <w:t>2/3/6, 0.308</w:t>
             </w:r>
           </w:p>
@@ -5847,7 +7586,9 @@
             <w:tcW w:type="dxa" w:w="1440"/>
           </w:tcPr>
           <w:p>
-            <w:r>
+            <w:pPr/>
+            <w:r>
+              <w:rPr/>
               <w:t>Trope</w:t>
             </w:r>
           </w:p>
@@ -5857,7 +7598,9 @@
             <w:tcW w:type="dxa" w:w="1440"/>
           </w:tcPr>
           <w:p>
-            <w:r>
+            <w:pPr/>
+            <w:r>
+              <w:rPr/>
               <w:t>Gemini 3.5 Flash</w:t>
             </w:r>
           </w:p>
@@ -5867,7 +7610,9 @@
             <w:tcW w:type="dxa" w:w="1440"/>
           </w:tcPr>
           <w:p>
-            <w:r>
+            <w:pPr/>
+            <w:r>
+              <w:rPr/>
               <w:t>1/2/7, 0.182</w:t>
             </w:r>
           </w:p>
@@ -5877,7 +7622,9 @@
             <w:tcW w:type="dxa" w:w="1440"/>
           </w:tcPr>
           <w:p>
-            <w:r>
+            <w:pPr/>
+            <w:r>
+              <w:rPr/>
               <w:t>1/2/7, 0.182</w:t>
             </w:r>
           </w:p>
@@ -5887,7 +7634,9 @@
             <w:tcW w:type="dxa" w:w="1440"/>
           </w:tcPr>
           <w:p>
-            <w:r>
+            <w:pPr/>
+            <w:r>
+              <w:rPr/>
               <w:t>3/3/5, 0.429</w:t>
             </w:r>
           </w:p>
@@ -5897,7 +7646,9 @@
             <w:tcW w:type="dxa" w:w="1440"/>
           </w:tcPr>
           <w:p>
-            <w:r>
+            <w:pPr/>
+            <w:r>
+              <w:rPr/>
               <w:t>1/4/7, 0.154</w:t>
             </w:r>
           </w:p>
@@ -5909,7 +7660,9 @@
             <w:tcW w:type="dxa" w:w="1440"/>
           </w:tcPr>
           <w:p>
-            <w:r>
+            <w:pPr/>
+            <w:r>
+              <w:rPr/>
               <w:t>Simile</w:t>
             </w:r>
           </w:p>
@@ -5919,7 +7672,9 @@
             <w:tcW w:type="dxa" w:w="1440"/>
           </w:tcPr>
           <w:p>
-            <w:r>
+            <w:pPr/>
+            <w:r>
+              <w:rPr/>
               <w:t>Claude Sonnet 4.6</w:t>
             </w:r>
           </w:p>
@@ -5929,7 +7684,9 @@
             <w:tcW w:type="dxa" w:w="1440"/>
           </w:tcPr>
           <w:p>
-            <w:r>
+            <w:pPr/>
+            <w:r>
+              <w:rPr/>
               <w:t>5/5/0, 0.667</w:t>
             </w:r>
           </w:p>
@@ -5939,7 +7696,9 @@
             <w:tcW w:type="dxa" w:w="1440"/>
           </w:tcPr>
           <w:p>
-            <w:r>
+            <w:pPr/>
+            <w:r>
+              <w:rPr/>
               <w:t>5/5/0, 0.667</w:t>
             </w:r>
           </w:p>
@@ -5949,7 +7708,9 @@
             <w:tcW w:type="dxa" w:w="1440"/>
           </w:tcPr>
           <w:p>
-            <w:r>
+            <w:pPr/>
+            <w:r>
+              <w:rPr/>
               <w:t>5/5/0, 0.667</w:t>
             </w:r>
           </w:p>
@@ -5959,7 +7720,9 @@
             <w:tcW w:type="dxa" w:w="1440"/>
           </w:tcPr>
           <w:p>
-            <w:r>
+            <w:pPr/>
+            <w:r>
+              <w:rPr/>
               <w:t>5/5/0, 0.667</w:t>
             </w:r>
           </w:p>
@@ -5971,7 +7734,9 @@
             <w:tcW w:type="dxa" w:w="1440"/>
           </w:tcPr>
           <w:p>
-            <w:r>
+            <w:pPr/>
+            <w:r>
+              <w:rPr/>
               <w:t>Simile</w:t>
             </w:r>
           </w:p>
@@ -5981,7 +7746,9 @@
             <w:tcW w:type="dxa" w:w="1440"/>
           </w:tcPr>
           <w:p>
-            <w:r>
+            <w:pPr/>
+            <w:r>
+              <w:rPr/>
               <w:t>GPT-5.4 mini</w:t>
             </w:r>
           </w:p>
@@ -5991,7 +7758,9 @@
             <w:tcW w:type="dxa" w:w="1440"/>
           </w:tcPr>
           <w:p>
-            <w:r>
+            <w:pPr/>
+            <w:r>
+              <w:rPr/>
               <w:t>4/5/1, 0.571</w:t>
             </w:r>
           </w:p>
@@ -6001,7 +7770,9 @@
             <w:tcW w:type="dxa" w:w="1440"/>
           </w:tcPr>
           <w:p>
-            <w:r>
+            <w:pPr/>
+            <w:r>
+              <w:rPr/>
               <w:t>5/5/0, 0.667</w:t>
             </w:r>
           </w:p>
@@ -6011,7 +7782,9 @@
             <w:tcW w:type="dxa" w:w="1440"/>
           </w:tcPr>
           <w:p>
-            <w:r>
+            <w:pPr/>
+            <w:r>
+              <w:rPr/>
               <w:t>5/4/0, 0.714</w:t>
             </w:r>
           </w:p>
@@ -6021,7 +7794,9 @@
             <w:tcW w:type="dxa" w:w="1440"/>
           </w:tcPr>
           <w:p>
-            <w:r>
+            <w:pPr/>
+            <w:r>
+              <w:rPr/>
               <w:t>5/5/0, 0.667</w:t>
             </w:r>
           </w:p>
@@ -6033,7 +7808,9 @@
             <w:tcW w:type="dxa" w:w="1440"/>
           </w:tcPr>
           <w:p>
-            <w:r>
+            <w:pPr/>
+            <w:r>
+              <w:rPr/>
               <w:t>Simile</w:t>
             </w:r>
           </w:p>
@@ -6043,7 +7820,9 @@
             <w:tcW w:type="dxa" w:w="1440"/>
           </w:tcPr>
           <w:p>
-            <w:r>
+            <w:pPr/>
+            <w:r>
+              <w:rPr/>
               <w:t>Gemini 3.5 Flash</w:t>
             </w:r>
           </w:p>
@@ -6053,7 +7832,9 @@
             <w:tcW w:type="dxa" w:w="1440"/>
           </w:tcPr>
           <w:p>
-            <w:r>
+            <w:pPr/>
+            <w:r>
+              <w:rPr/>
               <w:t>4/5/1, 0.571</w:t>
             </w:r>
           </w:p>
@@ -6063,7 +7844,9 @@
             <w:tcW w:type="dxa" w:w="1440"/>
           </w:tcPr>
           <w:p>
-            <w:r>
+            <w:pPr/>
+            <w:r>
+              <w:rPr/>
               <w:t>4/5/1, 0.571</w:t>
             </w:r>
           </w:p>
@@ -6073,7 +7856,9 @@
             <w:tcW w:type="dxa" w:w="1440"/>
           </w:tcPr>
           <w:p>
-            <w:r>
+            <w:pPr/>
+            <w:r>
+              <w:rPr/>
               <w:t>5/5/0, 0.667</w:t>
             </w:r>
           </w:p>
@@ -6083,7 +7868,9 @@
             <w:tcW w:type="dxa" w:w="1440"/>
           </w:tcPr>
           <w:p>
-            <w:r>
+            <w:pPr/>
+            <w:r>
+              <w:rPr/>
               <w:t>4/6/1, 0.533</w:t>
             </w:r>
           </w:p>
@@ -6095,7 +7882,9 @@
             <w:tcW w:type="dxa" w:w="1440"/>
           </w:tcPr>
           <w:p>
-            <w:r>
+            <w:pPr/>
+            <w:r>
+              <w:rPr/>
               <w:t>Kenning</w:t>
             </w:r>
           </w:p>
@@ -6105,7 +7894,9 @@
             <w:tcW w:type="dxa" w:w="1440"/>
           </w:tcPr>
           <w:p>
-            <w:r>
+            <w:pPr/>
+            <w:r>
+              <w:rPr/>
               <w:t>Claude Sonnet 4.6</w:t>
             </w:r>
           </w:p>
@@ -6115,7 +7906,9 @@
             <w:tcW w:type="dxa" w:w="1440"/>
           </w:tcPr>
           <w:p>
-            <w:r>
+            <w:pPr/>
+            <w:r>
+              <w:rPr/>
               <w:t>1/0/16, 0.111</w:t>
             </w:r>
           </w:p>
@@ -6125,7 +7918,9 @@
             <w:tcW w:type="dxa" w:w="1440"/>
           </w:tcPr>
           <w:p>
-            <w:r>
+            <w:pPr/>
+            <w:r>
+              <w:rPr/>
               <w:t>1/2/16, 0.100</w:t>
             </w:r>
           </w:p>
@@ -6135,7 +7930,9 @@
             <w:tcW w:type="dxa" w:w="1440"/>
           </w:tcPr>
           <w:p>
-            <w:r>
+            <w:pPr/>
+            <w:r>
+              <w:rPr/>
               <w:t>3/4/14, 0.250</w:t>
             </w:r>
           </w:p>
@@ -6145,7 +7942,9 @@
             <w:tcW w:type="dxa" w:w="1440"/>
           </w:tcPr>
           <w:p>
-            <w:r>
+            <w:pPr/>
+            <w:r>
+              <w:rPr/>
               <w:t>3/6/14, 0.231</w:t>
             </w:r>
           </w:p>
@@ -6157,7 +7956,9 @@
             <w:tcW w:type="dxa" w:w="1440"/>
           </w:tcPr>
           <w:p>
-            <w:r>
+            <w:pPr/>
+            <w:r>
+              <w:rPr/>
               <w:t>Kenning</w:t>
             </w:r>
           </w:p>
@@ -6167,7 +7968,9 @@
             <w:tcW w:type="dxa" w:w="1440"/>
           </w:tcPr>
           <w:p>
-            <w:r>
+            <w:pPr/>
+            <w:r>
+              <w:rPr/>
               <w:t>GPT-5.4 mini</w:t>
             </w:r>
           </w:p>
@@ -6177,7 +7980,9 @@
             <w:tcW w:type="dxa" w:w="1440"/>
           </w:tcPr>
           <w:p>
-            <w:r>
+            <w:pPr/>
+            <w:r>
+              <w:rPr/>
               <w:t>2/1/15, 0.200</w:t>
             </w:r>
           </w:p>
@@ -6187,7 +7992,9 @@
             <w:tcW w:type="dxa" w:w="1440"/>
           </w:tcPr>
           <w:p>
-            <w:r>
+            <w:pPr/>
+            <w:r>
+              <w:rPr/>
               <w:t>2/0/15, 0.211</w:t>
             </w:r>
           </w:p>
@@ -6197,7 +8004,9 @@
             <w:tcW w:type="dxa" w:w="1440"/>
           </w:tcPr>
           <w:p>
-            <w:r>
+            <w:pPr/>
+            <w:r>
+              <w:rPr/>
               <w:t>2/4/15, 0.174</w:t>
             </w:r>
           </w:p>
@@ -6207,7 +8016,9 @@
             <w:tcW w:type="dxa" w:w="1440"/>
           </w:tcPr>
           <w:p>
-            <w:r>
+            <w:pPr/>
+            <w:r>
+              <w:rPr/>
               <w:t>2/6/15, 0.160</w:t>
             </w:r>
           </w:p>
@@ -6219,7 +8030,9 @@
             <w:tcW w:type="dxa" w:w="1440"/>
           </w:tcPr>
           <w:p>
-            <w:r>
+            <w:pPr/>
+            <w:r>
+              <w:rPr/>
               <w:t>Kenning</w:t>
             </w:r>
           </w:p>
@@ -6229,7 +8042,9 @@
             <w:tcW w:type="dxa" w:w="1440"/>
           </w:tcPr>
           <w:p>
-            <w:r>
+            <w:pPr/>
+            <w:r>
+              <w:rPr/>
               <w:t>Gemini 3.5 Flash</w:t>
             </w:r>
           </w:p>
@@ -6239,7 +8054,9 @@
             <w:tcW w:type="dxa" w:w="1440"/>
           </w:tcPr>
           <w:p>
-            <w:r>
+            <w:pPr/>
+            <w:r>
+              <w:rPr/>
               <w:t>2/2/15, 0.190</w:t>
             </w:r>
           </w:p>
@@ -6249,7 +8066,9 @@
             <w:tcW w:type="dxa" w:w="1440"/>
           </w:tcPr>
           <w:p>
-            <w:r>
+            <w:pPr/>
+            <w:r>
+              <w:rPr/>
               <w:t>1/3/16, 0.095</w:t>
             </w:r>
           </w:p>
@@ -6259,7 +8078,9 @@
             <w:tcW w:type="dxa" w:w="1440"/>
           </w:tcPr>
           <w:p>
-            <w:r>
+            <w:pPr/>
+            <w:r>
+              <w:rPr/>
               <w:t>6/2/11, 0.480</w:t>
             </w:r>
           </w:p>
@@ -6269,7 +8090,9 @@
             <w:tcW w:type="dxa" w:w="1440"/>
           </w:tcPr>
           <w:p>
-            <w:r>
+            <w:pPr/>
+            <w:r>
+              <w:rPr/>
               <w:t>4/4/13, 0.320</w:t>
             </w:r>
           </w:p>
@@ -6281,7 +8104,9 @@
             <w:tcW w:type="dxa" w:w="1440"/>
           </w:tcPr>
           <w:p>
-            <w:r>
+            <w:pPr/>
+            <w:r>
+              <w:rPr/>
               <w:t>Antonymy</w:t>
             </w:r>
           </w:p>
@@ -6291,7 +8116,9 @@
             <w:tcW w:type="dxa" w:w="1440"/>
           </w:tcPr>
           <w:p>
-            <w:r>
+            <w:pPr/>
+            <w:r>
+              <w:rPr/>
               <w:t>Claude Sonnet 4.6</w:t>
             </w:r>
           </w:p>
@@ -6301,7 +8128,9 @@
             <w:tcW w:type="dxa" w:w="1440"/>
           </w:tcPr>
           <w:p>
-            <w:r>
+            <w:pPr/>
+            <w:r>
+              <w:rPr/>
               <w:t>0/1/1, 0.000</w:t>
             </w:r>
           </w:p>
@@ -6311,7 +8140,9 @@
             <w:tcW w:type="dxa" w:w="1440"/>
           </w:tcPr>
           <w:p>
-            <w:r>
+            <w:pPr/>
+            <w:r>
+              <w:rPr/>
               <w:t>0/2/1, 0.000</w:t>
             </w:r>
           </w:p>
@@ -6321,7 +8152,9 @@
             <w:tcW w:type="dxa" w:w="1440"/>
           </w:tcPr>
           <w:p>
-            <w:r>
+            <w:pPr/>
+            <w:r>
+              <w:rPr/>
               <w:t>0/2/1, 0.000</w:t>
             </w:r>
           </w:p>
@@ -6331,7 +8164,9 @@
             <w:tcW w:type="dxa" w:w="1440"/>
           </w:tcPr>
           <w:p>
-            <w:r>
+            <w:pPr/>
+            <w:r>
+              <w:rPr/>
               <w:t>0/2/1, 0.000</w:t>
             </w:r>
           </w:p>
@@ -6343,7 +8178,9 @@
             <w:tcW w:type="dxa" w:w="1440"/>
           </w:tcPr>
           <w:p>
-            <w:r>
+            <w:pPr/>
+            <w:r>
+              <w:rPr/>
               <w:t>Antonymy</w:t>
             </w:r>
           </w:p>
@@ -6353,7 +8190,9 @@
             <w:tcW w:type="dxa" w:w="1440"/>
           </w:tcPr>
           <w:p>
-            <w:r>
+            <w:pPr/>
+            <w:r>
+              <w:rPr/>
               <w:t>GPT-5.4 mini</w:t>
             </w:r>
           </w:p>
@@ -6363,7 +8202,9 @@
             <w:tcW w:type="dxa" w:w="1440"/>
           </w:tcPr>
           <w:p>
-            <w:r>
+            <w:pPr/>
+            <w:r>
+              <w:rPr/>
               <w:t>0/1/1, 0.000</w:t>
             </w:r>
           </w:p>
@@ -6373,7 +8214,9 @@
             <w:tcW w:type="dxa" w:w="1440"/>
           </w:tcPr>
           <w:p>
-            <w:r>
+            <w:pPr/>
+            <w:r>
+              <w:rPr/>
               <w:t>0/1/1, 0.000</w:t>
             </w:r>
           </w:p>
@@ -6383,7 +8226,9 @@
             <w:tcW w:type="dxa" w:w="1440"/>
           </w:tcPr>
           <w:p>
-            <w:r>
+            <w:pPr/>
+            <w:r>
+              <w:rPr/>
               <w:t>0/1/1, 0.000</w:t>
             </w:r>
           </w:p>
@@ -6393,7 +8238,9 @@
             <w:tcW w:type="dxa" w:w="1440"/>
           </w:tcPr>
           <w:p>
-            <w:r>
+            <w:pPr/>
+            <w:r>
+              <w:rPr/>
               <w:t>0/1/1, 0.000</w:t>
             </w:r>
           </w:p>
@@ -6405,7 +8252,9 @@
             <w:tcW w:type="dxa" w:w="1440"/>
           </w:tcPr>
           <w:p>
-            <w:r>
+            <w:pPr/>
+            <w:r>
+              <w:rPr/>
               <w:t>Antonymy</w:t>
             </w:r>
           </w:p>
@@ -6415,7 +8264,9 @@
             <w:tcW w:type="dxa" w:w="1440"/>
           </w:tcPr>
           <w:p>
-            <w:r>
+            <w:pPr/>
+            <w:r>
+              <w:rPr/>
               <w:t>Gemini 3.5 Flash</w:t>
             </w:r>
           </w:p>
@@ -6425,7 +8276,9 @@
             <w:tcW w:type="dxa" w:w="1440"/>
           </w:tcPr>
           <w:p>
-            <w:r>
+            <w:pPr/>
+            <w:r>
+              <w:rPr/>
               <w:t>1/0/0, 1.000</w:t>
             </w:r>
           </w:p>
@@ -6435,7 +8288,9 @@
             <w:tcW w:type="dxa" w:w="1440"/>
           </w:tcPr>
           <w:p>
-            <w:r>
+            <w:pPr/>
+            <w:r>
+              <w:rPr/>
               <w:t>0/1/1, 0.000</w:t>
             </w:r>
           </w:p>
@@ -6445,7 +8300,9 @@
             <w:tcW w:type="dxa" w:w="1440"/>
           </w:tcPr>
           <w:p>
-            <w:r>
+            <w:pPr/>
+            <w:r>
+              <w:rPr/>
               <w:t>0/3/1, 0.000</w:t>
             </w:r>
           </w:p>
@@ -6455,7 +8312,9 @@
             <w:tcW w:type="dxa" w:w="1440"/>
           </w:tcPr>
           <w:p>
-            <w:r>
+            <w:pPr/>
+            <w:r>
+              <w:rPr/>
               <w:t>0/3/1, 0.000</w:t>
             </w:r>
           </w:p>
@@ -6463,6 +8322,7 @@
       </w:tr>
     </w:tbl>
     <w:p>
+      <w:pPr/>
       <w:r>
         <w:rPr>
           <w:b/>
@@ -6490,7 +8350,9 @@
             <w:tcW w:type="dxa" w:w="1440"/>
           </w:tcPr>
           <w:p>
-            <w:r>
+            <w:pPr/>
+            <w:r>
+              <w:rPr/>
               <w:t>Element</w:t>
             </w:r>
           </w:p>
@@ -6500,7 +8362,9 @@
             <w:tcW w:type="dxa" w:w="1440"/>
           </w:tcPr>
           <w:p>
-            <w:r>
+            <w:pPr/>
+            <w:r>
+              <w:rPr/>
               <w:t>Model</w:t>
             </w:r>
           </w:p>
@@ -6510,7 +8374,9 @@
             <w:tcW w:type="dxa" w:w="1440"/>
           </w:tcPr>
           <w:p>
-            <w:r>
+            <w:pPr/>
+            <w:r>
+              <w:rPr/>
               <w:t>Mode A (verse, all-4) TP/FP/FN</w:t>
             </w:r>
           </w:p>
@@ -6520,7 +8386,9 @@
             <w:tcW w:type="dxa" w:w="1440"/>
           </w:tcPr>
           <w:p>
-            <w:r>
+            <w:pPr/>
+            <w:r>
+              <w:rPr/>
               <w:t>F1 (strict)</w:t>
             </w:r>
           </w:p>
@@ -6530,7 +8398,9 @@
             <w:tcW w:type="dxa" w:w="1440"/>
           </w:tcPr>
           <w:p>
-            <w:r>
+            <w:pPr/>
+            <w:r>
+              <w:rPr/>
               <w:t>F1 (token)</w:t>
             </w:r>
           </w:p>
@@ -6540,7 +8410,9 @@
             <w:tcW w:type="dxa" w:w="1440"/>
           </w:tcPr>
           <w:p>
-            <w:r>
+            <w:pPr/>
+            <w:r>
+              <w:rPr/>
               <w:t>Run-agree</w:t>
             </w:r>
           </w:p>
@@ -6552,7 +8424,9 @@
             <w:tcW w:type="dxa" w:w="1440"/>
           </w:tcPr>
           <w:p>
-            <w:r>
+            <w:pPr/>
+            <w:r>
+              <w:rPr/>
               <w:t>Trope</w:t>
             </w:r>
           </w:p>
@@ -6562,7 +8436,9 @@
             <w:tcW w:type="dxa" w:w="1440"/>
           </w:tcPr>
           <w:p>
-            <w:r>
+            <w:pPr/>
+            <w:r>
+              <w:rPr/>
               <w:t>GPT-5.4 mini</w:t>
             </w:r>
           </w:p>
@@ -6572,7 +8448,9 @@
             <w:tcW w:type="dxa" w:w="1440"/>
           </w:tcPr>
           <w:p>
-            <w:r>
+            <w:pPr/>
+            <w:r>
+              <w:rPr/>
               <w:t>6/21/46</w:t>
             </w:r>
           </w:p>
@@ -6582,7 +8460,9 @@
             <w:tcW w:type="dxa" w:w="1440"/>
           </w:tcPr>
           <w:p>
-            <w:r>
+            <w:pPr/>
+            <w:r>
+              <w:rPr/>
               <w:t>0.152</w:t>
             </w:r>
           </w:p>
@@ -6592,7 +8472,9 @@
             <w:tcW w:type="dxa" w:w="1440"/>
           </w:tcPr>
           <w:p>
-            <w:r>
+            <w:pPr/>
+            <w:r>
+              <w:rPr/>
               <w:t>0.177</w:t>
             </w:r>
           </w:p>
@@ -6602,7 +8484,9 @@
             <w:tcW w:type="dxa" w:w="1440"/>
           </w:tcPr>
           <w:p>
-            <w:r>
+            <w:pPr/>
+            <w:r>
+              <w:rPr/>
               <w:t>44/49</w:t>
             </w:r>
           </w:p>
@@ -6614,7 +8498,9 @@
             <w:tcW w:type="dxa" w:w="1440"/>
           </w:tcPr>
           <w:p>
-            <w:r>
+            <w:pPr/>
+            <w:r>
+              <w:rPr/>
               <w:t>Trope</w:t>
             </w:r>
           </w:p>
@@ -6624,7 +8510,9 @@
             <w:tcW w:type="dxa" w:w="1440"/>
           </w:tcPr>
           <w:p>
-            <w:r>
+            <w:pPr/>
+            <w:r>
+              <w:rPr/>
               <w:t>Gemini 3.5 Flash</w:t>
             </w:r>
           </w:p>
@@ -6634,7 +8522,9 @@
             <w:tcW w:type="dxa" w:w="1440"/>
           </w:tcPr>
           <w:p>
-            <w:r>
+            <w:pPr/>
+            <w:r>
+              <w:rPr/>
               <w:t>15/8/37</w:t>
             </w:r>
           </w:p>
@@ -6644,7 +8534,9 @@
             <w:tcW w:type="dxa" w:w="1440"/>
           </w:tcPr>
           <w:p>
-            <w:r>
+            <w:pPr/>
+            <w:r>
+              <w:rPr/>
               <w:t>0.400</w:t>
             </w:r>
           </w:p>
@@ -6654,7 +8546,9 @@
             <w:tcW w:type="dxa" w:w="1440"/>
           </w:tcPr>
           <w:p>
-            <w:r>
+            <w:pPr/>
+            <w:r>
+              <w:rPr/>
               <w:t>0.400</w:t>
             </w:r>
           </w:p>
@@ -6664,7 +8558,9 @@
             <w:tcW w:type="dxa" w:w="1440"/>
           </w:tcPr>
           <w:p>
-            <w:r>
+            <w:pPr/>
+            <w:r>
+              <w:rPr/>
               <w:t>47/50</w:t>
             </w:r>
           </w:p>
@@ -6676,7 +8572,9 @@
             <w:tcW w:type="dxa" w:w="1440"/>
           </w:tcPr>
           <w:p>
-            <w:r>
+            <w:pPr/>
+            <w:r>
+              <w:rPr/>
               <w:t>Trope</w:t>
             </w:r>
           </w:p>
@@ -6686,7 +8584,9 @@
             <w:tcW w:type="dxa" w:w="1440"/>
           </w:tcPr>
           <w:p>
-            <w:r>
+            <w:pPr/>
+            <w:r>
+              <w:rPr/>
               <w:t>Claude Sonnet 4.6</w:t>
             </w:r>
           </w:p>
@@ -6696,7 +8596,9 @@
             <w:tcW w:type="dxa" w:w="1440"/>
           </w:tcPr>
           <w:p>
-            <w:r>
+            <w:pPr/>
+            <w:r>
+              <w:rPr/>
               <w:t>5/7/47</w:t>
             </w:r>
           </w:p>
@@ -6706,7 +8608,9 @@
             <w:tcW w:type="dxa" w:w="1440"/>
           </w:tcPr>
           <w:p>
-            <w:r>
+            <w:pPr/>
+            <w:r>
+              <w:rPr/>
               <w:t>0.156</w:t>
             </w:r>
           </w:p>
@@ -6716,7 +8620,9 @@
             <w:tcW w:type="dxa" w:w="1440"/>
           </w:tcPr>
           <w:p>
-            <w:r>
+            <w:pPr/>
+            <w:r>
+              <w:rPr/>
               <w:t>0.156</w:t>
             </w:r>
           </w:p>
@@ -6726,7 +8632,9 @@
             <w:tcW w:type="dxa" w:w="1440"/>
           </w:tcPr>
           <w:p>
-            <w:r>
+            <w:pPr/>
+            <w:r>
+              <w:rPr/>
               <w:t>50/50</w:t>
             </w:r>
           </w:p>
@@ -6738,7 +8646,9 @@
             <w:tcW w:type="dxa" w:w="1440"/>
           </w:tcPr>
           <w:p>
-            <w:r>
+            <w:pPr/>
+            <w:r>
+              <w:rPr/>
               <w:t>Simile</w:t>
             </w:r>
           </w:p>
@@ -6748,7 +8658,9 @@
             <w:tcW w:type="dxa" w:w="1440"/>
           </w:tcPr>
           <w:p>
-            <w:r>
+            <w:pPr/>
+            <w:r>
+              <w:rPr/>
               <w:t>GPT-5.4 mini</w:t>
             </w:r>
           </w:p>
@@ -6758,7 +8670,9 @@
             <w:tcW w:type="dxa" w:w="1440"/>
           </w:tcPr>
           <w:p>
-            <w:r>
+            <w:pPr/>
+            <w:r>
+              <w:rPr/>
               <w:t>9/3/6</w:t>
             </w:r>
           </w:p>
@@ -6768,7 +8682,9 @@
             <w:tcW w:type="dxa" w:w="1440"/>
           </w:tcPr>
           <w:p>
-            <w:r>
+            <w:pPr/>
+            <w:r>
+              <w:rPr/>
               <w:t>0.667</w:t>
             </w:r>
           </w:p>
@@ -6778,7 +8694,9 @@
             <w:tcW w:type="dxa" w:w="1440"/>
           </w:tcPr>
           <w:p>
-            <w:r>
+            <w:pPr/>
+            <w:r>
+              <w:rPr/>
               <w:t>0.593</w:t>
             </w:r>
           </w:p>
@@ -6788,7 +8706,9 @@
             <w:tcW w:type="dxa" w:w="1440"/>
           </w:tcPr>
           <w:p>
-            <w:r>
+            <w:pPr/>
+            <w:r>
+              <w:rPr/>
               <w:t>49/49</w:t>
             </w:r>
           </w:p>
@@ -6800,7 +8720,9 @@
             <w:tcW w:type="dxa" w:w="1440"/>
           </w:tcPr>
           <w:p>
-            <w:r>
+            <w:pPr/>
+            <w:r>
+              <w:rPr/>
               <w:t>Simile</w:t>
             </w:r>
           </w:p>
@@ -6810,7 +8732,9 @@
             <w:tcW w:type="dxa" w:w="1440"/>
           </w:tcPr>
           <w:p>
-            <w:r>
+            <w:pPr/>
+            <w:r>
+              <w:rPr/>
               <w:t>Gemini 3.5 Flash</w:t>
             </w:r>
           </w:p>
@@ -6820,7 +8744,9 @@
             <w:tcW w:type="dxa" w:w="1440"/>
           </w:tcPr>
           <w:p>
-            <w:r>
+            <w:pPr/>
+            <w:r>
+              <w:rPr/>
               <w:t>9/2/6</w:t>
             </w:r>
           </w:p>
@@ -6830,7 +8756,9 @@
             <w:tcW w:type="dxa" w:w="1440"/>
           </w:tcPr>
           <w:p>
-            <w:r>
+            <w:pPr/>
+            <w:r>
+              <w:rPr/>
               <w:t>0.692</w:t>
             </w:r>
           </w:p>
@@ -6840,7 +8768,9 @@
             <w:tcW w:type="dxa" w:w="1440"/>
           </w:tcPr>
           <w:p>
-            <w:r>
+            <w:pPr/>
+            <w:r>
+              <w:rPr/>
               <w:t>0.692</w:t>
             </w:r>
           </w:p>
@@ -6850,7 +8780,9 @@
             <w:tcW w:type="dxa" w:w="1440"/>
           </w:tcPr>
           <w:p>
-            <w:r>
+            <w:pPr/>
+            <w:r>
+              <w:rPr/>
               <w:t>48/50</w:t>
             </w:r>
           </w:p>
@@ -6862,7 +8794,9 @@
             <w:tcW w:type="dxa" w:w="1440"/>
           </w:tcPr>
           <w:p>
-            <w:r>
+            <w:pPr/>
+            <w:r>
+              <w:rPr/>
               <w:t>Simile</w:t>
             </w:r>
           </w:p>
@@ -6872,7 +8806,9 @@
             <w:tcW w:type="dxa" w:w="1440"/>
           </w:tcPr>
           <w:p>
-            <w:r>
+            <w:pPr/>
+            <w:r>
+              <w:rPr/>
               <w:t>Claude Sonnet 4.6</w:t>
             </w:r>
           </w:p>
@@ -6882,7 +8818,9 @@
             <w:tcW w:type="dxa" w:w="1440"/>
           </w:tcPr>
           <w:p>
-            <w:r>
+            <w:pPr/>
+            <w:r>
+              <w:rPr/>
               <w:t>9/3/6</w:t>
             </w:r>
           </w:p>
@@ -6892,7 +8830,9 @@
             <w:tcW w:type="dxa" w:w="1440"/>
           </w:tcPr>
           <w:p>
-            <w:r>
+            <w:pPr/>
+            <w:r>
+              <w:rPr/>
               <w:t>0.667</w:t>
             </w:r>
           </w:p>
@@ -6902,7 +8842,9 @@
             <w:tcW w:type="dxa" w:w="1440"/>
           </w:tcPr>
           <w:p>
-            <w:r>
+            <w:pPr/>
+            <w:r>
+              <w:rPr/>
               <w:t>0.741</w:t>
             </w:r>
           </w:p>
@@ -6912,7 +8854,9 @@
             <w:tcW w:type="dxa" w:w="1440"/>
           </w:tcPr>
           <w:p>
-            <w:r>
+            <w:pPr/>
+            <w:r>
+              <w:rPr/>
               <w:t>50/50</w:t>
             </w:r>
           </w:p>
@@ -6924,7 +8868,9 @@
             <w:tcW w:type="dxa" w:w="1440"/>
           </w:tcPr>
           <w:p>
-            <w:r>
+            <w:pPr/>
+            <w:r>
+              <w:rPr/>
               <w:t>Kenning</w:t>
             </w:r>
           </w:p>
@@ -6934,7 +8880,9 @@
             <w:tcW w:type="dxa" w:w="1440"/>
           </w:tcPr>
           <w:p>
-            <w:r>
+            <w:pPr/>
+            <w:r>
+              <w:rPr/>
               <w:t>GPT-5.4 mini</w:t>
             </w:r>
           </w:p>
@@ -6944,7 +8892,9 @@
             <w:tcW w:type="dxa" w:w="1440"/>
           </w:tcPr>
           <w:p>
-            <w:r>
+            <w:pPr/>
+            <w:r>
+              <w:rPr/>
               <w:t>5/13/47</w:t>
             </w:r>
           </w:p>
@@ -6954,7 +8904,9 @@
             <w:tcW w:type="dxa" w:w="1440"/>
           </w:tcPr>
           <w:p>
-            <w:r>
+            <w:pPr/>
+            <w:r>
+              <w:rPr/>
               <w:t>0.143</w:t>
             </w:r>
           </w:p>
@@ -6964,7 +8916,9 @@
             <w:tcW w:type="dxa" w:w="1440"/>
           </w:tcPr>
           <w:p>
-            <w:r>
+            <w:pPr/>
+            <w:r>
+              <w:rPr/>
               <w:t>0.171</w:t>
             </w:r>
           </w:p>
@@ -6974,7 +8928,9 @@
             <w:tcW w:type="dxa" w:w="1440"/>
           </w:tcPr>
           <w:p>
-            <w:r>
+            <w:pPr/>
+            <w:r>
+              <w:rPr/>
               <w:t>44/49</w:t>
             </w:r>
           </w:p>
@@ -6986,7 +8942,9 @@
             <w:tcW w:type="dxa" w:w="1440"/>
           </w:tcPr>
           <w:p>
-            <w:r>
+            <w:pPr/>
+            <w:r>
+              <w:rPr/>
               <w:t>Kenning</w:t>
             </w:r>
           </w:p>
@@ -6996,7 +8954,9 @@
             <w:tcW w:type="dxa" w:w="1440"/>
           </w:tcPr>
           <w:p>
-            <w:r>
+            <w:pPr/>
+            <w:r>
+              <w:rPr/>
               <w:t>Gemini 3.5 Flash</w:t>
             </w:r>
           </w:p>
@@ -7006,7 +8966,9 @@
             <w:tcW w:type="dxa" w:w="1440"/>
           </w:tcPr>
           <w:p>
-            <w:r>
+            <w:pPr/>
+            <w:r>
+              <w:rPr/>
               <w:t>10/7/42</w:t>
             </w:r>
           </w:p>
@@ -7016,7 +8978,9 @@
             <w:tcW w:type="dxa" w:w="1440"/>
           </w:tcPr>
           <w:p>
-            <w:r>
+            <w:pPr/>
+            <w:r>
+              <w:rPr/>
               <w:t>0.290</w:t>
             </w:r>
           </w:p>
@@ -7026,7 +8990,9 @@
             <w:tcW w:type="dxa" w:w="1440"/>
           </w:tcPr>
           <w:p>
-            <w:r>
+            <w:pPr/>
+            <w:r>
+              <w:rPr/>
               <w:t>0.319</w:t>
             </w:r>
           </w:p>
@@ -7036,7 +9002,9 @@
             <w:tcW w:type="dxa" w:w="1440"/>
           </w:tcPr>
           <w:p>
-            <w:r>
+            <w:pPr/>
+            <w:r>
+              <w:rPr/>
               <w:t>45/50</w:t>
             </w:r>
           </w:p>
@@ -7048,7 +9016,9 @@
             <w:tcW w:type="dxa" w:w="1440"/>
           </w:tcPr>
           <w:p>
-            <w:r>
+            <w:pPr/>
+            <w:r>
+              <w:rPr/>
               <w:t>Kenning</w:t>
             </w:r>
           </w:p>
@@ -7058,7 +9028,9 @@
             <w:tcW w:type="dxa" w:w="1440"/>
           </w:tcPr>
           <w:p>
-            <w:r>
+            <w:pPr/>
+            <w:r>
+              <w:rPr/>
               <w:t>Claude Sonnet 4.6</w:t>
             </w:r>
           </w:p>
@@ -7068,7 +9040,9 @@
             <w:tcW w:type="dxa" w:w="1440"/>
           </w:tcPr>
           <w:p>
-            <w:r>
+            <w:pPr/>
+            <w:r>
+              <w:rPr/>
               <w:t>13/12/39</w:t>
             </w:r>
           </w:p>
@@ -7078,7 +9052,9 @@
             <w:tcW w:type="dxa" w:w="1440"/>
           </w:tcPr>
           <w:p>
-            <w:r>
+            <w:pPr/>
+            <w:r>
+              <w:rPr/>
               <w:t>0.338</w:t>
             </w:r>
           </w:p>
@@ -7088,7 +9064,9 @@
             <w:tcW w:type="dxa" w:w="1440"/>
           </w:tcPr>
           <w:p>
-            <w:r>
+            <w:pPr/>
+            <w:r>
+              <w:rPr/>
               <w:t>0.390</w:t>
             </w:r>
           </w:p>
@@ -7098,7 +9076,9 @@
             <w:tcW w:type="dxa" w:w="1440"/>
           </w:tcPr>
           <w:p>
-            <w:r>
+            <w:pPr/>
+            <w:r>
+              <w:rPr/>
               <w:t>48/50</w:t>
             </w:r>
           </w:p>
@@ -7110,7 +9090,9 @@
             <w:tcW w:type="dxa" w:w="1440"/>
           </w:tcPr>
           <w:p>
-            <w:r>
+            <w:pPr/>
+            <w:r>
+              <w:rPr/>
               <w:t>Antonymy</w:t>
             </w:r>
           </w:p>
@@ -7120,7 +9102,9 @@
             <w:tcW w:type="dxa" w:w="1440"/>
           </w:tcPr>
           <w:p>
-            <w:r>
+            <w:pPr/>
+            <w:r>
+              <w:rPr/>
               <w:t>GPT-5.4 mini</w:t>
             </w:r>
           </w:p>
@@ -7130,7 +9114,9 @@
             <w:tcW w:type="dxa" w:w="1440"/>
           </w:tcPr>
           <w:p>
-            <w:r>
+            <w:pPr/>
+            <w:r>
+              <w:rPr/>
               <w:t>1/4/3</w:t>
             </w:r>
           </w:p>
@@ -7140,7 +9126,9 @@
             <w:tcW w:type="dxa" w:w="1440"/>
           </w:tcPr>
           <w:p>
-            <w:r>
+            <w:pPr/>
+            <w:r>
+              <w:rPr/>
               <w:t>0.222</w:t>
             </w:r>
           </w:p>
@@ -7150,7 +9138,9 @@
             <w:tcW w:type="dxa" w:w="1440"/>
           </w:tcPr>
           <w:p>
-            <w:r>
+            <w:pPr/>
+            <w:r>
+              <w:rPr/>
               <w:t>0.444</w:t>
             </w:r>
           </w:p>
@@ -7160,7 +9150,9 @@
             <w:tcW w:type="dxa" w:w="1440"/>
           </w:tcPr>
           <w:p>
-            <w:r>
+            <w:pPr/>
+            <w:r>
+              <w:rPr/>
               <w:t>49/49</w:t>
             </w:r>
           </w:p>
@@ -7172,7 +9164,9 @@
             <w:tcW w:type="dxa" w:w="1440"/>
           </w:tcPr>
           <w:p>
-            <w:r>
+            <w:pPr/>
+            <w:r>
+              <w:rPr/>
               <w:t>Antonymy</w:t>
             </w:r>
           </w:p>
@@ -7182,7 +9176,9 @@
             <w:tcW w:type="dxa" w:w="1440"/>
           </w:tcPr>
           <w:p>
-            <w:r>
+            <w:pPr/>
+            <w:r>
+              <w:rPr/>
               <w:t>Gemini 3.5 Flash</w:t>
             </w:r>
           </w:p>
@@ -7192,7 +9188,9 @@
             <w:tcW w:type="dxa" w:w="1440"/>
           </w:tcPr>
           <w:p>
-            <w:r>
+            <w:pPr/>
+            <w:r>
+              <w:rPr/>
               <w:t>1/5/3</w:t>
             </w:r>
           </w:p>
@@ -7202,7 +9200,9 @@
             <w:tcW w:type="dxa" w:w="1440"/>
           </w:tcPr>
           <w:p>
-            <w:r>
+            <w:pPr/>
+            <w:r>
+              <w:rPr/>
               <w:t>0.200</w:t>
             </w:r>
           </w:p>
@@ -7212,7 +9212,9 @@
             <w:tcW w:type="dxa" w:w="1440"/>
           </w:tcPr>
           <w:p>
-            <w:r>
+            <w:pPr/>
+            <w:r>
+              <w:rPr/>
               <w:t>0.400</w:t>
             </w:r>
           </w:p>
@@ -7222,7 +9224,9 @@
             <w:tcW w:type="dxa" w:w="1440"/>
           </w:tcPr>
           <w:p>
-            <w:r>
+            <w:pPr/>
+            <w:r>
+              <w:rPr/>
               <w:t>50/50</w:t>
             </w:r>
           </w:p>
@@ -7234,7 +9238,9 @@
             <w:tcW w:type="dxa" w:w="1440"/>
           </w:tcPr>
           <w:p>
-            <w:r>
+            <w:pPr/>
+            <w:r>
+              <w:rPr/>
               <w:t>Antonymy</w:t>
             </w:r>
           </w:p>
@@ -7244,7 +9250,9 @@
             <w:tcW w:type="dxa" w:w="1440"/>
           </w:tcPr>
           <w:p>
-            <w:r>
+            <w:pPr/>
+            <w:r>
+              <w:rPr/>
               <w:t>Claude Sonnet 4.6</w:t>
             </w:r>
           </w:p>
@@ -7254,7 +9262,9 @@
             <w:tcW w:type="dxa" w:w="1440"/>
           </w:tcPr>
           <w:p>
-            <w:r>
+            <w:pPr/>
+            <w:r>
+              <w:rPr/>
               <w:t>1/3/3</w:t>
             </w:r>
           </w:p>
@@ -7264,7 +9274,9 @@
             <w:tcW w:type="dxa" w:w="1440"/>
           </w:tcPr>
           <w:p>
-            <w:r>
+            <w:pPr/>
+            <w:r>
+              <w:rPr/>
               <w:t>0.250</w:t>
             </w:r>
           </w:p>
@@ -7274,7 +9286,9 @@
             <w:tcW w:type="dxa" w:w="1440"/>
           </w:tcPr>
           <w:p>
-            <w:r>
+            <w:pPr/>
+            <w:r>
+              <w:rPr/>
               <w:t>0.500</w:t>
             </w:r>
           </w:p>
@@ -7284,7 +9298,9 @@
             <w:tcW w:type="dxa" w:w="1440"/>
           </w:tcPr>
           <w:p>
-            <w:r>
+            <w:pPr/>
+            <w:r>
+              <w:rPr/>
               <w:t>49/50</w:t>
             </w:r>
           </w:p>
@@ -7296,6 +9312,7 @@
         <w:pStyle w:val="Heading3"/>
       </w:pPr>
       <w:r>
+        <w:rPr/>
         <w:t>A.7 Full cost breakdown</w:t>
       </w:r>
     </w:p>
@@ -7315,7 +9332,9 @@
             <w:tcW w:type="dxa" w:w="4320"/>
           </w:tcPr>
           <w:p>
-            <w:r>
+            <w:pPr/>
+            <w:r>
+              <w:rPr/>
               <w:t>Stage</w:t>
             </w:r>
           </w:p>
@@ -7325,7 +9344,9 @@
             <w:tcW w:type="dxa" w:w="4320"/>
           </w:tcPr>
           <w:p>
-            <w:r>
+            <w:pPr/>
+            <w:r>
+              <w:rPr/>
               <w:t>Cost (USD)</w:t>
             </w:r>
           </w:p>
@@ -7337,7 +9358,9 @@
             <w:tcW w:type="dxa" w:w="4320"/>
           </w:tcPr>
           <w:p>
-            <w:r>
+            <w:pPr/>
+            <w:r>
+              <w:rPr/>
               <w:t>Original single-poem pilot (Imru2, baseline prompt)</w:t>
             </w:r>
           </w:p>
@@ -7347,7 +9370,9 @@
             <w:tcW w:type="dxa" w:w="4320"/>
           </w:tcPr>
           <w:p>
-            <w:r>
+            <w:pPr/>
+            <w:r>
+              <w:rPr/>
               <w:t>$0.15</w:t>
             </w:r>
           </w:p>
@@ -7359,7 +9384,9 @@
             <w:tcW w:type="dxa" w:w="4320"/>
           </w:tcPr>
           <w:p>
-            <w:r>
+            <w:pPr/>
+            <w:r>
+              <w:rPr/>
               <w:t>DEV Nabigha baseline run</w:t>
             </w:r>
           </w:p>
@@ -7369,7 +9396,9 @@
             <w:tcW w:type="dxa" w:w="4320"/>
           </w:tcPr>
           <w:p>
-            <w:r>
+            <w:pPr/>
+            <w:r>
+              <w:rPr/>
               <w:t>$0.13</w:t>
             </w:r>
           </w:p>
@@ -7381,7 +9410,9 @@
             <w:tcW w:type="dxa" w:w="4320"/>
           </w:tcPr>
           <w:p>
-            <w:r>
+            <w:pPr/>
+            <w:r>
+              <w:rPr/>
               <w:t>DEV prompt-variant tuning (v1-v4 + ablations)</w:t>
             </w:r>
           </w:p>
@@ -7391,7 +9422,9 @@
             <w:tcW w:type="dxa" w:w="4320"/>
           </w:tcPr>
           <w:p>
-            <w:r>
+            <w:pPr/>
+            <w:r>
+              <w:rPr/>
               <w:t>$1.72</w:t>
             </w:r>
           </w:p>
@@ -7403,7 +9436,9 @@
             <w:tcW w:type="dxa" w:w="4320"/>
           </w:tcPr>
           <w:p>
-            <w:r>
+            <w:pPr/>
+            <w:r>
+              <w:rPr/>
               <w:t>Per-element decomposition (supplementary, DEV)</w:t>
             </w:r>
           </w:p>
@@ -7413,7 +9448,9 @@
             <w:tcW w:type="dxa" w:w="4320"/>
           </w:tcPr>
           <w:p>
-            <w:r>
+            <w:pPr/>
+            <w:r>
+              <w:rPr/>
               <w:t>$0.67</w:t>
             </w:r>
           </w:p>
@@ -7425,7 +9462,9 @@
             <w:tcW w:type="dxa" w:w="4320"/>
           </w:tcPr>
           <w:p>
-            <w:r>
+            <w:pPr/>
+            <w:r>
+              <w:rPr/>
               <w:t>Frozen TEST run (baseline + v4combined)</w:t>
             </w:r>
           </w:p>
@@ -7435,7 +9474,9 @@
             <w:tcW w:type="dxa" w:w="4320"/>
           </w:tcPr>
           <w:p>
-            <w:r>
+            <w:pPr/>
+            <w:r>
+              <w:rPr/>
               <w:t>$1.85</w:t>
             </w:r>
           </w:p>
@@ -7447,7 +9488,9 @@
             <w:tcW w:type="dxa" w:w="4320"/>
           </w:tcPr>
           <w:p>
-            <w:r>
+            <w:pPr/>
+            <w:r>
+              <w:rPr/>
               <w:t>Per-verse granularity grid (supplementary, DEV, incl. Nabigha replication)</w:t>
             </w:r>
           </w:p>
@@ -7457,7 +9500,9 @@
             <w:tcW w:type="dxa" w:w="4320"/>
           </w:tcPr>
           <w:p>
-            <w:r>
+            <w:pPr/>
+            <w:r>
+              <w:rPr/>
               <w:t>$3.64</w:t>
             </w:r>
           </w:p>
@@ -7469,7 +9514,9 @@
             <w:tcW w:type="dxa" w:w="4320"/>
           </w:tcPr>
           <w:p>
-            <w:r>
+            <w:pPr/>
+            <w:r>
+              <w:rPr/>
               <w:t>Total</w:t>
             </w:r>
           </w:p>
@@ -7479,7 +9526,9 @@
             <w:tcW w:type="dxa" w:w="4320"/>
           </w:tcPr>
           <w:p>
-            <w:r>
+            <w:pPr/>
+            <w:r>
+              <w:rPr/>
               <w:t>$8.16</w:t>
             </w:r>
           </w:p>
